--- a/Documentation/Progress & Ideas/Ideas & Progress.docx
+++ b/Documentation/Progress & Ideas/Ideas & Progress.docx
@@ -1,6 +1,6 @@
 
 <file path=word/document.xml><?xml version="1.0" encoding="utf-8"?>
-<w:document xmlns:wpc="http://schemas.microsoft.com/office/word/2010/wordprocessingCanvas" xmlns:cx="http://schemas.microsoft.com/office/drawing/2014/chartex" xmlns:cx1="http://schemas.microsoft.com/office/drawing/2015/9/8/chartex" xmlns:mc="http://schemas.openxmlformats.org/markup-compatibility/2006" xmlns:o="urn:schemas-microsoft-com:office:office" xmlns:r="http://schemas.openxmlformats.org/officeDocument/2006/relationships" xmlns:m="http://schemas.openxmlformats.org/officeDocument/2006/math" xmlns:v="urn:schemas-microsoft-com:vml" xmlns:wp14="http://schemas.microsoft.com/office/word/2010/wordprocessingDrawing" xmlns:wp="http://schemas.openxmlformats.org/drawingml/2006/wordprocessingDrawing" xmlns:w10="urn:schemas-microsoft-com:office:word" xmlns:w="http://schemas.openxmlformats.org/wordprocessingml/2006/main" xmlns:w14="http://schemas.microsoft.com/office/word/2010/wordml" xmlns:w15="http://schemas.microsoft.com/office/word/2012/wordml" xmlns:w16se="http://schemas.microsoft.com/office/word/2015/wordml/symex" xmlns:wpg="http://schemas.microsoft.com/office/word/2010/wordprocessingGroup" xmlns:wpi="http://schemas.microsoft.com/office/word/2010/wordprocessingInk" xmlns:wne="http://schemas.microsoft.com/office/word/2006/wordml" xmlns:wps="http://schemas.microsoft.com/office/word/2010/wordprocessingShape" mc:Ignorable="w14 w15 w16se wp14">
+<w:document xmlns:wpc="http://schemas.microsoft.com/office/word/2010/wordprocessingCanvas" xmlns:cx="http://schemas.microsoft.com/office/drawing/2014/chartex" xmlns:cx1="http://schemas.microsoft.com/office/drawing/2015/9/8/chartex" xmlns:cx2="http://schemas.microsoft.com/office/drawing/2015/10/21/chartex" xmlns:cx3="http://schemas.microsoft.com/office/drawing/2016/5/9/chartex" xmlns:cx4="http://schemas.microsoft.com/office/drawing/2016/5/10/chartex" xmlns:cx5="http://schemas.microsoft.com/office/drawing/2016/5/11/chartex" xmlns:cx6="http://schemas.microsoft.com/office/drawing/2016/5/12/chartex" xmlns:cx7="http://schemas.microsoft.com/office/drawing/2016/5/13/chartex" xmlns:cx8="http://schemas.microsoft.com/office/drawing/2016/5/14/chartex" xmlns:mc="http://schemas.openxmlformats.org/markup-compatibility/2006" xmlns:aink="http://schemas.microsoft.com/office/drawing/2016/ink" xmlns:am3d="http://schemas.microsoft.com/office/drawing/2017/model3d" xmlns:o="urn:schemas-microsoft-com:office:office" xmlns:oel="http://schemas.microsoft.com/office/2019/extlst" xmlns:r="http://schemas.openxmlformats.org/officeDocument/2006/relationships" xmlns:m="http://schemas.openxmlformats.org/officeDocument/2006/math" xmlns:v="urn:schemas-microsoft-com:vml" xmlns:wp14="http://schemas.microsoft.com/office/word/2010/wordprocessingDrawing" xmlns:wp="http://schemas.openxmlformats.org/drawingml/2006/wordprocessingDrawing" xmlns:w10="urn:schemas-microsoft-com:office:word" xmlns:w="http://schemas.openxmlformats.org/wordprocessingml/2006/main" xmlns:w14="http://schemas.microsoft.com/office/word/2010/wordml" xmlns:w15="http://schemas.microsoft.com/office/word/2012/wordml" xmlns:w16cex="http://schemas.microsoft.com/office/word/2018/wordml/cex" xmlns:w16cid="http://schemas.microsoft.com/office/word/2016/wordml/cid" xmlns:w16="http://schemas.microsoft.com/office/word/2018/wordml" xmlns:w16du="http://schemas.microsoft.com/office/word/2023/wordml/word16du" xmlns:w16sdtdh="http://schemas.microsoft.com/office/word/2020/wordml/sdtdatahash" xmlns:w16sdtfl="http://schemas.microsoft.com/office/word/2024/wordml/sdtformatlock" xmlns:w16se="http://schemas.microsoft.com/office/word/2015/wordml/symex" xmlns:wpg="http://schemas.microsoft.com/office/word/2010/wordprocessingGroup" xmlns:wpi="http://schemas.microsoft.com/office/word/2010/wordprocessingInk" xmlns:wne="http://schemas.microsoft.com/office/word/2006/wordml" xmlns:wps="http://schemas.microsoft.com/office/word/2010/wordprocessingShape" mc:Ignorable="w14 w15 w16se w16cid w16 w16cex w16sdtdh w16sdtfl w16du wp14">
   <w:body>
     <w:p>
       <w:pPr>
@@ -207,8 +207,6 @@
         </w:rPr>
         <w:t>, modality in inference experiment</w:t>
       </w:r>
-      <w:bookmarkStart w:id="0" w:name="_GoBack"/>
-      <w:bookmarkEnd w:id="0"/>
     </w:p>
     <w:p>
       <w:pPr>
@@ -506,6 +504,43 @@
           <w:lang w:val="en-US"/>
         </w:rPr>
         <w:t>5. use anchoring during the generation process (only in the case when diffusion is native), the noisy points near the ground truth(touch points) replace with the touch points to aid the diffusion process.</w:t>
+      </w:r>
+    </w:p>
+    <w:p>
+      <w:pPr>
+        <w:rPr>
+          <w:sz w:val="24"/>
+          <w:lang w:val="en-US"/>
+        </w:rPr>
+      </w:pPr>
+      <w:r>
+        <w:rPr>
+          <w:sz w:val="24"/>
+          <w:lang w:val="en-US"/>
+        </w:rPr>
+        <w:t>6. Apply ideas from DC-Compression Autoencoder to further accelerate training (residual autoencoder and latent refinement), evaluate its effect on generation quality, training and inference speed (Christian 26.04.2026)</w:t>
+      </w:r>
+    </w:p>
+    <w:p>
+      <w:pPr>
+        <w:rPr>
+          <w:sz w:val="24"/>
+          <w:lang w:val="en-US"/>
+        </w:rPr>
+      </w:pPr>
+      <w:r>
+        <w:rPr>
+          <w:sz w:val="24"/>
+          <w:lang w:val="en-US"/>
+        </w:rPr>
+        <w:t xml:space="preserve">7. </w:t>
+      </w:r>
+      <w:r>
+        <w:rPr>
+          <w:sz w:val="24"/>
+          <w:lang w:val="en-US"/>
+        </w:rPr>
+        <w:t>Transform contact points into world frame via forward kinematics into world frame to guide the diffusion process like in End-to-End Diffusion-based 3d reconstruction paper</w:t>
       </w:r>
     </w:p>
     <w:p>
@@ -527,7 +562,7 @@
 </file>
 
 <file path=word/styles.xml><?xml version="1.0" encoding="utf-8"?>
-<w:styles xmlns:mc="http://schemas.openxmlformats.org/markup-compatibility/2006" xmlns:r="http://schemas.openxmlformats.org/officeDocument/2006/relationships" xmlns:w="http://schemas.openxmlformats.org/wordprocessingml/2006/main" xmlns:w14="http://schemas.microsoft.com/office/word/2010/wordml" xmlns:w15="http://schemas.microsoft.com/office/word/2012/wordml" xmlns:w16se="http://schemas.microsoft.com/office/word/2015/wordml/symex" mc:Ignorable="w14 w15 w16se">
+<w:styles xmlns:mc="http://schemas.openxmlformats.org/markup-compatibility/2006" xmlns:r="http://schemas.openxmlformats.org/officeDocument/2006/relationships" xmlns:w="http://schemas.openxmlformats.org/wordprocessingml/2006/main" xmlns:w14="http://schemas.microsoft.com/office/word/2010/wordml" xmlns:w15="http://schemas.microsoft.com/office/word/2012/wordml" xmlns:w16cex="http://schemas.microsoft.com/office/word/2018/wordml/cex" xmlns:w16cid="http://schemas.microsoft.com/office/word/2016/wordml/cid" xmlns:w16="http://schemas.microsoft.com/office/word/2018/wordml" xmlns:w16du="http://schemas.microsoft.com/office/word/2023/wordml/word16du" xmlns:w16sdtdh="http://schemas.microsoft.com/office/word/2020/wordml/sdtdatahash" xmlns:w16sdtfl="http://schemas.microsoft.com/office/word/2024/wordml/sdtformatlock" xmlns:w16se="http://schemas.microsoft.com/office/word/2015/wordml/symex" mc:Ignorable="w14 w15 w16se w16cid w16 w16cex w16sdtdh w16sdtfl w16du">
   <w:docDefaults>
     <w:rPrDefault>
       <w:rPr>
@@ -543,7 +578,7 @@
       </w:pPr>
     </w:pPrDefault>
   </w:docDefaults>
-  <w:latentStyles w:defLockedState="0" w:defUIPriority="99" w:defSemiHidden="0" w:defUnhideWhenUsed="0" w:defQFormat="0" w:count="371">
+  <w:latentStyles w:defLockedState="0" w:defUIPriority="99" w:defSemiHidden="0" w:defUnhideWhenUsed="0" w:defQFormat="0" w:count="376">
     <w:lsdException w:name="Normal" w:uiPriority="0" w:qFormat="1"/>
     <w:lsdException w:name="heading 1" w:uiPriority="9" w:qFormat="1"/>
     <w:lsdException w:name="heading 2" w:semiHidden="1" w:uiPriority="9" w:unhideWhenUsed="1" w:qFormat="1"/>
@@ -915,21 +950,26 @@
     <w:lsdException w:name="List Table 5 Dark Accent 6" w:uiPriority="50"/>
     <w:lsdException w:name="List Table 6 Colorful Accent 6" w:uiPriority="51"/>
     <w:lsdException w:name="List Table 7 Colorful Accent 6" w:uiPriority="52"/>
+    <w:lsdException w:name="Mention" w:semiHidden="1" w:unhideWhenUsed="1"/>
+    <w:lsdException w:name="Smart Hyperlink" w:semiHidden="1" w:unhideWhenUsed="1"/>
+    <w:lsdException w:name="Hashtag" w:semiHidden="1" w:unhideWhenUsed="1"/>
+    <w:lsdException w:name="Unresolved Mention" w:semiHidden="1" w:unhideWhenUsed="1"/>
+    <w:lsdException w:name="Smart Link" w:semiHidden="1" w:unhideWhenUsed="1"/>
   </w:latentStyles>
-  <w:style w:type="paragraph" w:default="1" w:styleId="Normal">
+  <w:style w:type="paragraph" w:default="1" w:styleId="Standard">
     <w:name w:val="Normal"/>
     <w:qFormat/>
     <w:rPr>
       <w:lang w:val="de-DE"/>
     </w:rPr>
   </w:style>
-  <w:style w:type="character" w:default="1" w:styleId="DefaultParagraphFont">
+  <w:style w:type="character" w:default="1" w:styleId="Absatz-Standardschriftart">
     <w:name w:val="Default Paragraph Font"/>
     <w:uiPriority w:val="1"/>
     <w:semiHidden/>
     <w:unhideWhenUsed/>
   </w:style>
-  <w:style w:type="table" w:default="1" w:styleId="TableNormal">
+  <w:style w:type="table" w:default="1" w:styleId="NormaleTabelle">
     <w:name w:val="Normal Table"/>
     <w:uiPriority w:val="99"/>
     <w:semiHidden/>
@@ -944,7 +984,7 @@
       </w:tblCellMar>
     </w:tblPr>
   </w:style>
-  <w:style w:type="numbering" w:default="1" w:styleId="NoList">
+  <w:style w:type="numbering" w:default="1" w:styleId="KeineListe">
     <w:name w:val="No List"/>
     <w:uiPriority w:val="99"/>
     <w:semiHidden/>

--- a/Documentation/Progress & Ideas/Ideas & Progress.docx
+++ b/Documentation/Progress & Ideas/Ideas & Progress.docx
@@ -1,6 +1,6 @@
 
 <file path=word/document.xml><?xml version="1.0" encoding="utf-8"?>
-<w:document xmlns:wpc="http://schemas.microsoft.com/office/word/2010/wordprocessingCanvas" xmlns:cx="http://schemas.microsoft.com/office/drawing/2014/chartex" xmlns:cx1="http://schemas.microsoft.com/office/drawing/2015/9/8/chartex" xmlns:cx2="http://schemas.microsoft.com/office/drawing/2015/10/21/chartex" xmlns:cx3="http://schemas.microsoft.com/office/drawing/2016/5/9/chartex" xmlns:cx4="http://schemas.microsoft.com/office/drawing/2016/5/10/chartex" xmlns:cx5="http://schemas.microsoft.com/office/drawing/2016/5/11/chartex" xmlns:cx6="http://schemas.microsoft.com/office/drawing/2016/5/12/chartex" xmlns:cx7="http://schemas.microsoft.com/office/drawing/2016/5/13/chartex" xmlns:cx8="http://schemas.microsoft.com/office/drawing/2016/5/14/chartex" xmlns:mc="http://schemas.openxmlformats.org/markup-compatibility/2006" xmlns:aink="http://schemas.microsoft.com/office/drawing/2016/ink" xmlns:am3d="http://schemas.microsoft.com/office/drawing/2017/model3d" xmlns:o="urn:schemas-microsoft-com:office:office" xmlns:oel="http://schemas.microsoft.com/office/2019/extlst" xmlns:r="http://schemas.openxmlformats.org/officeDocument/2006/relationships" xmlns:m="http://schemas.openxmlformats.org/officeDocument/2006/math" xmlns:v="urn:schemas-microsoft-com:vml" xmlns:wp14="http://schemas.microsoft.com/office/word/2010/wordprocessingDrawing" xmlns:wp="http://schemas.openxmlformats.org/drawingml/2006/wordprocessingDrawing" xmlns:w10="urn:schemas-microsoft-com:office:word" xmlns:w="http://schemas.openxmlformats.org/wordprocessingml/2006/main" xmlns:w14="http://schemas.microsoft.com/office/word/2010/wordml" xmlns:w15="http://schemas.microsoft.com/office/word/2012/wordml" xmlns:w16cex="http://schemas.microsoft.com/office/word/2018/wordml/cex" xmlns:w16cid="http://schemas.microsoft.com/office/word/2016/wordml/cid" xmlns:w16="http://schemas.microsoft.com/office/word/2018/wordml" xmlns:w16du="http://schemas.microsoft.com/office/word/2023/wordml/word16du" xmlns:w16sdtdh="http://schemas.microsoft.com/office/word/2020/wordml/sdtdatahash" xmlns:w16sdtfl="http://schemas.microsoft.com/office/word/2024/wordml/sdtformatlock" xmlns:w16se="http://schemas.microsoft.com/office/word/2015/wordml/symex" xmlns:wpg="http://schemas.microsoft.com/office/word/2010/wordprocessingGroup" xmlns:wpi="http://schemas.microsoft.com/office/word/2010/wordprocessingInk" xmlns:wne="http://schemas.microsoft.com/office/word/2006/wordml" xmlns:wps="http://schemas.microsoft.com/office/word/2010/wordprocessingShape" mc:Ignorable="w14 w15 w16se w16cid w16 w16cex w16sdtdh w16sdtfl w16du wp14">
+<w:document xmlns:wpc="http://schemas.microsoft.com/office/word/2010/wordprocessingCanvas" xmlns:cx="http://schemas.microsoft.com/office/drawing/2014/chartex" xmlns:cx1="http://schemas.microsoft.com/office/drawing/2015/9/8/chartex" xmlns:mc="http://schemas.openxmlformats.org/markup-compatibility/2006" xmlns:o="urn:schemas-microsoft-com:office:office" xmlns:r="http://schemas.openxmlformats.org/officeDocument/2006/relationships" xmlns:m="http://schemas.openxmlformats.org/officeDocument/2006/math" xmlns:v="urn:schemas-microsoft-com:vml" xmlns:wp14="http://schemas.microsoft.com/office/word/2010/wordprocessingDrawing" xmlns:wp="http://schemas.openxmlformats.org/drawingml/2006/wordprocessingDrawing" xmlns:w10="urn:schemas-microsoft-com:office:word" xmlns:w="http://schemas.openxmlformats.org/wordprocessingml/2006/main" xmlns:w14="http://schemas.microsoft.com/office/word/2010/wordml" xmlns:w15="http://schemas.microsoft.com/office/word/2012/wordml" xmlns:w16se="http://schemas.microsoft.com/office/word/2015/wordml/symex" xmlns:wpg="http://schemas.microsoft.com/office/word/2010/wordprocessingGroup" xmlns:wpi="http://schemas.microsoft.com/office/word/2010/wordprocessingInk" xmlns:wne="http://schemas.microsoft.com/office/word/2006/wordml" xmlns:wps="http://schemas.microsoft.com/office/word/2010/wordprocessingShape" mc:Ignorable="w14 w15 w16se wp14">
   <w:body>
     <w:p>
       <w:pPr>
@@ -545,11 +545,288 @@
     </w:p>
     <w:p>
       <w:pPr>
-        <w:rPr>
-          <w:sz w:val="24"/>
-          <w:lang w:val="en-US"/>
-        </w:rPr>
-      </w:pPr>
+        <w:pBdr>
+          <w:bottom w:val="single" w:sz="12" w:space="1" w:color="auto"/>
+        </w:pBdr>
+        <w:rPr>
+          <w:sz w:val="24"/>
+          <w:lang w:val="en-US"/>
+        </w:rPr>
+      </w:pPr>
+      <w:r>
+        <w:rPr>
+          <w:sz w:val="24"/>
+          <w:lang w:val="en-US"/>
+        </w:rPr>
+        <w:t>8. Instead of predicting the point cloud we could have a sp</w:t>
+      </w:r>
+      <w:bookmarkStart w:id="0" w:name="_GoBack"/>
+      <w:bookmarkEnd w:id="0"/>
+      <w:r>
+        <w:rPr>
+          <w:sz w:val="24"/>
+          <w:lang w:val="en-US"/>
+        </w:rPr>
+        <w:t>here with lets say 500 nodes, the job of the nn is to predict how far it need to push these nodes for this newly modified shape to be similar to the original. The shape starts from some point in the hand.</w:t>
+      </w:r>
+    </w:p>
+    <w:p>
+      <w:pPr>
+        <w:pStyle w:val="ListParagraph"/>
+        <w:numPr>
+          <w:ilvl w:val="0"/>
+          <w:numId w:val="1"/>
+        </w:numPr>
+        <w:rPr>
+          <w:sz w:val="24"/>
+          <w:lang w:val="en-US"/>
+        </w:rPr>
+      </w:pPr>
+      <w:r>
+        <w:rPr>
+          <w:sz w:val="24"/>
+          <w:lang w:val="en-US"/>
+        </w:rPr>
+        <w:t>Our data is in mesh, turn it into point cloud</w:t>
+      </w:r>
+    </w:p>
+    <w:p>
+      <w:pPr>
+        <w:pStyle w:val="ListParagraph"/>
+        <w:numPr>
+          <w:ilvl w:val="0"/>
+          <w:numId w:val="1"/>
+        </w:numPr>
+        <w:rPr>
+          <w:sz w:val="24"/>
+          <w:lang w:val="en-US"/>
+        </w:rPr>
+      </w:pPr>
+      <w:r>
+        <w:rPr>
+          <w:sz w:val="24"/>
+          <w:lang w:val="en-US"/>
+        </w:rPr>
+        <w:t xml:space="preserve">VAE models for the point cloud: </w:t>
+      </w:r>
+      <w:r>
+        <w:rPr>
+          <w:sz w:val="24"/>
+          <w:lang w:val="en-US"/>
+        </w:rPr>
+        <w:t>PointNet-VAE</w:t>
+      </w:r>
+      <w:r>
+        <w:rPr>
+          <w:sz w:val="24"/>
+          <w:lang w:val="en-US"/>
+        </w:rPr>
+        <w:t xml:space="preserve">, </w:t>
+      </w:r>
+      <w:r>
+        <w:rPr>
+          <w:sz w:val="24"/>
+          <w:lang w:val="en-US"/>
+        </w:rPr>
+        <w:t>FoldingNet</w:t>
+      </w:r>
+      <w:r>
+        <w:rPr>
+          <w:sz w:val="24"/>
+          <w:lang w:val="en-US"/>
+        </w:rPr>
+        <w:t xml:space="preserve">, </w:t>
+      </w:r>
+      <w:r>
+        <w:rPr>
+          <w:sz w:val="24"/>
+          <w:lang w:val="en-US"/>
+        </w:rPr>
+        <w:t>PointVAE with PointNet++</w:t>
+      </w:r>
+      <w:r>
+        <w:rPr>
+          <w:sz w:val="24"/>
+          <w:lang w:val="en-US"/>
+        </w:rPr>
+        <w:t xml:space="preserve">, </w:t>
+      </w:r>
+      <w:r>
+        <w:rPr>
+          <w:sz w:val="24"/>
+          <w:lang w:val="en-US"/>
+        </w:rPr>
+        <w:t>LION</w:t>
+      </w:r>
+    </w:p>
+    <w:p>
+      <w:pPr>
+        <w:pStyle w:val="ListParagraph"/>
+        <w:numPr>
+          <w:ilvl w:val="0"/>
+          <w:numId w:val="1"/>
+        </w:numPr>
+        <w:rPr>
+          <w:sz w:val="24"/>
+          <w:lang w:val="en-US"/>
+        </w:rPr>
+      </w:pPr>
+      <w:r>
+        <w:rPr>
+          <w:sz w:val="24"/>
+          <w:lang w:val="en-US"/>
+        </w:rPr>
+        <w:t xml:space="preserve">VAE weights in : </w:t>
+      </w:r>
+      <w:r>
+        <w:rPr>
+          <w:sz w:val="24"/>
+          <w:lang w:val="en-US"/>
+        </w:rPr>
+        <w:t>PyTorch Geometric (PyG) &amp; TorchPoints3d</w:t>
+      </w:r>
+      <w:r>
+        <w:rPr>
+          <w:sz w:val="24"/>
+          <w:lang w:val="en-US"/>
+        </w:rPr>
+        <w:t xml:space="preserve">, </w:t>
+      </w:r>
+    </w:p>
+    <w:p>
+      <w:pPr>
+        <w:rPr>
+          <w:sz w:val="24"/>
+          <w:lang w:val="en-US"/>
+        </w:rPr>
+      </w:pPr>
+    </w:p>
+    <w:p>
+      <w:pPr>
+        <w:rPr>
+          <w:sz w:val="24"/>
+          <w:lang w:val="en-US"/>
+        </w:rPr>
+      </w:pPr>
+    </w:p>
+    <w:p>
+      <w:pPr>
+        <w:rPr>
+          <w:sz w:val="24"/>
+          <w:lang w:val="en-US"/>
+        </w:rPr>
+      </w:pPr>
+      <w:r>
+        <w:rPr>
+          <w:sz w:val="24"/>
+          <w:lang w:val="en-US"/>
+        </w:rPr>
+        <w:t>Workflow:</w:t>
+      </w:r>
+    </w:p>
+    <w:p>
+      <w:pPr>
+        <w:rPr>
+          <w:sz w:val="24"/>
+          <w:lang w:val="en-US"/>
+        </w:rPr>
+      </w:pPr>
+      <w:r>
+        <w:rPr>
+          <w:sz w:val="24"/>
+          <w:lang w:val="en-US"/>
+        </w:rPr>
+        <w:t>1. preprocess the data, i.e. turn 3d object meshes into a point cloud.</w:t>
+      </w:r>
+    </w:p>
+    <w:p>
+      <w:pPr>
+        <w:rPr>
+          <w:sz w:val="24"/>
+          <w:lang w:val="en-US"/>
+        </w:rPr>
+      </w:pPr>
+      <w:r>
+        <w:rPr>
+          <w:sz w:val="24"/>
+          <w:lang w:val="en-US"/>
+        </w:rPr>
+        <w:t>2. download few VAEs and check if their distributionis matching ours, if not we must fine tune (or choose another model)</w:t>
+      </w:r>
+    </w:p>
+    <w:p>
+      <w:pPr>
+        <w:rPr>
+          <w:sz w:val="24"/>
+          <w:lang w:val="en-US"/>
+        </w:rPr>
+      </w:pPr>
+      <w:r>
+        <w:rPr>
+          <w:sz w:val="24"/>
+          <w:lang w:val="en-US"/>
+        </w:rPr>
+        <w:t>3. find for each 3d shape the perfect latent code (try a few iterations of VAEs encoder to get a latent code and choose the best latent code based on the error being produced by the decoder)</w:t>
+      </w:r>
+      <w:r>
+        <w:rPr>
+          <w:sz w:val="24"/>
+          <w:lang w:val="en-US"/>
+        </w:rPr>
+        <w:t>. We train diffusion model only with the latent code(we avoid the VAE inference).</w:t>
+      </w:r>
+    </w:p>
+    <w:p>
+      <w:pPr>
+        <w:rPr>
+          <w:sz w:val="24"/>
+          <w:lang w:val="en-US"/>
+        </w:rPr>
+      </w:pPr>
+      <w:r>
+        <w:rPr>
+          <w:sz w:val="24"/>
+          <w:lang w:val="en-US"/>
+        </w:rPr>
+        <w:t xml:space="preserve">3. design and train the diffusion model </w:t>
+      </w:r>
+      <w:r>
+        <w:rPr>
+          <w:sz w:val="24"/>
+          <w:lang w:val="en-US"/>
+        </w:rPr>
+        <w:t>on the latent code</w:t>
+      </w:r>
+      <w:r>
+        <w:rPr>
+          <w:sz w:val="24"/>
+          <w:lang w:val="en-US"/>
+        </w:rPr>
+        <w:t>. The diffusion model would be conditioned only on the grasp data</w:t>
+      </w:r>
+      <w:r>
+        <w:rPr>
+          <w:sz w:val="24"/>
+          <w:lang w:val="en-US"/>
+        </w:rPr>
+        <w:t>.</w:t>
+      </w:r>
+    </w:p>
+    <w:p>
+      <w:pPr>
+        <w:rPr>
+          <w:sz w:val="24"/>
+          <w:lang w:val="en-US"/>
+        </w:rPr>
+      </w:pPr>
+      <w:r>
+        <w:rPr>
+          <w:sz w:val="24"/>
+          <w:lang w:val="en-US"/>
+        </w:rPr>
+        <w:lastRenderedPageBreak/>
+        <w:t>4. Try out different diffusion architectures.</w:t>
+      </w:r>
     </w:p>
     <w:sectPr>
       <w:pgSz w:w="12240" w:h="15840"/>
@@ -561,8 +838,129 @@
 </w:document>
 </file>
 
+<file path=word/numbering.xml><?xml version="1.0" encoding="utf-8"?>
+<w:numbering xmlns:wpc="http://schemas.microsoft.com/office/word/2010/wordprocessingCanvas" xmlns:cx="http://schemas.microsoft.com/office/drawing/2014/chartex" xmlns:cx1="http://schemas.microsoft.com/office/drawing/2015/9/8/chartex" xmlns:mc="http://schemas.openxmlformats.org/markup-compatibility/2006" xmlns:o="urn:schemas-microsoft-com:office:office" xmlns:r="http://schemas.openxmlformats.org/officeDocument/2006/relationships" xmlns:m="http://schemas.openxmlformats.org/officeDocument/2006/math" xmlns:v="urn:schemas-microsoft-com:vml" xmlns:wp14="http://schemas.microsoft.com/office/word/2010/wordprocessingDrawing" xmlns:wp="http://schemas.openxmlformats.org/drawingml/2006/wordprocessingDrawing" xmlns:w10="urn:schemas-microsoft-com:office:word" xmlns:w="http://schemas.openxmlformats.org/wordprocessingml/2006/main" xmlns:w14="http://schemas.microsoft.com/office/word/2010/wordml" xmlns:w15="http://schemas.microsoft.com/office/word/2012/wordml" xmlns:w16se="http://schemas.microsoft.com/office/word/2015/wordml/symex" xmlns:wpg="http://schemas.microsoft.com/office/word/2010/wordprocessingGroup" xmlns:wpi="http://schemas.microsoft.com/office/word/2010/wordprocessingInk" xmlns:wne="http://schemas.microsoft.com/office/word/2006/wordml" xmlns:wps="http://schemas.microsoft.com/office/word/2010/wordprocessingShape" mc:Ignorable="w14 w15 w16se wp14">
+  <w:abstractNum w:abstractNumId="0" w15:restartNumberingAfterBreak="0">
+    <w:nsid w:val="25753986"/>
+    <w:multiLevelType w:val="hybridMultilevel"/>
+    <w:tmpl w:val="F32C99C8"/>
+    <w:lvl w:ilvl="0" w:tplc="04090001">
+      <w:start w:val="1"/>
+      <w:numFmt w:val="bullet"/>
+      <w:lvlText w:val=""/>
+      <w:lvlJc w:val="left"/>
+      <w:pPr>
+        <w:ind w:left="720" w:hanging="360"/>
+      </w:pPr>
+      <w:rPr>
+        <w:rFonts w:ascii="Symbol" w:hAnsi="Symbol" w:hint="default"/>
+      </w:rPr>
+    </w:lvl>
+    <w:lvl w:ilvl="1" w:tplc="04090003" w:tentative="1">
+      <w:start w:val="1"/>
+      <w:numFmt w:val="bullet"/>
+      <w:lvlText w:val="o"/>
+      <w:lvlJc w:val="left"/>
+      <w:pPr>
+        <w:ind w:left="1440" w:hanging="360"/>
+      </w:pPr>
+      <w:rPr>
+        <w:rFonts w:ascii="Courier New" w:hAnsi="Courier New" w:cs="Courier New" w:hint="default"/>
+      </w:rPr>
+    </w:lvl>
+    <w:lvl w:ilvl="2" w:tplc="04090005" w:tentative="1">
+      <w:start w:val="1"/>
+      <w:numFmt w:val="bullet"/>
+      <w:lvlText w:val=""/>
+      <w:lvlJc w:val="left"/>
+      <w:pPr>
+        <w:ind w:left="2160" w:hanging="360"/>
+      </w:pPr>
+      <w:rPr>
+        <w:rFonts w:ascii="Wingdings" w:hAnsi="Wingdings" w:hint="default"/>
+      </w:rPr>
+    </w:lvl>
+    <w:lvl w:ilvl="3" w:tplc="04090001" w:tentative="1">
+      <w:start w:val="1"/>
+      <w:numFmt w:val="bullet"/>
+      <w:lvlText w:val=""/>
+      <w:lvlJc w:val="left"/>
+      <w:pPr>
+        <w:ind w:left="2880" w:hanging="360"/>
+      </w:pPr>
+      <w:rPr>
+        <w:rFonts w:ascii="Symbol" w:hAnsi="Symbol" w:hint="default"/>
+      </w:rPr>
+    </w:lvl>
+    <w:lvl w:ilvl="4" w:tplc="04090003" w:tentative="1">
+      <w:start w:val="1"/>
+      <w:numFmt w:val="bullet"/>
+      <w:lvlText w:val="o"/>
+      <w:lvlJc w:val="left"/>
+      <w:pPr>
+        <w:ind w:left="3600" w:hanging="360"/>
+      </w:pPr>
+      <w:rPr>
+        <w:rFonts w:ascii="Courier New" w:hAnsi="Courier New" w:cs="Courier New" w:hint="default"/>
+      </w:rPr>
+    </w:lvl>
+    <w:lvl w:ilvl="5" w:tplc="04090005" w:tentative="1">
+      <w:start w:val="1"/>
+      <w:numFmt w:val="bullet"/>
+      <w:lvlText w:val=""/>
+      <w:lvlJc w:val="left"/>
+      <w:pPr>
+        <w:ind w:left="4320" w:hanging="360"/>
+      </w:pPr>
+      <w:rPr>
+        <w:rFonts w:ascii="Wingdings" w:hAnsi="Wingdings" w:hint="default"/>
+      </w:rPr>
+    </w:lvl>
+    <w:lvl w:ilvl="6" w:tplc="04090001" w:tentative="1">
+      <w:start w:val="1"/>
+      <w:numFmt w:val="bullet"/>
+      <w:lvlText w:val=""/>
+      <w:lvlJc w:val="left"/>
+      <w:pPr>
+        <w:ind w:left="5040" w:hanging="360"/>
+      </w:pPr>
+      <w:rPr>
+        <w:rFonts w:ascii="Symbol" w:hAnsi="Symbol" w:hint="default"/>
+      </w:rPr>
+    </w:lvl>
+    <w:lvl w:ilvl="7" w:tplc="04090003" w:tentative="1">
+      <w:start w:val="1"/>
+      <w:numFmt w:val="bullet"/>
+      <w:lvlText w:val="o"/>
+      <w:lvlJc w:val="left"/>
+      <w:pPr>
+        <w:ind w:left="5760" w:hanging="360"/>
+      </w:pPr>
+      <w:rPr>
+        <w:rFonts w:ascii="Courier New" w:hAnsi="Courier New" w:cs="Courier New" w:hint="default"/>
+      </w:rPr>
+    </w:lvl>
+    <w:lvl w:ilvl="8" w:tplc="04090005" w:tentative="1">
+      <w:start w:val="1"/>
+      <w:numFmt w:val="bullet"/>
+      <w:lvlText w:val=""/>
+      <w:lvlJc w:val="left"/>
+      <w:pPr>
+        <w:ind w:left="6480" w:hanging="360"/>
+      </w:pPr>
+      <w:rPr>
+        <w:rFonts w:ascii="Wingdings" w:hAnsi="Wingdings" w:hint="default"/>
+      </w:rPr>
+    </w:lvl>
+  </w:abstractNum>
+  <w:num w:numId="1">
+    <w:abstractNumId w:val="0"/>
+  </w:num>
+</w:numbering>
+</file>
+
 <file path=word/styles.xml><?xml version="1.0" encoding="utf-8"?>
-<w:styles xmlns:mc="http://schemas.openxmlformats.org/markup-compatibility/2006" xmlns:r="http://schemas.openxmlformats.org/officeDocument/2006/relationships" xmlns:w="http://schemas.openxmlformats.org/wordprocessingml/2006/main" xmlns:w14="http://schemas.microsoft.com/office/word/2010/wordml" xmlns:w15="http://schemas.microsoft.com/office/word/2012/wordml" xmlns:w16cex="http://schemas.microsoft.com/office/word/2018/wordml/cex" xmlns:w16cid="http://schemas.microsoft.com/office/word/2016/wordml/cid" xmlns:w16="http://schemas.microsoft.com/office/word/2018/wordml" xmlns:w16du="http://schemas.microsoft.com/office/word/2023/wordml/word16du" xmlns:w16sdtdh="http://schemas.microsoft.com/office/word/2020/wordml/sdtdatahash" xmlns:w16sdtfl="http://schemas.microsoft.com/office/word/2024/wordml/sdtformatlock" xmlns:w16se="http://schemas.microsoft.com/office/word/2015/wordml/symex" mc:Ignorable="w14 w15 w16se w16cid w16 w16cex w16sdtdh w16sdtfl w16du">
+<w:styles xmlns:mc="http://schemas.openxmlformats.org/markup-compatibility/2006" xmlns:r="http://schemas.openxmlformats.org/officeDocument/2006/relationships" xmlns:w="http://schemas.openxmlformats.org/wordprocessingml/2006/main" xmlns:w14="http://schemas.microsoft.com/office/word/2010/wordml" xmlns:w15="http://schemas.microsoft.com/office/word/2012/wordml" xmlns:w16se="http://schemas.microsoft.com/office/word/2015/wordml/symex" mc:Ignorable="w14 w15 w16se">
   <w:docDefaults>
     <w:rPrDefault>
       <w:rPr>
@@ -578,7 +976,7 @@
       </w:pPr>
     </w:pPrDefault>
   </w:docDefaults>
-  <w:latentStyles w:defLockedState="0" w:defUIPriority="99" w:defSemiHidden="0" w:defUnhideWhenUsed="0" w:defQFormat="0" w:count="376">
+  <w:latentStyles w:defLockedState="0" w:defUIPriority="99" w:defSemiHidden="0" w:defUnhideWhenUsed="0" w:defQFormat="0" w:count="371">
     <w:lsdException w:name="Normal" w:uiPriority="0" w:qFormat="1"/>
     <w:lsdException w:name="heading 1" w:uiPriority="9" w:qFormat="1"/>
     <w:lsdException w:name="heading 2" w:semiHidden="1" w:uiPriority="9" w:unhideWhenUsed="1" w:qFormat="1"/>
@@ -950,26 +1348,21 @@
     <w:lsdException w:name="List Table 5 Dark Accent 6" w:uiPriority="50"/>
     <w:lsdException w:name="List Table 6 Colorful Accent 6" w:uiPriority="51"/>
     <w:lsdException w:name="List Table 7 Colorful Accent 6" w:uiPriority="52"/>
-    <w:lsdException w:name="Mention" w:semiHidden="1" w:unhideWhenUsed="1"/>
-    <w:lsdException w:name="Smart Hyperlink" w:semiHidden="1" w:unhideWhenUsed="1"/>
-    <w:lsdException w:name="Hashtag" w:semiHidden="1" w:unhideWhenUsed="1"/>
-    <w:lsdException w:name="Unresolved Mention" w:semiHidden="1" w:unhideWhenUsed="1"/>
-    <w:lsdException w:name="Smart Link" w:semiHidden="1" w:unhideWhenUsed="1"/>
   </w:latentStyles>
-  <w:style w:type="paragraph" w:default="1" w:styleId="Standard">
+  <w:style w:type="paragraph" w:default="1" w:styleId="Normal">
     <w:name w:val="Normal"/>
     <w:qFormat/>
     <w:rPr>
       <w:lang w:val="de-DE"/>
     </w:rPr>
   </w:style>
-  <w:style w:type="character" w:default="1" w:styleId="Absatz-Standardschriftart">
+  <w:style w:type="character" w:default="1" w:styleId="DefaultParagraphFont">
     <w:name w:val="Default Paragraph Font"/>
     <w:uiPriority w:val="1"/>
     <w:semiHidden/>
     <w:unhideWhenUsed/>
   </w:style>
-  <w:style w:type="table" w:default="1" w:styleId="NormaleTabelle">
+  <w:style w:type="table" w:default="1" w:styleId="TableNormal">
     <w:name w:val="Normal Table"/>
     <w:uiPriority w:val="99"/>
     <w:semiHidden/>
@@ -984,11 +1377,22 @@
       </w:tblCellMar>
     </w:tblPr>
   </w:style>
-  <w:style w:type="numbering" w:default="1" w:styleId="KeineListe">
+  <w:style w:type="numbering" w:default="1" w:styleId="NoList">
     <w:name w:val="No List"/>
     <w:uiPriority w:val="99"/>
     <w:semiHidden/>
     <w:unhideWhenUsed/>
+  </w:style>
+  <w:style w:type="paragraph" w:styleId="ListParagraph">
+    <w:name w:val="List Paragraph"/>
+    <w:basedOn w:val="Normal"/>
+    <w:uiPriority w:val="34"/>
+    <w:qFormat/>
+    <w:rsid w:val="00047398"/>
+    <w:pPr>
+      <w:ind w:left="720"/>
+      <w:contextualSpacing/>
+    </w:pPr>
   </w:style>
 </w:styles>
 </file>

--- a/Documentation/Progress & Ideas/Ideas & Progress.docx
+++ b/Documentation/Progress & Ideas/Ideas & Progress.docx
@@ -558,16 +558,7 @@
           <w:sz w:val="24"/>
           <w:lang w:val="en-US"/>
         </w:rPr>
-        <w:t>8. Instead of predicting the point cloud we could have a sp</w:t>
-      </w:r>
-      <w:bookmarkStart w:id="0" w:name="_GoBack"/>
-      <w:bookmarkEnd w:id="0"/>
-      <w:r>
-        <w:rPr>
-          <w:sz w:val="24"/>
-          <w:lang w:val="en-US"/>
-        </w:rPr>
-        <w:t>here with lets say 500 nodes, the job of the nn is to predict how far it need to push these nodes for this newly modified shape to be similar to the original. The shape starts from some point in the hand.</w:t>
+        <w:t>8. Instead of predicting the point cloud we could have a sphere with lets say 500 nodes, the job of the nn is to predict how far it need to push these nodes for this newly modified shape to be similar to the original. The shape starts from some point in the hand.</w:t>
       </w:r>
     </w:p>
     <w:p>
@@ -614,6 +605,20 @@
           <w:sz w:val="24"/>
           <w:lang w:val="en-US"/>
         </w:rPr>
+        <w:t>COD-VAE</w:t>
+      </w:r>
+      <w:r>
+        <w:rPr>
+          <w:sz w:val="24"/>
+          <w:lang w:val="en-US"/>
+        </w:rPr>
+        <w:t xml:space="preserve">, </w:t>
+      </w:r>
+      <w:r>
+        <w:rPr>
+          <w:sz w:val="24"/>
+          <w:lang w:val="en-US"/>
+        </w:rPr>
         <w:t>PointNet-VAE</w:t>
       </w:r>
       <w:r>
@@ -826,6 +831,268 @@
         </w:rPr>
         <w:lastRenderedPageBreak/>
         <w:t>4. Try out different diffusion architectures.</w:t>
+      </w:r>
+    </w:p>
+    <w:p>
+      <w:pPr>
+        <w:rPr>
+          <w:sz w:val="24"/>
+          <w:lang w:val="en-US"/>
+        </w:rPr>
+      </w:pPr>
+    </w:p>
+    <w:p>
+      <w:pPr>
+        <w:rPr>
+          <w:sz w:val="24"/>
+          <w:lang w:val="en-US"/>
+        </w:rPr>
+      </w:pPr>
+      <w:r>
+        <w:rPr>
+          <w:sz w:val="32"/>
+          <w:lang w:val="en-US"/>
+        </w:rPr>
+        <w:t>VAEs</w:t>
+      </w:r>
+      <w:r>
+        <w:rPr>
+          <w:sz w:val="24"/>
+          <w:lang w:val="en-US"/>
+        </w:rPr>
+        <w:t>:</w:t>
+      </w:r>
+    </w:p>
+    <w:p>
+      <w:pPr>
+        <w:rPr>
+          <w:sz w:val="24"/>
+          <w:lang w:val="en-US"/>
+        </w:rPr>
+      </w:pPr>
+      <w:r>
+        <w:rPr>
+          <w:sz w:val="28"/>
+          <w:szCs w:val="28"/>
+          <w:lang w:val="en-US"/>
+        </w:rPr>
+        <w:t>1</w:t>
+      </w:r>
+      <w:bookmarkStart w:id="0" w:name="_GoBack"/>
+      <w:r>
+        <w:rPr>
+          <w:sz w:val="28"/>
+          <w:szCs w:val="28"/>
+          <w:lang w:val="en-US"/>
+        </w:rPr>
+        <w:t>. COD-VAE :</w:t>
+      </w:r>
+      <w:r>
+        <w:rPr>
+          <w:sz w:val="28"/>
+          <w:szCs w:val="28"/>
+          <w:lang w:val="en-US"/>
+        </w:rPr>
+        <w:t xml:space="preserve"> </w:t>
+      </w:r>
+      <w:bookmarkEnd w:id="0"/>
+      <w:r>
+        <w:rPr>
+          <w:sz w:val="24"/>
+          <w:szCs w:val="28"/>
+          <w:lang w:val="en-US"/>
+        </w:rPr>
+        <w:t>Representing 3D Shapes with 64 Latent Vectors for 3D Diffusion Models</w:t>
+      </w:r>
+      <w:r>
+        <w:rPr>
+          <w:sz w:val="24"/>
+          <w:szCs w:val="28"/>
+          <w:lang w:val="en-US"/>
+        </w:rPr>
+        <w:t>::</w:t>
+      </w:r>
+      <w:r>
+        <w:rPr>
+          <w:sz w:val="28"/>
+          <w:szCs w:val="28"/>
+          <w:lang w:val="en-US"/>
+        </w:rPr>
+        <w:br/>
+      </w:r>
+      <w:r>
+        <w:rPr>
+          <w:sz w:val="24"/>
+          <w:lang w:val="en-US"/>
+        </w:rPr>
+        <w:t>input</w:t>
+      </w:r>
+      <w:r>
+        <w:rPr>
+          <w:sz w:val="24"/>
+          <w:lang w:val="en-US"/>
+        </w:rPr>
+        <w:t>: point cloud, output a triplane. In the repository is included a MLP that is a neural voxel occupancy. Computationally expensive to turn this representation into a mesh. It is possible to compute the point cloud, but we must be smart about it (</w:t>
+      </w:r>
+      <w:r>
+        <w:rPr>
+          <w:sz w:val="24"/>
+          <w:lang w:val="en-US"/>
+        </w:rPr>
+        <w:t>Multi-Resolution Sampling</w:t>
+      </w:r>
+      <w:r>
+        <w:rPr>
+          <w:sz w:val="24"/>
+          <w:lang w:val="en-US"/>
+        </w:rPr>
+        <w:t xml:space="preserve">). The sampling is called </w:t>
+      </w:r>
+      <w:r>
+        <w:rPr>
+          <w:sz w:val="24"/>
+          <w:lang w:val="en-US"/>
+        </w:rPr>
+        <w:t>Direct Field Sampling (Thresholding)</w:t>
+      </w:r>
+      <w:r>
+        <w:rPr>
+          <w:sz w:val="24"/>
+          <w:lang w:val="en-US"/>
+        </w:rPr>
+        <w:t>.</w:t>
+      </w:r>
+    </w:p>
+    <w:p>
+      <w:pPr>
+        <w:rPr>
+          <w:sz w:val="24"/>
+          <w:lang w:val="en-US"/>
+        </w:rPr>
+      </w:pPr>
+      <w:r>
+        <w:rPr>
+          <w:sz w:val="24"/>
+          <w:lang w:val="en-US"/>
+        </w:rPr>
+        <w:t>Benefits:</w:t>
+      </w:r>
+    </w:p>
+    <w:p>
+      <w:pPr>
+        <w:rPr>
+          <w:sz w:val="24"/>
+          <w:lang w:val="en-US"/>
+        </w:rPr>
+      </w:pPr>
+      <w:r>
+        <w:rPr>
+          <w:sz w:val="24"/>
+          <w:lang w:val="en-US"/>
+        </w:rPr>
+        <w:t xml:space="preserve">Relatively </w:t>
+      </w:r>
+      <w:r>
+        <w:rPr>
+          <w:sz w:val="24"/>
+          <w:lang w:val="en-US"/>
+        </w:rPr>
+        <w:t xml:space="preserve">fast </w:t>
+      </w:r>
+      <w:r>
+        <w:rPr>
+          <w:sz w:val="24"/>
+          <w:lang w:val="en-US"/>
+        </w:rPr>
+        <w:t>22.49 sample/s</w:t>
+      </w:r>
+      <w:r>
+        <w:rPr>
+          <w:sz w:val="24"/>
+          <w:lang w:val="en-US"/>
+        </w:rPr>
+        <w:t>, and high resolution, very small latent space (good for training our diffusion) 64x32 is the whole space (1d tensor)</w:t>
+      </w:r>
+    </w:p>
+    <w:p>
+      <w:pPr>
+        <w:rPr>
+          <w:sz w:val="24"/>
+          <w:lang w:val="en-US"/>
+        </w:rPr>
+      </w:pPr>
+      <w:r>
+        <w:rPr>
+          <w:sz w:val="24"/>
+          <w:lang w:val="en-US"/>
+        </w:rPr>
+        <w:t xml:space="preserve">Nachteile: </w:t>
+      </w:r>
+      <w:r>
+        <w:rPr>
+          <w:sz w:val="24"/>
+          <w:lang w:val="en-US"/>
+        </w:rPr>
+        <w:t>little bit more complex</w:t>
+      </w:r>
+      <w:r>
+        <w:rPr>
+          <w:sz w:val="24"/>
+          <w:lang w:val="en-US"/>
+        </w:rPr>
+        <w:t xml:space="preserve">, </w:t>
+      </w:r>
+      <w:r>
+        <w:rPr>
+          <w:sz w:val="24"/>
+          <w:lang w:val="en-US"/>
+        </w:rPr>
+        <w:t>computationally heavier than other more light-weight VAEs</w:t>
+      </w:r>
+    </w:p>
+    <w:p>
+      <w:pPr>
+        <w:rPr>
+          <w:sz w:val="24"/>
+          <w:lang w:val="en-US"/>
+        </w:rPr>
+      </w:pPr>
+    </w:p>
+    <w:p>
+      <w:pPr>
+        <w:rPr>
+          <w:sz w:val="24"/>
+          <w:lang w:val="en-US"/>
+        </w:rPr>
+      </w:pPr>
+      <w:r>
+        <w:rPr>
+          <w:sz w:val="24"/>
+          <w:lang w:val="en-US"/>
+        </w:rPr>
+        <w:t xml:space="preserve">2. </w:t>
+      </w:r>
+      <w:r>
+        <w:rPr>
+          <w:sz w:val="24"/>
+          <w:lang w:val="en-US"/>
+        </w:rPr>
+        <w:t xml:space="preserve">LION: </w:t>
+      </w:r>
+    </w:p>
+    <w:p>
+      <w:pPr>
+        <w:rPr>
+          <w:sz w:val="24"/>
+          <w:lang w:val="en-US"/>
+        </w:rPr>
+      </w:pPr>
+      <w:r>
+        <w:rPr>
+          <w:sz w:val="24"/>
+          <w:lang w:val="en-US"/>
+        </w:rPr>
+        <w:t>Input = output</w:t>
       </w:r>
     </w:p>
     <w:sectPr>

--- a/Documentation/Progress & Ideas/Ideas & Progress.docx
+++ b/Documentation/Progress & Ideas/Ideas & Progress.docx
@@ -545,6 +545,33 @@
     </w:p>
     <w:p>
       <w:pPr>
+        <w:rPr>
+          <w:sz w:val="24"/>
+          <w:lang w:val="en-US"/>
+        </w:rPr>
+      </w:pPr>
+      <w:r>
+        <w:rPr>
+          <w:sz w:val="24"/>
+          <w:lang w:val="en-US"/>
+        </w:rPr>
+        <w:t>8. Instead of predicting the point cloud we could have a sphere with lets say 500 nodes, the job of the nn is to predict how far it need to push these nodes for this newly modified shape to be similar to the original. The shape starts from some point in the hand.</w:t>
+      </w:r>
+    </w:p>
+    <w:p>
+      <w:pPr>
+        <w:pBdr>
+          <w:top w:val="single" w:sz="12" w:space="1" w:color="auto"/>
+          <w:bottom w:val="single" w:sz="12" w:space="1" w:color="auto"/>
+        </w:pBdr>
+        <w:rPr>
+          <w:sz w:val="24"/>
+          <w:lang w:val="en-US"/>
+        </w:rPr>
+      </w:pPr>
+    </w:p>
+    <w:p>
+      <w:pPr>
         <w:pBdr>
           <w:bottom w:val="single" w:sz="12" w:space="1" w:color="auto"/>
         </w:pBdr>
@@ -558,8 +585,41 @@
           <w:sz w:val="24"/>
           <w:lang w:val="en-US"/>
         </w:rPr>
-        <w:t>8. Instead of predicting the point cloud we could have a sphere with lets say 500 nodes, the job of the nn is to predict how far it need to push these nodes for this newly modified shape to be similar to the original. The shape starts from some point in the hand.</w:t>
-      </w:r>
+        <w:t xml:space="preserve">9. </w:t>
+      </w:r>
+    </w:p>
+    <w:p>
+      <w:pPr>
+        <w:pBdr>
+          <w:bottom w:val="single" w:sz="12" w:space="1" w:color="auto"/>
+        </w:pBdr>
+        <w:rPr>
+          <w:sz w:val="24"/>
+          <w:lang w:val="en-US"/>
+        </w:rPr>
+      </w:pPr>
+    </w:p>
+    <w:p>
+      <w:pPr>
+        <w:pBdr>
+          <w:bottom w:val="single" w:sz="12" w:space="1" w:color="auto"/>
+        </w:pBdr>
+        <w:rPr>
+          <w:sz w:val="24"/>
+          <w:lang w:val="en-US"/>
+        </w:rPr>
+      </w:pPr>
+    </w:p>
+    <w:p>
+      <w:pPr>
+        <w:pBdr>
+          <w:bottom w:val="single" w:sz="12" w:space="1" w:color="auto"/>
+        </w:pBdr>
+        <w:rPr>
+          <w:sz w:val="24"/>
+          <w:lang w:val="en-US"/>
+        </w:rPr>
+      </w:pPr>
     </w:p>
     <w:p>
       <w:pPr>
@@ -663,6 +723,34 @@
         </w:rPr>
         <w:t>LION</w:t>
       </w:r>
+      <w:r>
+        <w:rPr>
+          <w:sz w:val="24"/>
+          <w:lang w:val="en-US"/>
+        </w:rPr>
+        <w:t xml:space="preserve">, </w:t>
+      </w:r>
+      <w:r>
+        <w:rPr>
+          <w:sz w:val="24"/>
+          <w:lang w:val="en-US"/>
+        </w:rPr>
+        <w:t>DC-Compression Autoencoder</w:t>
+      </w:r>
+      <w:r>
+        <w:rPr>
+          <w:sz w:val="24"/>
+          <w:lang w:val="en-US"/>
+        </w:rPr>
+        <w:t xml:space="preserve">, </w:t>
+      </w:r>
+      <w:r>
+        <w:rPr>
+          <w:sz w:val="24"/>
+          <w:lang w:val="en-US"/>
+        </w:rPr>
+        <w:t>PVCNN</w:t>
+      </w:r>
     </w:p>
     <w:p>
       <w:pPr>
@@ -756,6 +844,7 @@
           <w:sz w:val="24"/>
           <w:lang w:val="en-US"/>
         </w:rPr>
+        <w:lastRenderedPageBreak/>
         <w:t>2. download few VAEs and check if their distributionis matching ours, if not we must fine tune (or choose another model)</w:t>
       </w:r>
     </w:p>
@@ -793,6 +882,21 @@
           <w:sz w:val="24"/>
           <w:lang w:val="en-US"/>
         </w:rPr>
+        <w:t>Notiz: mabye it degrades to an deterministic autoencoder</w:t>
+      </w:r>
+    </w:p>
+    <w:p>
+      <w:pPr>
+        <w:rPr>
+          <w:sz w:val="24"/>
+          <w:lang w:val="en-US"/>
+        </w:rPr>
+      </w:pPr>
+      <w:r>
+        <w:rPr>
+          <w:sz w:val="24"/>
+          <w:lang w:val="en-US"/>
+        </w:rPr>
         <w:t xml:space="preserve">3. design and train the diffusion model </w:t>
       </w:r>
       <w:r>
@@ -829,7 +933,6 @@
           <w:sz w:val="24"/>
           <w:lang w:val="en-US"/>
         </w:rPr>
-        <w:lastRenderedPageBreak/>
         <w:t>4. Try out different diffusion architectures.</w:t>
       </w:r>
     </w:p>
@@ -876,16 +979,31 @@
           <w:szCs w:val="28"/>
           <w:lang w:val="en-US"/>
         </w:rPr>
-        <w:t>1</w:t>
-      </w:r>
-      <w:bookmarkStart w:id="0" w:name="_GoBack"/>
+        <w:t>1. COD-VAE :</w:t>
+      </w:r>
       <w:r>
         <w:rPr>
           <w:sz w:val="28"/>
           <w:szCs w:val="28"/>
           <w:lang w:val="en-US"/>
         </w:rPr>
-        <w:t>. COD-VAE :</w:t>
+        <w:t xml:space="preserve"> </w:t>
+      </w:r>
+      <w:r>
+        <w:rPr>
+          <w:sz w:val="24"/>
+          <w:szCs w:val="28"/>
+          <w:lang w:val="en-US"/>
+        </w:rPr>
+        <w:t>Representing 3D Shapes with 64 Latent Vectors for 3D Diffusion Models</w:t>
+      </w:r>
+      <w:r>
+        <w:rPr>
+          <w:sz w:val="24"/>
+          <w:szCs w:val="28"/>
+          <w:lang w:val="en-US"/>
+        </w:rPr>
+        <w:t>::</w:t>
       </w:r>
       <w:r>
         <w:rPr>
@@ -893,206 +1011,453 @@
           <w:szCs w:val="28"/>
           <w:lang w:val="en-US"/>
         </w:rPr>
+        <w:br/>
+      </w:r>
+      <w:r>
+        <w:rPr>
+          <w:sz w:val="24"/>
+          <w:lang w:val="en-US"/>
+        </w:rPr>
+        <w:t>input</w:t>
+      </w:r>
+      <w:r>
+        <w:rPr>
+          <w:sz w:val="24"/>
+          <w:lang w:val="en-US"/>
+        </w:rPr>
+        <w:t>: point cloud, output a triplane. In the repository is included a MLP that is a neural voxel occupancy. Computationally expensive to turn this representation into a mesh. It is possible to compute the point cloud, but we must be smart about it (</w:t>
+      </w:r>
+      <w:r>
+        <w:rPr>
+          <w:sz w:val="24"/>
+          <w:lang w:val="en-US"/>
+        </w:rPr>
+        <w:t>Multi-Resolution Sampling</w:t>
+      </w:r>
+      <w:r>
+        <w:rPr>
+          <w:sz w:val="24"/>
+          <w:lang w:val="en-US"/>
+        </w:rPr>
+        <w:t xml:space="preserve">). The sampling is called </w:t>
+      </w:r>
+      <w:r>
+        <w:rPr>
+          <w:sz w:val="24"/>
+          <w:lang w:val="en-US"/>
+        </w:rPr>
+        <w:t>Direct Field Sampling (Thresholding)</w:t>
+      </w:r>
+      <w:r>
+        <w:rPr>
+          <w:sz w:val="24"/>
+          <w:lang w:val="en-US"/>
+        </w:rPr>
+        <w:t>.</w:t>
+      </w:r>
+    </w:p>
+    <w:p>
+      <w:pPr>
+        <w:rPr>
+          <w:sz w:val="24"/>
+          <w:lang w:val="en-US"/>
+        </w:rPr>
+      </w:pPr>
+      <w:r>
+        <w:rPr>
+          <w:sz w:val="24"/>
+          <w:lang w:val="en-US"/>
+        </w:rPr>
+        <w:t>Benefits:</w:t>
+      </w:r>
+    </w:p>
+    <w:p>
+      <w:pPr>
+        <w:rPr>
+          <w:sz w:val="24"/>
+          <w:lang w:val="en-US"/>
+        </w:rPr>
+      </w:pPr>
+      <w:r>
+        <w:rPr>
+          <w:sz w:val="24"/>
+          <w:lang w:val="en-US"/>
+        </w:rPr>
+        <w:t xml:space="preserve">Relatively </w:t>
+      </w:r>
+      <w:r>
+        <w:rPr>
+          <w:sz w:val="24"/>
+          <w:lang w:val="en-US"/>
+        </w:rPr>
+        <w:t xml:space="preserve">fast </w:t>
+      </w:r>
+      <w:r>
+        <w:rPr>
+          <w:sz w:val="24"/>
+          <w:lang w:val="en-US"/>
+        </w:rPr>
+        <w:t>22.49 sample/s</w:t>
+      </w:r>
+      <w:r>
+        <w:rPr>
+          <w:sz w:val="24"/>
+          <w:lang w:val="en-US"/>
+        </w:rPr>
+        <w:t>, and high resolution, very small latent space (good for training our diffusion) 64x32 is the whole space (1d tensor)</w:t>
+      </w:r>
+    </w:p>
+    <w:p>
+      <w:pPr>
+        <w:rPr>
+          <w:sz w:val="24"/>
+          <w:lang w:val="en-US"/>
+        </w:rPr>
+      </w:pPr>
+      <w:r>
+        <w:rPr>
+          <w:sz w:val="24"/>
+          <w:lang w:val="en-US"/>
+        </w:rPr>
+        <w:t xml:space="preserve">Nachteile: </w:t>
+      </w:r>
+      <w:r>
+        <w:rPr>
+          <w:sz w:val="24"/>
+          <w:lang w:val="en-US"/>
+        </w:rPr>
+        <w:t>little bit more complex</w:t>
+      </w:r>
+      <w:r>
+        <w:rPr>
+          <w:sz w:val="24"/>
+          <w:lang w:val="en-US"/>
+        </w:rPr>
+        <w:t xml:space="preserve">, </w:t>
+      </w:r>
+      <w:r>
+        <w:rPr>
+          <w:sz w:val="24"/>
+          <w:lang w:val="en-US"/>
+        </w:rPr>
+        <w:t>computationally heavier than other more light-weight VAEs</w:t>
+      </w:r>
+    </w:p>
+    <w:p>
+      <w:pPr>
+        <w:rPr>
+          <w:sz w:val="24"/>
+          <w:lang w:val="en-US"/>
+        </w:rPr>
+      </w:pPr>
+    </w:p>
+    <w:p>
+      <w:pPr>
+        <w:rPr>
+          <w:sz w:val="24"/>
+          <w:lang w:val="en-US"/>
+        </w:rPr>
+      </w:pPr>
+      <w:r>
+        <w:rPr>
+          <w:sz w:val="24"/>
+          <w:lang w:val="en-US"/>
+        </w:rPr>
+        <w:t xml:space="preserve">2. </w:t>
+      </w:r>
+      <w:r>
+        <w:rPr>
+          <w:sz w:val="24"/>
+          <w:lang w:val="en-US"/>
+        </w:rPr>
+        <w:t xml:space="preserve">LION: </w:t>
+      </w:r>
+    </w:p>
+    <w:p>
+      <w:pPr>
+        <w:rPr>
+          <w:sz w:val="24"/>
+          <w:lang w:val="en-US"/>
+        </w:rPr>
+      </w:pPr>
+      <w:r>
+        <w:rPr>
+          <w:sz w:val="24"/>
+          <w:lang w:val="en-US"/>
+        </w:rPr>
+        <w:t>Input = output</w:t>
+      </w:r>
+      <w:r>
+        <w:rPr>
+          <w:sz w:val="24"/>
+          <w:lang w:val="en-US"/>
+        </w:rPr>
+        <w:t xml:space="preserve"> = point cloud. Hierarchical VAE with DDPM and DDIM.</w:t>
+      </w:r>
+      <w:r>
+        <w:rPr>
+          <w:sz w:val="24"/>
+          <w:lang w:val="en-US"/>
+        </w:rPr>
+        <w:t xml:space="preserve"> Two latent spaces</w:t>
+      </w:r>
+    </w:p>
+    <w:p>
+      <w:pPr>
+        <w:rPr>
+          <w:sz w:val="24"/>
+          <w:lang w:val="en-US"/>
+        </w:rPr>
+      </w:pPr>
+    </w:p>
+    <w:p>
+      <w:pPr>
+        <w:rPr>
+          <w:sz w:val="24"/>
+          <w:lang w:val="en-US"/>
+        </w:rPr>
+      </w:pPr>
+      <w:r>
+        <w:rPr>
+          <w:sz w:val="24"/>
+          <w:lang w:val="en-US"/>
+        </w:rPr>
+        <w:t xml:space="preserve">3. </w:t>
+      </w:r>
+    </w:p>
+    <w:p>
+      <w:pPr>
+        <w:rPr>
+          <w:sz w:val="24"/>
+          <w:lang w:val="en-US"/>
+        </w:rPr>
+      </w:pPr>
+    </w:p>
+    <w:p>
+      <w:pPr>
+        <w:rPr>
+          <w:sz w:val="24"/>
+          <w:lang w:val="en-US"/>
+        </w:rPr>
+      </w:pPr>
+    </w:p>
+    <w:p>
+      <w:pPr>
+        <w:rPr>
+          <w:sz w:val="24"/>
+          <w:lang w:val="en-US"/>
+        </w:rPr>
+      </w:pPr>
+    </w:p>
+    <w:p>
+      <w:pPr>
+        <w:rPr>
+          <w:sz w:val="24"/>
+          <w:lang w:val="en-US"/>
+        </w:rPr>
+      </w:pPr>
+    </w:p>
+    <w:p>
+      <w:pPr>
+        <w:rPr>
+          <w:sz w:val="24"/>
+          <w:lang w:val="en-US"/>
+        </w:rPr>
+      </w:pPr>
+    </w:p>
+    <w:p>
+      <w:pPr>
+        <w:rPr>
+          <w:sz w:val="24"/>
+          <w:lang w:val="en-US"/>
+        </w:rPr>
+      </w:pPr>
+      <w:r>
+        <w:rPr>
+          <w:sz w:val="24"/>
+          <w:lang w:val="en-US"/>
+        </w:rPr>
+        <w:lastRenderedPageBreak/>
+        <w:t>DIFFUSION MODELS:</w:t>
+      </w:r>
+    </w:p>
+    <w:p>
+      <w:pPr>
+        <w:rPr>
+          <w:sz w:val="24"/>
+          <w:lang w:val="en-US"/>
+        </w:rPr>
+      </w:pPr>
+      <w:r>
+        <w:rPr>
+          <w:sz w:val="24"/>
+          <w:lang w:val="en-US"/>
+        </w:rPr>
+        <w:t>Ideas:</w:t>
+      </w:r>
+    </w:p>
+    <w:p>
+      <w:pPr>
+        <w:rPr>
+          <w:sz w:val="24"/>
+          <w:lang w:val="en-US"/>
+        </w:rPr>
+      </w:pPr>
+      <w:r>
+        <w:rPr>
+          <w:sz w:val="24"/>
+          <w:lang w:val="en-US"/>
+        </w:rPr>
+        <w:t>1.</w:t>
+      </w:r>
+      <w:r>
         <w:t xml:space="preserve"> </w:t>
       </w:r>
+      <w:r>
+        <w:rPr>
+          <w:sz w:val="24"/>
+          <w:lang w:val="en-US"/>
+        </w:rPr>
+        <w:t>Hierarchical Positional Encodings</w:t>
+      </w:r>
+      <w:r>
+        <w:rPr>
+          <w:sz w:val="24"/>
+          <w:lang w:val="en-US"/>
+        </w:rPr>
+        <w:t>. Add some kind of additional information to tell the network the structure of the hand and how different parts are connected.</w:t>
+      </w:r>
+    </w:p>
+    <w:p>
+      <w:pPr>
+        <w:rPr>
+          <w:sz w:val="24"/>
+          <w:lang w:val="en-US"/>
+        </w:rPr>
+      </w:pPr>
+      <w:r>
+        <w:rPr>
+          <w:sz w:val="24"/>
+          <w:lang w:val="en-US"/>
+        </w:rPr>
+        <w:t xml:space="preserve">2. </w:t>
+      </w:r>
+      <w:r>
+        <w:rPr>
+          <w:sz w:val="24"/>
+          <w:lang w:val="en-US"/>
+        </w:rPr>
+        <w:t>Grouped Token Aggr</w:t>
+      </w:r>
+      <w:bookmarkStart w:id="0" w:name="_GoBack"/>
       <w:bookmarkEnd w:id="0"/>
       <w:r>
         <w:rPr>
           <w:sz w:val="24"/>
-          <w:szCs w:val="28"/>
-          <w:lang w:val="en-US"/>
-        </w:rPr>
-        <w:t>Representing 3D Shapes with 64 Latent Vectors for 3D Diffusion Models</w:t>
-      </w:r>
-      <w:r>
-        <w:rPr>
-          <w:sz w:val="24"/>
-          <w:szCs w:val="28"/>
-          <w:lang w:val="en-US"/>
-        </w:rPr>
-        <w:t>::</w:t>
-      </w:r>
-      <w:r>
-        <w:rPr>
-          <w:sz w:val="28"/>
-          <w:szCs w:val="28"/>
-          <w:lang w:val="en-US"/>
-        </w:rPr>
-        <w:br/>
-      </w:r>
-      <w:r>
-        <w:rPr>
-          <w:sz w:val="24"/>
-          <w:lang w:val="en-US"/>
-        </w:rPr>
-        <w:t>input</w:t>
-      </w:r>
-      <w:r>
-        <w:rPr>
-          <w:sz w:val="24"/>
-          <w:lang w:val="en-US"/>
-        </w:rPr>
-        <w:t>: point cloud, output a triplane. In the repository is included a MLP that is a neural voxel occupancy. Computationally expensive to turn this representation into a mesh. It is possible to compute the point cloud, but we must be smart about it (</w:t>
-      </w:r>
-      <w:r>
-        <w:rPr>
-          <w:sz w:val="24"/>
-          <w:lang w:val="en-US"/>
-        </w:rPr>
-        <w:t>Multi-Resolution Sampling</w:t>
-      </w:r>
-      <w:r>
-        <w:rPr>
-          <w:sz w:val="24"/>
-          <w:lang w:val="en-US"/>
-        </w:rPr>
-        <w:t xml:space="preserve">). The sampling is called </w:t>
-      </w:r>
-      <w:r>
-        <w:rPr>
-          <w:sz w:val="24"/>
-          <w:lang w:val="en-US"/>
-        </w:rPr>
-        <w:t>Direct Field Sampling (Thresholding)</w:t>
-      </w:r>
-      <w:r>
-        <w:rPr>
-          <w:sz w:val="24"/>
-          <w:lang w:val="en-US"/>
-        </w:rPr>
-        <w:t>.</w:t>
-      </w:r>
-    </w:p>
-    <w:p>
-      <w:pPr>
-        <w:rPr>
-          <w:sz w:val="24"/>
-          <w:lang w:val="en-US"/>
-        </w:rPr>
-      </w:pPr>
-      <w:r>
-        <w:rPr>
-          <w:sz w:val="24"/>
-          <w:lang w:val="en-US"/>
-        </w:rPr>
-        <w:t>Benefits:</w:t>
-      </w:r>
-    </w:p>
-    <w:p>
-      <w:pPr>
-        <w:rPr>
-          <w:sz w:val="24"/>
-          <w:lang w:val="en-US"/>
-        </w:rPr>
-      </w:pPr>
-      <w:r>
-        <w:rPr>
-          <w:sz w:val="24"/>
-          <w:lang w:val="en-US"/>
-        </w:rPr>
-        <w:t xml:space="preserve">Relatively </w:t>
-      </w:r>
-      <w:r>
-        <w:rPr>
-          <w:sz w:val="24"/>
-          <w:lang w:val="en-US"/>
-        </w:rPr>
-        <w:t xml:space="preserve">fast </w:t>
-      </w:r>
-      <w:r>
-        <w:rPr>
-          <w:sz w:val="24"/>
-          <w:lang w:val="en-US"/>
-        </w:rPr>
-        <w:t>22.49 sample/s</w:t>
-      </w:r>
-      <w:r>
-        <w:rPr>
-          <w:sz w:val="24"/>
-          <w:lang w:val="en-US"/>
-        </w:rPr>
-        <w:t>, and high resolution, very small latent space (good for training our diffusion) 64x32 is the whole space (1d tensor)</w:t>
-      </w:r>
-    </w:p>
-    <w:p>
-      <w:pPr>
-        <w:rPr>
-          <w:sz w:val="24"/>
-          <w:lang w:val="en-US"/>
-        </w:rPr>
-      </w:pPr>
-      <w:r>
-        <w:rPr>
-          <w:sz w:val="24"/>
-          <w:lang w:val="en-US"/>
-        </w:rPr>
-        <w:t xml:space="preserve">Nachteile: </w:t>
-      </w:r>
-      <w:r>
-        <w:rPr>
-          <w:sz w:val="24"/>
-          <w:lang w:val="en-US"/>
-        </w:rPr>
-        <w:t>little bit more complex</w:t>
-      </w:r>
-      <w:r>
-        <w:rPr>
-          <w:sz w:val="24"/>
-          <w:lang w:val="en-US"/>
-        </w:rPr>
-        <w:t xml:space="preserve">, </w:t>
-      </w:r>
-      <w:r>
-        <w:rPr>
-          <w:sz w:val="24"/>
-          <w:lang w:val="en-US"/>
-        </w:rPr>
-        <w:t>computationally heavier than other more light-weight VAEs</w:t>
-      </w:r>
-    </w:p>
-    <w:p>
-      <w:pPr>
-        <w:rPr>
-          <w:sz w:val="24"/>
-          <w:lang w:val="en-US"/>
-        </w:rPr>
-      </w:pPr>
-    </w:p>
-    <w:p>
-      <w:pPr>
-        <w:rPr>
-          <w:sz w:val="24"/>
-          <w:lang w:val="en-US"/>
-        </w:rPr>
-      </w:pPr>
-      <w:r>
-        <w:rPr>
-          <w:sz w:val="24"/>
-          <w:lang w:val="en-US"/>
-        </w:rPr>
-        <w:t xml:space="preserve">2. </w:t>
-      </w:r>
-      <w:r>
-        <w:rPr>
-          <w:sz w:val="24"/>
-          <w:lang w:val="en-US"/>
-        </w:rPr>
-        <w:t xml:space="preserve">LION: </w:t>
-      </w:r>
-    </w:p>
-    <w:p>
-      <w:pPr>
-        <w:rPr>
-          <w:sz w:val="24"/>
-          <w:lang w:val="en-US"/>
-        </w:rPr>
-      </w:pPr>
-      <w:r>
-        <w:rPr>
-          <w:sz w:val="24"/>
-          <w:lang w:val="en-US"/>
-        </w:rPr>
-        <w:t>Input = output</w:t>
+          <w:lang w:val="en-US"/>
+        </w:rPr>
+        <w:t>egation</w:t>
+      </w:r>
+      <w:r>
+        <w:rPr>
+          <w:sz w:val="24"/>
+          <w:lang w:val="en-US"/>
+        </w:rPr>
+        <w:t xml:space="preserve">: </w:t>
+      </w:r>
+      <w:r>
+        <w:rPr>
+          <w:sz w:val="24"/>
+          <w:lang w:val="en-US"/>
+        </w:rPr>
+        <w:t>Process each finger's 3 joints through a small shared MLP or a "Mini-Transformer." This produces 4 "Finger Tokens".</w:t>
+      </w:r>
+      <w:r>
+        <w:t xml:space="preserve"> </w:t>
+      </w:r>
+      <w:r>
+        <w:rPr>
+          <w:sz w:val="24"/>
+          <w:lang w:val="en-US"/>
+        </w:rPr>
+        <w:t>Feed these 4 Finger Tokens into your main Transformer.</w:t>
+      </w:r>
+    </w:p>
+    <w:p>
+      <w:pPr>
+        <w:rPr>
+          <w:sz w:val="24"/>
+          <w:lang w:val="en-US"/>
+        </w:rPr>
+      </w:pPr>
+      <w:r>
+        <w:rPr>
+          <w:sz w:val="24"/>
+          <w:lang w:val="en-US"/>
+        </w:rPr>
+        <w:t xml:space="preserve">3. </w:t>
+      </w:r>
+      <w:r>
+        <w:rPr>
+          <w:sz w:val="24"/>
+          <w:lang w:val="en-US"/>
+        </w:rPr>
+        <w:t>Tree-Structured Attention</w:t>
+      </w:r>
+      <w:r>
+        <w:rPr>
+          <w:sz w:val="24"/>
+          <w:lang w:val="en-US"/>
+        </w:rPr>
+        <w:t>. Joints are only</w:t>
+      </w:r>
+      <w:r>
+        <w:t xml:space="preserve"> </w:t>
+      </w:r>
+      <w:r>
+        <w:rPr>
+          <w:sz w:val="24"/>
+          <w:lang w:val="en-US"/>
+        </w:rPr>
+        <w:t>allowed to "attend" to their direct neighbors in the kinematic chain.</w:t>
+      </w:r>
+      <w:r>
+        <w:t xml:space="preserve"> </w:t>
+      </w:r>
+      <w:r>
+        <w:rPr>
+          <w:sz w:val="24"/>
+          <w:lang w:val="en-US"/>
+        </w:rPr>
+        <w:t>Here we could model the both the hand and the object combined. We act like the hand is connected with the objects center (this parameter is the x,y,z of the object), and then this token is connected to the position of the object (1,2,3,4) as if this was some angle or a new finger of the</w:t>
+      </w:r>
+      <w:r>
+        <w:rPr>
+          <w:sz w:val="24"/>
+          <w:lang w:val="en-US"/>
+        </w:rPr>
+        <w:t xml:space="preserve"> hand. We t</w:t>
+      </w:r>
+      <w:r>
+        <w:rPr>
+          <w:sz w:val="24"/>
+          <w:lang w:val="en-US"/>
+        </w:rPr>
+        <w:t>h</w:t>
+      </w:r>
+      <w:r>
+        <w:rPr>
+          <w:sz w:val="24"/>
+          <w:lang w:val="en-US"/>
+        </w:rPr>
+        <w:t>e</w:t>
+      </w:r>
+      <w:r>
+        <w:rPr>
+          <w:sz w:val="24"/>
+          <w:lang w:val="en-US"/>
+        </w:rPr>
+        <w:t>n let only the connected parts talk to each other.</w:t>
       </w:r>
     </w:p>
     <w:sectPr>

--- a/Documentation/Progress & Ideas/Ideas & Progress.docx
+++ b/Documentation/Progress & Ideas/Ideas & Progress.docx
@@ -1,6 +1,6 @@
 
 <file path=word/document.xml><?xml version="1.0" encoding="utf-8"?>
-<w:document xmlns:wpc="http://schemas.microsoft.com/office/word/2010/wordprocessingCanvas" xmlns:cx="http://schemas.microsoft.com/office/drawing/2014/chartex" xmlns:cx1="http://schemas.microsoft.com/office/drawing/2015/9/8/chartex" xmlns:mc="http://schemas.openxmlformats.org/markup-compatibility/2006" xmlns:o="urn:schemas-microsoft-com:office:office" xmlns:r="http://schemas.openxmlformats.org/officeDocument/2006/relationships" xmlns:m="http://schemas.openxmlformats.org/officeDocument/2006/math" xmlns:v="urn:schemas-microsoft-com:vml" xmlns:wp14="http://schemas.microsoft.com/office/word/2010/wordprocessingDrawing" xmlns:wp="http://schemas.openxmlformats.org/drawingml/2006/wordprocessingDrawing" xmlns:w10="urn:schemas-microsoft-com:office:word" xmlns:w="http://schemas.openxmlformats.org/wordprocessingml/2006/main" xmlns:w14="http://schemas.microsoft.com/office/word/2010/wordml" xmlns:w15="http://schemas.microsoft.com/office/word/2012/wordml" xmlns:w16se="http://schemas.microsoft.com/office/word/2015/wordml/symex" xmlns:wpg="http://schemas.microsoft.com/office/word/2010/wordprocessingGroup" xmlns:wpi="http://schemas.microsoft.com/office/word/2010/wordprocessingInk" xmlns:wne="http://schemas.microsoft.com/office/word/2006/wordml" xmlns:wps="http://schemas.microsoft.com/office/word/2010/wordprocessingShape" mc:Ignorable="w14 w15 w16se wp14">
+<w:document xmlns:wpc="http://schemas.microsoft.com/office/word/2010/wordprocessingCanvas" xmlns:cx="http://schemas.microsoft.com/office/drawing/2014/chartex" xmlns:cx1="http://schemas.microsoft.com/office/drawing/2015/9/8/chartex" xmlns:cx2="http://schemas.microsoft.com/office/drawing/2015/10/21/chartex" xmlns:cx3="http://schemas.microsoft.com/office/drawing/2016/5/9/chartex" xmlns:cx4="http://schemas.microsoft.com/office/drawing/2016/5/10/chartex" xmlns:cx5="http://schemas.microsoft.com/office/drawing/2016/5/11/chartex" xmlns:cx6="http://schemas.microsoft.com/office/drawing/2016/5/12/chartex" xmlns:cx7="http://schemas.microsoft.com/office/drawing/2016/5/13/chartex" xmlns:cx8="http://schemas.microsoft.com/office/drawing/2016/5/14/chartex" xmlns:mc="http://schemas.openxmlformats.org/markup-compatibility/2006" xmlns:aink="http://schemas.microsoft.com/office/drawing/2016/ink" xmlns:am3d="http://schemas.microsoft.com/office/drawing/2017/model3d" xmlns:o="urn:schemas-microsoft-com:office:office" xmlns:oel="http://schemas.microsoft.com/office/2019/extlst" xmlns:r="http://schemas.openxmlformats.org/officeDocument/2006/relationships" xmlns:m="http://schemas.openxmlformats.org/officeDocument/2006/math" xmlns:v="urn:schemas-microsoft-com:vml" xmlns:wp14="http://schemas.microsoft.com/office/word/2010/wordprocessingDrawing" xmlns:wp="http://schemas.openxmlformats.org/drawingml/2006/wordprocessingDrawing" xmlns:w10="urn:schemas-microsoft-com:office:word" xmlns:w="http://schemas.openxmlformats.org/wordprocessingml/2006/main" xmlns:w14="http://schemas.microsoft.com/office/word/2010/wordml" xmlns:w15="http://schemas.microsoft.com/office/word/2012/wordml" xmlns:w16cex="http://schemas.microsoft.com/office/word/2018/wordml/cex" xmlns:w16cid="http://schemas.microsoft.com/office/word/2016/wordml/cid" xmlns:w16="http://schemas.microsoft.com/office/word/2018/wordml" xmlns:w16du="http://schemas.microsoft.com/office/word/2023/wordml/word16du" xmlns:w16sdtdh="http://schemas.microsoft.com/office/word/2020/wordml/sdtdatahash" xmlns:w16sdtfl="http://schemas.microsoft.com/office/word/2024/wordml/sdtformatlock" xmlns:w16se="http://schemas.microsoft.com/office/word/2015/wordml/symex" xmlns:wpg="http://schemas.microsoft.com/office/word/2010/wordprocessingGroup" xmlns:wpi="http://schemas.microsoft.com/office/word/2010/wordprocessingInk" xmlns:wne="http://schemas.microsoft.com/office/word/2006/wordml" xmlns:wps="http://schemas.microsoft.com/office/word/2010/wordprocessingShape" mc:Ignorable="w14 w15 w16se w16cid w16 w16cex w16sdtdh w16sdtfl w16du wp14">
   <w:body>
     <w:p>
       <w:pPr>
@@ -67,7 +67,23 @@
           <w:sz w:val="24"/>
           <w:lang w:val="en-US"/>
         </w:rPr>
-        <w:t xml:space="preserve">Have a VAE that is trained on ShapeNet or some other dataset with shapes. This gives us a latent space. </w:t>
+        <w:t xml:space="preserve">Have a VAE that is trained on </w:t>
+      </w:r>
+      <w:proofErr w:type="spellStart"/>
+      <w:r>
+        <w:rPr>
+          <w:sz w:val="24"/>
+          <w:lang w:val="en-US"/>
+        </w:rPr>
+        <w:t>ShapeNet</w:t>
+      </w:r>
+      <w:proofErr w:type="spellEnd"/>
+      <w:r>
+        <w:rPr>
+          <w:sz w:val="24"/>
+          <w:lang w:val="en-US"/>
+        </w:rPr>
+        <w:t xml:space="preserve"> or some other dataset with shapes. This gives us a latent space. </w:t>
       </w:r>
     </w:p>
     <w:p>
@@ -96,8 +112,33 @@
           <w:sz w:val="24"/>
           <w:lang w:val="en-US"/>
         </w:rPr>
-        <w:t xml:space="preserve"> What is this data exactly?) and it outputs in the latent space of the VAE. The pipeline would be :</w:t>
-      </w:r>
+        <w:t xml:space="preserve"> What is this data exactly?) and </w:t>
+      </w:r>
+      <w:proofErr w:type="gramStart"/>
+      <w:r>
+        <w:rPr>
+          <w:sz w:val="24"/>
+          <w:lang w:val="en-US"/>
+        </w:rPr>
+        <w:t>it</w:t>
+      </w:r>
+      <w:proofErr w:type="gramEnd"/>
+      <w:r>
+        <w:rPr>
+          <w:sz w:val="24"/>
+          <w:lang w:val="en-US"/>
+        </w:rPr>
+        <w:t xml:space="preserve"> outputs in the latent space of the VAE. The pipeline would </w:t>
+      </w:r>
+      <w:proofErr w:type="gramStart"/>
+      <w:r>
+        <w:rPr>
+          <w:sz w:val="24"/>
+          <w:lang w:val="en-US"/>
+        </w:rPr>
+        <w:t>be :</w:t>
+      </w:r>
+      <w:proofErr w:type="gramEnd"/>
     </w:p>
     <w:p>
       <w:pPr>
@@ -163,27 +204,86 @@
           <w:lang w:val="en-US"/>
         </w:rPr>
       </w:pPr>
-      <w:r>
-        <w:rPr>
-          <w:sz w:val="24"/>
-          <w:lang w:val="en-US"/>
-        </w:rPr>
-        <w:t>Subidea:</w:t>
-      </w:r>
-    </w:p>
-    <w:p>
-      <w:pPr>
-        <w:rPr>
-          <w:sz w:val="24"/>
-          <w:lang w:val="en-US"/>
-        </w:rPr>
-      </w:pPr>
-      <w:r>
-        <w:rPr>
-          <w:sz w:val="24"/>
-          <w:lang w:val="en-US"/>
-        </w:rPr>
-        <w:t>1. have a pretrained VAE. (We should start off with this, because it is the cheapest way to get results) just need to find the right architecture. We can play with with all of them, and benchmark each one. Also the end speed vs the end accuracy is interesting. Fine-tuning is a option.</w:t>
+      <w:proofErr w:type="spellStart"/>
+      <w:r>
+        <w:rPr>
+          <w:sz w:val="24"/>
+          <w:lang w:val="en-US"/>
+        </w:rPr>
+        <w:t>Subidea</w:t>
+      </w:r>
+      <w:proofErr w:type="spellEnd"/>
+      <w:r>
+        <w:rPr>
+          <w:sz w:val="24"/>
+          <w:lang w:val="en-US"/>
+        </w:rPr>
+        <w:t>:</w:t>
+      </w:r>
+    </w:p>
+    <w:p>
+      <w:pPr>
+        <w:rPr>
+          <w:sz w:val="24"/>
+          <w:lang w:val="en-US"/>
+        </w:rPr>
+      </w:pPr>
+      <w:r>
+        <w:rPr>
+          <w:sz w:val="24"/>
+          <w:lang w:val="en-US"/>
+        </w:rPr>
+        <w:t xml:space="preserve">1. have a pretrained VAE. (We should start off with this, because it is the cheapest way to get results) just need to find the right architecture. We can play with </w:t>
+      </w:r>
+      <w:proofErr w:type="spellStart"/>
+      <w:r>
+        <w:rPr>
+          <w:sz w:val="24"/>
+          <w:lang w:val="en-US"/>
+        </w:rPr>
+        <w:t>with</w:t>
+      </w:r>
+      <w:proofErr w:type="spellEnd"/>
+      <w:r>
+        <w:rPr>
+          <w:sz w:val="24"/>
+          <w:lang w:val="en-US"/>
+        </w:rPr>
+        <w:t xml:space="preserve"> all of them, and benchmark each one. </w:t>
+      </w:r>
+      <w:proofErr w:type="gramStart"/>
+      <w:r>
+        <w:rPr>
+          <w:sz w:val="24"/>
+          <w:lang w:val="en-US"/>
+        </w:rPr>
+        <w:t>Also</w:t>
+      </w:r>
+      <w:proofErr w:type="gramEnd"/>
+      <w:r>
+        <w:rPr>
+          <w:sz w:val="24"/>
+          <w:lang w:val="en-US"/>
+        </w:rPr>
+        <w:t xml:space="preserve"> the end speed vs the end accuracy is interesting. Fine-tuning is </w:t>
+      </w:r>
+      <w:proofErr w:type="spellStart"/>
+      <w:proofErr w:type="gramStart"/>
+      <w:r>
+        <w:rPr>
+          <w:sz w:val="24"/>
+          <w:lang w:val="en-US"/>
+        </w:rPr>
+        <w:t>a</w:t>
+      </w:r>
+      <w:proofErr w:type="spellEnd"/>
+      <w:proofErr w:type="gramEnd"/>
+      <w:r>
+        <w:rPr>
+          <w:sz w:val="24"/>
+          <w:lang w:val="en-US"/>
+        </w:rPr>
+        <w:t xml:space="preserve"> option.</w:t>
       </w:r>
     </w:p>
     <w:p>
@@ -250,7 +350,39 @@
           <w:sz w:val="24"/>
           <w:lang w:val="en-US"/>
         </w:rPr>
-        <w:t>Might be computationaly untractible.</w:t>
+        <w:t xml:space="preserve">Might be </w:t>
+      </w:r>
+      <w:proofErr w:type="spellStart"/>
+      <w:r>
+        <w:rPr>
+          <w:sz w:val="24"/>
+          <w:lang w:val="en-US"/>
+        </w:rPr>
+        <w:t>computationaly</w:t>
+      </w:r>
+      <w:proofErr w:type="spellEnd"/>
+      <w:r>
+        <w:rPr>
+          <w:sz w:val="24"/>
+          <w:lang w:val="en-US"/>
+        </w:rPr>
+        <w:t xml:space="preserve"> </w:t>
+      </w:r>
+      <w:proofErr w:type="spellStart"/>
+      <w:r>
+        <w:rPr>
+          <w:sz w:val="24"/>
+          <w:lang w:val="en-US"/>
+        </w:rPr>
+        <w:t>untractible</w:t>
+      </w:r>
+      <w:proofErr w:type="spellEnd"/>
+      <w:r>
+        <w:rPr>
+          <w:sz w:val="24"/>
+          <w:lang w:val="en-US"/>
+        </w:rPr>
+        <w:t>.</w:t>
       </w:r>
     </w:p>
     <w:p>
@@ -338,7 +470,23 @@
           <w:sz w:val="24"/>
           <w:lang w:val="en-US"/>
         </w:rPr>
-        <w:t>Important: the encoder encoder the hand, the decoder decodes the possible shape, not quite the same.</w:t>
+        <w:t xml:space="preserve">Important: the encoder </w:t>
+      </w:r>
+      <w:proofErr w:type="spellStart"/>
+      <w:r>
+        <w:rPr>
+          <w:sz w:val="24"/>
+          <w:lang w:val="en-US"/>
+        </w:rPr>
+        <w:t>encoder</w:t>
+      </w:r>
+      <w:proofErr w:type="spellEnd"/>
+      <w:r>
+        <w:rPr>
+          <w:sz w:val="24"/>
+          <w:lang w:val="en-US"/>
+        </w:rPr>
+        <w:t xml:space="preserve"> the hand, the decoder decodes the possible shape, not quite the same.</w:t>
       </w:r>
     </w:p>
     <w:p>
@@ -390,7 +538,23 @@
           <w:sz w:val="24"/>
           <w:lang w:val="en-US"/>
         </w:rPr>
-        <w:t>1.experiment with different metrics. Implement a metric for symetric shapes.</w:t>
+        <w:t xml:space="preserve">1.experiment with different metrics. Implement a metric for </w:t>
+      </w:r>
+      <w:proofErr w:type="spellStart"/>
+      <w:r>
+        <w:rPr>
+          <w:sz w:val="24"/>
+          <w:lang w:val="en-US"/>
+        </w:rPr>
+        <w:t>symetric</w:t>
+      </w:r>
+      <w:proofErr w:type="spellEnd"/>
+      <w:r>
+        <w:rPr>
+          <w:sz w:val="24"/>
+          <w:lang w:val="en-US"/>
+        </w:rPr>
+        <w:t xml:space="preserve"> shapes.</w:t>
       </w:r>
     </w:p>
     <w:p>
@@ -406,7 +570,39 @@
           <w:lang w:val="en-US"/>
         </w:rPr>
         <w:lastRenderedPageBreak/>
-        <w:t>2. set a predefined number of 3D points(meshes) for the output, or let the network learn the number of points that it should output (mabye depending on the complexity of the shape) (mabye a stupid idea)</w:t>
+        <w:t>2. set a predefined number of 3D points(meshes) for the output, or let the network learn the number of points that it should output (</w:t>
+      </w:r>
+      <w:proofErr w:type="spellStart"/>
+      <w:r>
+        <w:rPr>
+          <w:sz w:val="24"/>
+          <w:lang w:val="en-US"/>
+        </w:rPr>
+        <w:t>mabye</w:t>
+      </w:r>
+      <w:proofErr w:type="spellEnd"/>
+      <w:r>
+        <w:rPr>
+          <w:sz w:val="24"/>
+          <w:lang w:val="en-US"/>
+        </w:rPr>
+        <w:t xml:space="preserve"> depending on the complexity of the shape) (</w:t>
+      </w:r>
+      <w:proofErr w:type="spellStart"/>
+      <w:r>
+        <w:rPr>
+          <w:sz w:val="24"/>
+          <w:lang w:val="en-US"/>
+        </w:rPr>
+        <w:t>mabye</w:t>
+      </w:r>
+      <w:proofErr w:type="spellEnd"/>
+      <w:r>
+        <w:rPr>
+          <w:sz w:val="24"/>
+          <w:lang w:val="en-US"/>
+        </w:rPr>
+        <w:t xml:space="preserve"> a stupid idea)</w:t>
       </w:r>
     </w:p>
     <w:p>
@@ -442,7 +638,23 @@
           <w:sz w:val="24"/>
           <w:lang w:val="en-US"/>
         </w:rPr>
-        <w:t>Global Conditioning (FiLM / Adaptive Normalization)</w:t>
+        <w:t>Global Conditioning (</w:t>
+      </w:r>
+      <w:proofErr w:type="spellStart"/>
+      <w:r>
+        <w:rPr>
+          <w:sz w:val="24"/>
+          <w:lang w:val="en-US"/>
+        </w:rPr>
+        <w:t>FiLM</w:t>
+      </w:r>
+      <w:proofErr w:type="spellEnd"/>
+      <w:r>
+        <w:rPr>
+          <w:sz w:val="24"/>
+          <w:lang w:val="en-US"/>
+        </w:rPr>
+        <w:t xml:space="preserve"> / Adaptive Normalization)</w:t>
       </w:r>
       <w:r>
         <w:rPr>
@@ -485,7 +697,23 @@
           <w:sz w:val="24"/>
           <w:lang w:val="en-US"/>
         </w:rPr>
-        <w:t>4. location of the touch points and the original shape. What should be centered, the shape or the touch coordinates. Mabye need canonicalization.</w:t>
+        <w:t xml:space="preserve">4. location of the touch points and the original shape. What should be centered, the shape or the touch coordinates. </w:t>
+      </w:r>
+      <w:proofErr w:type="spellStart"/>
+      <w:r>
+        <w:rPr>
+          <w:sz w:val="24"/>
+          <w:lang w:val="en-US"/>
+        </w:rPr>
+        <w:t>Mabye</w:t>
+      </w:r>
+      <w:proofErr w:type="spellEnd"/>
+      <w:r>
+        <w:rPr>
+          <w:sz w:val="24"/>
+          <w:lang w:val="en-US"/>
+        </w:rPr>
+        <w:t xml:space="preserve"> need canonicalization.</w:t>
       </w:r>
     </w:p>
     <w:p>
@@ -503,7 +731,23 @@
           <w:sz w:val="24"/>
           <w:lang w:val="en-US"/>
         </w:rPr>
-        <w:t>5. use anchoring during the generation process (only in the case when diffusion is native), the noisy points near the ground truth(touch points) replace with the touch points to aid the diffusion process.</w:t>
+        <w:t xml:space="preserve">5. use anchoring during the generation process (only in the case when diffusion is native), the noisy points near the ground </w:t>
+      </w:r>
+      <w:proofErr w:type="gramStart"/>
+      <w:r>
+        <w:rPr>
+          <w:sz w:val="24"/>
+          <w:lang w:val="en-US"/>
+        </w:rPr>
+        <w:t>truth(</w:t>
+      </w:r>
+      <w:proofErr w:type="gramEnd"/>
+      <w:r>
+        <w:rPr>
+          <w:sz w:val="24"/>
+          <w:lang w:val="en-US"/>
+        </w:rPr>
+        <w:t>touch points) replace with the touch points to aid the diffusion process.</w:t>
       </w:r>
     </w:p>
     <w:p>
@@ -555,7 +799,41 @@
           <w:sz w:val="24"/>
           <w:lang w:val="en-US"/>
         </w:rPr>
-        <w:t>8. Instead of predicting the point cloud we could have a sphere with lets say 500 nodes, the job of the nn is to predict how far it need to push these nodes for this newly modified shape to be similar to the original. The shape starts from some point in the hand.</w:t>
+        <w:t xml:space="preserve">8. Instead of predicting the point cloud we could have a sphere with </w:t>
+      </w:r>
+      <w:proofErr w:type="spellStart"/>
+      <w:proofErr w:type="gramStart"/>
+      <w:r>
+        <w:rPr>
+          <w:sz w:val="24"/>
+          <w:lang w:val="en-US"/>
+        </w:rPr>
+        <w:t>lets</w:t>
+      </w:r>
+      <w:proofErr w:type="spellEnd"/>
+      <w:proofErr w:type="gramEnd"/>
+      <w:r>
+        <w:rPr>
+          <w:sz w:val="24"/>
+          <w:lang w:val="en-US"/>
+        </w:rPr>
+        <w:t xml:space="preserve"> say 500 nodes, the job of the </w:t>
+      </w:r>
+      <w:proofErr w:type="spellStart"/>
+      <w:r>
+        <w:rPr>
+          <w:sz w:val="24"/>
+          <w:lang w:val="en-US"/>
+        </w:rPr>
+        <w:t>nn</w:t>
+      </w:r>
+      <w:proofErr w:type="spellEnd"/>
+      <w:r>
+        <w:rPr>
+          <w:sz w:val="24"/>
+          <w:lang w:val="en-US"/>
+        </w:rPr>
+        <w:t xml:space="preserve"> is to predict how far it need to push these nodes for this newly modified shape to be similar to the original. The shape starts from some point in the hand.</w:t>
       </w:r>
     </w:p>
     <w:p>
@@ -623,7 +901,7 @@
     </w:p>
     <w:p>
       <w:pPr>
-        <w:pStyle w:val="ListParagraph"/>
+        <w:pStyle w:val="Listenabsatz"/>
         <w:numPr>
           <w:ilvl w:val="0"/>
           <w:numId w:val="1"/>
@@ -643,7 +921,7 @@
     </w:p>
     <w:p>
       <w:pPr>
-        <w:pStyle w:val="ListParagraph"/>
+        <w:pStyle w:val="Listenabsatz"/>
         <w:numPr>
           <w:ilvl w:val="0"/>
           <w:numId w:val="1"/>
@@ -674,12 +952,21 @@
         </w:rPr>
         <w:t xml:space="preserve">, </w:t>
       </w:r>
-      <w:r>
-        <w:rPr>
-          <w:sz w:val="24"/>
-          <w:lang w:val="en-US"/>
-        </w:rPr>
-        <w:t>PointNet-VAE</w:t>
+      <w:proofErr w:type="spellStart"/>
+      <w:r>
+        <w:rPr>
+          <w:sz w:val="24"/>
+          <w:lang w:val="en-US"/>
+        </w:rPr>
+        <w:t>PointNet</w:t>
+      </w:r>
+      <w:proofErr w:type="spellEnd"/>
+      <w:r>
+        <w:rPr>
+          <w:sz w:val="24"/>
+          <w:lang w:val="en-US"/>
+        </w:rPr>
+        <w:t>-VAE</w:t>
       </w:r>
       <w:r>
         <w:rPr>
@@ -688,6 +975,7 @@
         </w:rPr>
         <w:t xml:space="preserve">, </w:t>
       </w:r>
+      <w:proofErr w:type="spellStart"/>
       <w:r>
         <w:rPr>
           <w:sz w:val="24"/>
@@ -695,6 +983,7 @@
         </w:rPr>
         <w:t>FoldingNet</w:t>
       </w:r>
+      <w:proofErr w:type="spellEnd"/>
       <w:r>
         <w:rPr>
           <w:sz w:val="24"/>
@@ -702,12 +991,37 @@
         </w:rPr>
         <w:t xml:space="preserve">, </w:t>
       </w:r>
-      <w:r>
-        <w:rPr>
-          <w:sz w:val="24"/>
-          <w:lang w:val="en-US"/>
-        </w:rPr>
-        <w:t>PointVAE with PointNet++</w:t>
+      <w:proofErr w:type="spellStart"/>
+      <w:r>
+        <w:rPr>
+          <w:sz w:val="24"/>
+          <w:lang w:val="en-US"/>
+        </w:rPr>
+        <w:t>PointVAE</w:t>
+      </w:r>
+      <w:proofErr w:type="spellEnd"/>
+      <w:r>
+        <w:rPr>
+          <w:sz w:val="24"/>
+          <w:lang w:val="en-US"/>
+        </w:rPr>
+        <w:t xml:space="preserve"> with </w:t>
+      </w:r>
+      <w:proofErr w:type="spellStart"/>
+      <w:r>
+        <w:rPr>
+          <w:sz w:val="24"/>
+          <w:lang w:val="en-US"/>
+        </w:rPr>
+        <w:t>PointNet</w:t>
+      </w:r>
+      <w:proofErr w:type="spellEnd"/>
+      <w:r>
+        <w:rPr>
+          <w:sz w:val="24"/>
+          <w:lang w:val="en-US"/>
+        </w:rPr>
+        <w:t>++</w:t>
       </w:r>
       <w:r>
         <w:rPr>
@@ -728,6 +1042,13 @@
           <w:sz w:val="24"/>
           <w:lang w:val="en-US"/>
         </w:rPr>
+        <w:t>, DC-Compression Autoencoder</w:t>
+      </w:r>
+      <w:r>
+        <w:rPr>
+          <w:sz w:val="24"/>
+          <w:lang w:val="en-US"/>
+        </w:rPr>
         <w:t xml:space="preserve">, </w:t>
       </w:r>
       <w:r>
@@ -735,26 +1056,12 @@
           <w:sz w:val="24"/>
           <w:lang w:val="en-US"/>
         </w:rPr>
-        <w:t>DC-Compression Autoencoder</w:t>
-      </w:r>
-      <w:r>
-        <w:rPr>
-          <w:sz w:val="24"/>
-          <w:lang w:val="en-US"/>
-        </w:rPr>
-        <w:t xml:space="preserve">, </w:t>
-      </w:r>
-      <w:r>
-        <w:rPr>
-          <w:sz w:val="24"/>
-          <w:lang w:val="en-US"/>
-        </w:rPr>
         <w:t>PVCNN</w:t>
       </w:r>
     </w:p>
     <w:p>
       <w:pPr>
-        <w:pStyle w:val="ListParagraph"/>
+        <w:pStyle w:val="Listenabsatz"/>
         <w:numPr>
           <w:ilvl w:val="0"/>
           <w:numId w:val="1"/>
@@ -769,14 +1076,55 @@
           <w:sz w:val="24"/>
           <w:lang w:val="en-US"/>
         </w:rPr>
-        <w:t xml:space="preserve">VAE weights in : </w:t>
-      </w:r>
-      <w:r>
-        <w:rPr>
-          <w:sz w:val="24"/>
-          <w:lang w:val="en-US"/>
-        </w:rPr>
-        <w:t>PyTorch Geometric (PyG) &amp; TorchPoints3d</w:t>
+        <w:t xml:space="preserve">VAE weights </w:t>
+      </w:r>
+      <w:proofErr w:type="gramStart"/>
+      <w:r>
+        <w:rPr>
+          <w:sz w:val="24"/>
+          <w:lang w:val="en-US"/>
+        </w:rPr>
+        <w:t>in :</w:t>
+      </w:r>
+      <w:proofErr w:type="gramEnd"/>
+      <w:r>
+        <w:rPr>
+          <w:sz w:val="24"/>
+          <w:lang w:val="en-US"/>
+        </w:rPr>
+        <w:t xml:space="preserve"> </w:t>
+      </w:r>
+      <w:proofErr w:type="spellStart"/>
+      <w:r>
+        <w:rPr>
+          <w:sz w:val="24"/>
+          <w:lang w:val="en-US"/>
+        </w:rPr>
+        <w:t>PyTorch</w:t>
+      </w:r>
+      <w:proofErr w:type="spellEnd"/>
+      <w:r>
+        <w:rPr>
+          <w:sz w:val="24"/>
+          <w:lang w:val="en-US"/>
+        </w:rPr>
+        <w:t xml:space="preserve"> Geometric (</w:t>
+      </w:r>
+      <w:proofErr w:type="spellStart"/>
+      <w:r>
+        <w:rPr>
+          <w:sz w:val="24"/>
+          <w:lang w:val="en-US"/>
+        </w:rPr>
+        <w:t>PyG</w:t>
+      </w:r>
+      <w:proofErr w:type="spellEnd"/>
+      <w:r>
+        <w:rPr>
+          <w:sz w:val="24"/>
+          <w:lang w:val="en-US"/>
+        </w:rPr>
+        <w:t>) &amp; TorchPoints3d</w:t>
       </w:r>
       <w:r>
         <w:rPr>
@@ -845,7 +1193,23 @@
           <w:lang w:val="en-US"/>
         </w:rPr>
         <w:lastRenderedPageBreak/>
-        <w:t>2. download few VAEs and check if their distributionis matching ours, if not we must fine tune (or choose another model)</w:t>
+        <w:t xml:space="preserve">2. download few VAEs and check if their </w:t>
+      </w:r>
+      <w:proofErr w:type="spellStart"/>
+      <w:r>
+        <w:rPr>
+          <w:sz w:val="24"/>
+          <w:lang w:val="en-US"/>
+        </w:rPr>
+        <w:t>distributionis</w:t>
+      </w:r>
+      <w:proofErr w:type="spellEnd"/>
+      <w:r>
+        <w:rPr>
+          <w:sz w:val="24"/>
+          <w:lang w:val="en-US"/>
+        </w:rPr>
+        <w:t xml:space="preserve"> matching ours, if not we must fine tune (or choose another model)</w:t>
       </w:r>
     </w:p>
     <w:p>
@@ -867,22 +1231,79 @@
           <w:sz w:val="24"/>
           <w:lang w:val="en-US"/>
         </w:rPr>
-        <w:t>. We train diffusion model only with the latent code(we avoid the VAE inference).</w:t>
-      </w:r>
-    </w:p>
-    <w:p>
-      <w:pPr>
-        <w:rPr>
-          <w:sz w:val="24"/>
-          <w:lang w:val="en-US"/>
-        </w:rPr>
-      </w:pPr>
-      <w:r>
-        <w:rPr>
-          <w:sz w:val="24"/>
-          <w:lang w:val="en-US"/>
-        </w:rPr>
-        <w:t>Notiz: mabye it degrades to an deterministic autoencoder</w:t>
+        <w:t xml:space="preserve">. We train diffusion model only with the latent </w:t>
+      </w:r>
+      <w:proofErr w:type="gramStart"/>
+      <w:r>
+        <w:rPr>
+          <w:sz w:val="24"/>
+          <w:lang w:val="en-US"/>
+        </w:rPr>
+        <w:t>code(</w:t>
+      </w:r>
+      <w:proofErr w:type="gramEnd"/>
+      <w:r>
+        <w:rPr>
+          <w:sz w:val="24"/>
+          <w:lang w:val="en-US"/>
+        </w:rPr>
+        <w:t>we avoid the VAE inference).</w:t>
+      </w:r>
+    </w:p>
+    <w:p>
+      <w:pPr>
+        <w:rPr>
+          <w:sz w:val="24"/>
+          <w:lang w:val="en-US"/>
+        </w:rPr>
+      </w:pPr>
+      <w:proofErr w:type="spellStart"/>
+      <w:r>
+        <w:rPr>
+          <w:sz w:val="24"/>
+          <w:lang w:val="en-US"/>
+        </w:rPr>
+        <w:t>Notiz</w:t>
+      </w:r>
+      <w:proofErr w:type="spellEnd"/>
+      <w:r>
+        <w:rPr>
+          <w:sz w:val="24"/>
+          <w:lang w:val="en-US"/>
+        </w:rPr>
+        <w:t xml:space="preserve">: </w:t>
+      </w:r>
+      <w:proofErr w:type="spellStart"/>
+      <w:r>
+        <w:rPr>
+          <w:sz w:val="24"/>
+          <w:lang w:val="en-US"/>
+        </w:rPr>
+        <w:t>mabye</w:t>
+      </w:r>
+      <w:proofErr w:type="spellEnd"/>
+      <w:r>
+        <w:rPr>
+          <w:sz w:val="24"/>
+          <w:lang w:val="en-US"/>
+        </w:rPr>
+        <w:t xml:space="preserve"> it degrades to </w:t>
+      </w:r>
+      <w:proofErr w:type="gramStart"/>
+      <w:r>
+        <w:rPr>
+          <w:sz w:val="24"/>
+          <w:lang w:val="en-US"/>
+        </w:rPr>
+        <w:t>an</w:t>
+      </w:r>
+      <w:proofErr w:type="gramEnd"/>
+      <w:r>
+        <w:rPr>
+          <w:sz w:val="24"/>
+          <w:lang w:val="en-US"/>
+        </w:rPr>
+        <w:t xml:space="preserve"> deterministic autoencoder</w:t>
       </w:r>
     </w:p>
     <w:p>
@@ -979,38 +1400,58 @@
           <w:szCs w:val="28"/>
           <w:lang w:val="en-US"/>
         </w:rPr>
-        <w:t>1. COD-VAE :</w:t>
-      </w:r>
+        <w:t>1. COD-</w:t>
+      </w:r>
+      <w:proofErr w:type="gramStart"/>
       <w:r>
         <w:rPr>
           <w:sz w:val="28"/>
           <w:szCs w:val="28"/>
           <w:lang w:val="en-US"/>
         </w:rPr>
-        <w:t xml:space="preserve"> </w:t>
-      </w:r>
-      <w:r>
-        <w:rPr>
-          <w:sz w:val="24"/>
-          <w:szCs w:val="28"/>
-          <w:lang w:val="en-US"/>
-        </w:rPr>
-        <w:t>Representing 3D Shapes with 64 Latent Vectors for 3D Diffusion Models</w:t>
-      </w:r>
-      <w:r>
-        <w:rPr>
-          <w:sz w:val="24"/>
-          <w:szCs w:val="28"/>
-          <w:lang w:val="en-US"/>
-        </w:rPr>
-        <w:t>::</w:t>
-      </w:r>
+        <w:t>VAE :</w:t>
+      </w:r>
+      <w:proofErr w:type="gramEnd"/>
       <w:r>
         <w:rPr>
           <w:sz w:val="28"/>
           <w:szCs w:val="28"/>
           <w:lang w:val="en-US"/>
         </w:rPr>
+        <w:t xml:space="preserve"> </w:t>
+      </w:r>
+      <w:r>
+        <w:rPr>
+          <w:sz w:val="24"/>
+          <w:szCs w:val="28"/>
+          <w:lang w:val="en-US"/>
+        </w:rPr>
+        <w:t xml:space="preserve">Representing 3D Shapes with 64 Latent Vectors for 3D Diffusion </w:t>
+      </w:r>
+      <w:proofErr w:type="gramStart"/>
+      <w:r>
+        <w:rPr>
+          <w:sz w:val="24"/>
+          <w:szCs w:val="28"/>
+          <w:lang w:val="en-US"/>
+        </w:rPr>
+        <w:t>Models</w:t>
+      </w:r>
+      <w:r>
+        <w:rPr>
+          <w:sz w:val="24"/>
+          <w:szCs w:val="28"/>
+          <w:lang w:val="en-US"/>
+        </w:rPr>
+        <w:t>::</w:t>
+      </w:r>
+      <w:proofErr w:type="gramEnd"/>
+      <w:r>
+        <w:rPr>
+          <w:sz w:val="28"/>
+          <w:szCs w:val="28"/>
+          <w:lang w:val="en-US"/>
+        </w:rPr>
         <w:br/>
       </w:r>
       <w:r>
@@ -1114,33 +1555,21 @@
           <w:lang w:val="en-US"/>
         </w:rPr>
       </w:pPr>
-      <w:r>
-        <w:rPr>
-          <w:sz w:val="24"/>
-          <w:lang w:val="en-US"/>
-        </w:rPr>
-        <w:t xml:space="preserve">Nachteile: </w:t>
-      </w:r>
-      <w:r>
-        <w:rPr>
-          <w:sz w:val="24"/>
-          <w:lang w:val="en-US"/>
-        </w:rPr>
-        <w:t>little bit more complex</w:t>
-      </w:r>
-      <w:r>
-        <w:rPr>
-          <w:sz w:val="24"/>
-          <w:lang w:val="en-US"/>
-        </w:rPr>
-        <w:t xml:space="preserve">, </w:t>
-      </w:r>
-      <w:r>
-        <w:rPr>
-          <w:sz w:val="24"/>
-          <w:lang w:val="en-US"/>
-        </w:rPr>
-        <w:t>computationally heavier than other more light-weight VAEs</w:t>
+      <w:proofErr w:type="spellStart"/>
+      <w:r>
+        <w:rPr>
+          <w:sz w:val="24"/>
+          <w:lang w:val="en-US"/>
+        </w:rPr>
+        <w:t>Nachteile</w:t>
+      </w:r>
+      <w:proofErr w:type="spellEnd"/>
+      <w:r>
+        <w:rPr>
+          <w:sz w:val="24"/>
+          <w:lang w:val="en-US"/>
+        </w:rPr>
+        <w:t>: little bit more complex, computationally heavier than other more light-weight VAEs</w:t>
       </w:r>
     </w:p>
     <w:p>
@@ -1311,6 +1740,9 @@
         <w:t>1.</w:t>
       </w:r>
       <w:r>
+        <w:rPr>
+          <w:lang w:val="en-US"/>
+        </w:rPr>
         <w:t xml:space="preserve"> </w:t>
       </w:r>
       <w:r>
@@ -1347,16 +1779,7 @@
           <w:sz w:val="24"/>
           <w:lang w:val="en-US"/>
         </w:rPr>
-        <w:t>Grouped Token Aggr</w:t>
-      </w:r>
-      <w:bookmarkStart w:id="0" w:name="_GoBack"/>
-      <w:bookmarkEnd w:id="0"/>
-      <w:r>
-        <w:rPr>
-          <w:sz w:val="24"/>
-          <w:lang w:val="en-US"/>
-        </w:rPr>
-        <w:t>egation</w:t>
+        <w:t>Grouped Token Aggregation</w:t>
       </w:r>
       <w:r>
         <w:rPr>
@@ -1373,6 +1796,9 @@
         <w:t>Process each finger's 3 joints through a small shared MLP or a "Mini-Transformer." This produces 4 "Finger Tokens".</w:t>
       </w:r>
       <w:r>
+        <w:rPr>
+          <w:lang w:val="en-US"/>
+        </w:rPr>
         <w:t xml:space="preserve"> </w:t>
       </w:r>
       <w:r>
@@ -1412,6 +1838,9 @@
         <w:t>. Joints are only</w:t>
       </w:r>
       <w:r>
+        <w:rPr>
+          <w:lang w:val="en-US"/>
+        </w:rPr>
         <w:t xml:space="preserve"> </w:t>
       </w:r>
       <w:r>
@@ -1422,6 +1851,9 @@
         <w:t>allowed to "attend" to their direct neighbors in the kinematic chain.</w:t>
       </w:r>
       <w:r>
+        <w:rPr>
+          <w:lang w:val="en-US"/>
+        </w:rPr>
         <w:t xml:space="preserve"> </w:t>
       </w:r>
       <w:r>
@@ -1429,7 +1861,32 @@
           <w:sz w:val="24"/>
           <w:lang w:val="en-US"/>
         </w:rPr>
-        <w:t>Here we could model the both the hand and the object combined. We act like the hand is connected with the objects center (this parameter is the x,y,z of the object), and then this token is connected to the position of the object (1,2,3,4) as if this was some angle or a new finger of the</w:t>
+        <w:t xml:space="preserve">Here we could model the both the hand and the object combined. We act like the hand is connected with the objects center (this parameter is the </w:t>
+      </w:r>
+      <w:proofErr w:type="spellStart"/>
+      <w:proofErr w:type="gramStart"/>
+      <w:r>
+        <w:rPr>
+          <w:sz w:val="24"/>
+          <w:lang w:val="en-US"/>
+        </w:rPr>
+        <w:t>x,y</w:t>
+      </w:r>
+      <w:proofErr w:type="gramEnd"/>
+      <w:r>
+        <w:rPr>
+          <w:sz w:val="24"/>
+          <w:lang w:val="en-US"/>
+        </w:rPr>
+        <w:t>,z</w:t>
+      </w:r>
+      <w:proofErr w:type="spellEnd"/>
+      <w:r>
+        <w:rPr>
+          <w:sz w:val="24"/>
+          <w:lang w:val="en-US"/>
+        </w:rPr>
+        <w:t xml:space="preserve"> of the object), and then this token is connected to the position of the object (1,2,3,4) as if this was some angle or a new finger of the</w:t>
       </w:r>
       <w:r>
         <w:rPr>
@@ -1459,6 +1916,2535 @@
         </w:rPr>
         <w:t>n let only the connected parts talk to each other.</w:t>
       </w:r>
+    </w:p>
+    <w:p>
+      <w:pPr>
+        <w:rPr>
+          <w:sz w:val="24"/>
+          <w:lang w:val="en-US"/>
+        </w:rPr>
+      </w:pPr>
+      <w:r>
+        <w:rPr>
+          <w:sz w:val="24"/>
+          <w:lang w:val="en-US"/>
+        </w:rPr>
+        <w:br w:type="page"/>
+      </w:r>
+    </w:p>
+    <w:p>
+      <w:pPr>
+        <w:rPr>
+          <w:sz w:val="32"/>
+          <w:lang w:val="en-US"/>
+        </w:rPr>
+      </w:pPr>
+      <w:r>
+        <w:rPr>
+          <w:sz w:val="32"/>
+          <w:lang w:val="en-US"/>
+        </w:rPr>
+        <w:lastRenderedPageBreak/>
+        <w:t>Workflow proposals and ideas</w:t>
+      </w:r>
+    </w:p>
+    <w:p>
+      <w:pPr>
+        <w:rPr>
+          <w:sz w:val="24"/>
+          <w:lang w:val="en-US"/>
+        </w:rPr>
+      </w:pPr>
+      <w:r>
+        <w:rPr>
+          <w:sz w:val="24"/>
+          <w:lang w:val="en-US"/>
+        </w:rPr>
+        <w:t>Popular VAEs for encoding point clouds for diffusion:</w:t>
+      </w:r>
+    </w:p>
+    <w:p>
+      <w:pPr>
+        <w:pStyle w:val="Listenabsatz"/>
+        <w:numPr>
+          <w:ilvl w:val="0"/>
+          <w:numId w:val="2"/>
+        </w:numPr>
+        <w:rPr>
+          <w:sz w:val="24"/>
+          <w:lang w:val="en-US"/>
+        </w:rPr>
+      </w:pPr>
+      <w:r>
+        <w:rPr>
+          <w:sz w:val="24"/>
+          <w:lang w:val="en-US"/>
+        </w:rPr>
+        <w:t>PV</w:t>
+      </w:r>
+      <w:r>
+        <w:rPr>
+          <w:sz w:val="24"/>
+          <w:lang w:val="en-US"/>
+        </w:rPr>
+        <w:t xml:space="preserve">CNN -&gt; Feature Extraction on point clouds, generates voxel features -&gt; </w:t>
+      </w:r>
+      <w:proofErr w:type="spellStart"/>
+      <w:r>
+        <w:rPr>
+          <w:sz w:val="24"/>
+          <w:lang w:val="en-US"/>
+        </w:rPr>
+        <w:t>voxelized</w:t>
+      </w:r>
+      <w:proofErr w:type="spellEnd"/>
+      <w:r>
+        <w:rPr>
+          <w:sz w:val="24"/>
+          <w:lang w:val="en-US"/>
+        </w:rPr>
+        <w:t xml:space="preserve"> point clouds</w:t>
+      </w:r>
+      <w:r>
+        <w:rPr>
+          <w:sz w:val="24"/>
+          <w:lang w:val="en-US"/>
+        </w:rPr>
+        <w:t xml:space="preserve"> </w:t>
+      </w:r>
+      <w:sdt>
+        <w:sdtPr>
+          <w:rPr>
+            <w:sz w:val="24"/>
+            <w:lang w:val="en-US"/>
+          </w:rPr>
+          <w:alias w:val="To edit, see citavi.com/edit"/>
+          <w:tag w:val="CitaviPlaceholder#f4a417c6-acd2-4512-a34a-af6180328ab7"/>
+          <w:id w:val="-969586289"/>
+          <w:placeholder>
+            <w:docPart w:val="DefaultPlaceholder_-1854013440"/>
+          </w:placeholder>
+        </w:sdtPr>
+        <w:sdtContent>
+          <w:r>
+            <w:rPr>
+              <w:sz w:val="24"/>
+              <w:lang w:val="en-US"/>
+            </w:rPr>
+            <w:fldChar w:fldCharType="begin"/>
+          </w:r>
+          <w:r>
+            <w:rPr>
+              <w:sz w:val="24"/>
+              <w:lang w:val="en-US"/>
+            </w:rPr>
+            <w:instrText>ADDIN CitaviPlaceholder{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}</w:instrText>
+          </w:r>
+          <w:r>
+            <w:rPr>
+              <w:sz w:val="24"/>
+              <w:lang w:val="en-US"/>
+            </w:rPr>
+            <w:fldChar w:fldCharType="separate"/>
+          </w:r>
+          <w:r>
+            <w:rPr>
+              <w:sz w:val="24"/>
+              <w:lang w:val="en-US"/>
+            </w:rPr>
+            <w:t>[1]</w:t>
+          </w:r>
+          <w:r>
+            <w:rPr>
+              <w:sz w:val="24"/>
+              <w:lang w:val="en-US"/>
+            </w:rPr>
+            <w:fldChar w:fldCharType="end"/>
+          </w:r>
+        </w:sdtContent>
+      </w:sdt>
+    </w:p>
+    <w:p>
+      <w:pPr>
+        <w:pStyle w:val="Listenabsatz"/>
+        <w:numPr>
+          <w:ilvl w:val="0"/>
+          <w:numId w:val="2"/>
+        </w:numPr>
+        <w:rPr>
+          <w:sz w:val="24"/>
+          <w:lang w:val="en-US"/>
+        </w:rPr>
+      </w:pPr>
+      <w:proofErr w:type="spellStart"/>
+      <w:r>
+        <w:rPr>
+          <w:sz w:val="24"/>
+          <w:lang w:val="en-US"/>
+        </w:rPr>
+        <w:t>PointNet</w:t>
+      </w:r>
+      <w:proofErr w:type="spellEnd"/>
+      <w:r>
+        <w:rPr>
+          <w:sz w:val="24"/>
+          <w:lang w:val="en-US"/>
+        </w:rPr>
+        <w:t>++ -&gt; encodes point clouds into a global latent -&gt; easy to use and experiment with</w:t>
+      </w:r>
+      <w:r>
+        <w:rPr>
+          <w:sz w:val="24"/>
+          <w:lang w:val="en-US"/>
+        </w:rPr>
+        <w:t xml:space="preserve"> </w:t>
+      </w:r>
+      <w:sdt>
+        <w:sdtPr>
+          <w:rPr>
+            <w:sz w:val="24"/>
+            <w:lang w:val="en-US"/>
+          </w:rPr>
+          <w:alias w:val="To edit, see citavi.com/edit"/>
+          <w:tag w:val="CitaviPlaceholder#0d5bfa98-524f-4e73-a058-094bef3b938d"/>
+          <w:id w:val="1403637913"/>
+          <w:placeholder>
+            <w:docPart w:val="DefaultPlaceholder_-1854013440"/>
+          </w:placeholder>
+        </w:sdtPr>
+        <w:sdtContent>
+          <w:r>
+            <w:rPr>
+              <w:sz w:val="24"/>
+              <w:lang w:val="en-US"/>
+            </w:rPr>
+            <w:fldChar w:fldCharType="begin"/>
+          </w:r>
+          <w:r>
+            <w:rPr>
+              <w:sz w:val="24"/>
+              <w:lang w:val="en-US"/>
+            </w:rPr>
+            <w:instrText>ADDIN CitaviPlaceholder{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}</w:instrText>
+          </w:r>
+          <w:r>
+            <w:rPr>
+              <w:sz w:val="24"/>
+              <w:lang w:val="en-US"/>
+            </w:rPr>
+            <w:fldChar w:fldCharType="separate"/>
+          </w:r>
+          <w:r>
+            <w:rPr>
+              <w:sz w:val="24"/>
+              <w:lang w:val="en-US"/>
+            </w:rPr>
+            <w:t>[2]</w:t>
+          </w:r>
+          <w:r>
+            <w:rPr>
+              <w:sz w:val="24"/>
+              <w:lang w:val="en-US"/>
+            </w:rPr>
+            <w:fldChar w:fldCharType="end"/>
+          </w:r>
+        </w:sdtContent>
+      </w:sdt>
+      <w:r>
+        <w:rPr>
+          <w:sz w:val="24"/>
+          <w:lang w:val="en-US"/>
+        </w:rPr>
+        <w:t>, also precursor to PVCNN so important basic to understand</w:t>
+      </w:r>
+    </w:p>
+    <w:p>
+      <w:pPr>
+        <w:pStyle w:val="Listenabsatz"/>
+        <w:numPr>
+          <w:ilvl w:val="0"/>
+          <w:numId w:val="2"/>
+        </w:numPr>
+        <w:rPr>
+          <w:sz w:val="24"/>
+          <w:lang w:val="en-US"/>
+        </w:rPr>
+      </w:pPr>
+      <w:r>
+        <w:rPr>
+          <w:sz w:val="24"/>
+          <w:lang w:val="en-US"/>
+        </w:rPr>
+        <w:t xml:space="preserve">LION -&gt; Diffusion plus enhanced PVCNN </w:t>
+      </w:r>
+      <w:r>
+        <w:rPr>
+          <w:sz w:val="24"/>
+          <w:lang w:val="en-US"/>
+        </w:rPr>
+        <w:t>with hierarchical latent space -&gt;</w:t>
+      </w:r>
+      <w:r>
+        <w:rPr>
+          <w:sz w:val="24"/>
+          <w:lang w:val="en-US"/>
+        </w:rPr>
+        <w:t xml:space="preserve"> not only generates global latent for point clouds but also latent for point cloud structure, i.e. structured latent</w:t>
+      </w:r>
+      <w:r>
+        <w:rPr>
+          <w:sz w:val="24"/>
+          <w:lang w:val="en-US"/>
+        </w:rPr>
+        <w:t>, originally intended for artists for 3d-Shape generation, supports conditioning natively</w:t>
+      </w:r>
+      <w:r>
+        <w:rPr>
+          <w:sz w:val="24"/>
+          <w:lang w:val="en-US"/>
+        </w:rPr>
+        <w:t xml:space="preserve"> -&gt;</w:t>
+      </w:r>
+      <w:r>
+        <w:rPr>
+          <w:sz w:val="24"/>
+          <w:lang w:val="en-US"/>
+        </w:rPr>
+        <w:t xml:space="preserve"> two separate diffusions and </w:t>
+      </w:r>
+      <w:proofErr w:type="spellStart"/>
+      <w:r>
+        <w:rPr>
+          <w:sz w:val="24"/>
+          <w:lang w:val="en-US"/>
+        </w:rPr>
+        <w:t>denoisings</w:t>
+      </w:r>
+      <w:proofErr w:type="spellEnd"/>
+      <w:r>
+        <w:rPr>
+          <w:sz w:val="24"/>
+          <w:lang w:val="en-US"/>
+        </w:rPr>
+        <w:t xml:space="preserve"> for both </w:t>
+      </w:r>
+      <w:proofErr w:type="spellStart"/>
+      <w:r>
+        <w:rPr>
+          <w:sz w:val="24"/>
+          <w:lang w:val="en-US"/>
+        </w:rPr>
+        <w:t>latents</w:t>
+      </w:r>
+      <w:proofErr w:type="spellEnd"/>
+      <w:r>
+        <w:rPr>
+          <w:sz w:val="24"/>
+          <w:lang w:val="en-US"/>
+        </w:rPr>
+        <w:t xml:space="preserve"> </w:t>
+      </w:r>
+      <w:r>
+        <w:rPr>
+          <w:sz w:val="24"/>
+          <w:lang w:val="en-US"/>
+        </w:rPr>
+        <w:t>- &gt; </w:t>
+      </w:r>
+      <w:r>
+        <w:rPr>
+          <w:sz w:val="24"/>
+          <w:lang w:val="en-US"/>
+        </w:rPr>
+        <w:t>increases accuracy at the cost of slower diffusion</w:t>
+      </w:r>
+      <w:r>
+        <w:rPr>
+          <w:sz w:val="24"/>
+          <w:lang w:val="en-US"/>
+        </w:rPr>
+        <w:t xml:space="preserve"> process</w:t>
+      </w:r>
+      <w:r>
+        <w:rPr>
+          <w:sz w:val="24"/>
+          <w:lang w:val="en-US"/>
+        </w:rPr>
+        <w:t xml:space="preserve"> </w:t>
+      </w:r>
+      <w:sdt>
+        <w:sdtPr>
+          <w:rPr>
+            <w:sz w:val="24"/>
+            <w:lang w:val="en-US"/>
+          </w:rPr>
+          <w:alias w:val="To edit, see citavi.com/edit"/>
+          <w:tag w:val="CitaviPlaceholder#54da107e-c4b8-4ccd-bf6a-c51a0abcf3a5"/>
+          <w:id w:val="-2018453024"/>
+          <w:placeholder>
+            <w:docPart w:val="DefaultPlaceholder_-1854013440"/>
+          </w:placeholder>
+        </w:sdtPr>
+        <w:sdtContent>
+          <w:r>
+            <w:rPr>
+              <w:sz w:val="24"/>
+              <w:lang w:val="en-US"/>
+            </w:rPr>
+            <w:fldChar w:fldCharType="begin"/>
+          </w:r>
+          <w:r>
+            <w:rPr>
+              <w:sz w:val="24"/>
+              <w:lang w:val="en-US"/>
+            </w:rPr>
+            <w:instrText>ADDIN CitaviPlaceholder{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}</w:instrText>
+          </w:r>
+          <w:r>
+            <w:rPr>
+              <w:sz w:val="24"/>
+              <w:lang w:val="en-US"/>
+            </w:rPr>
+            <w:fldChar w:fldCharType="separate"/>
+          </w:r>
+          <w:r>
+            <w:rPr>
+              <w:sz w:val="24"/>
+              <w:lang w:val="en-US"/>
+            </w:rPr>
+            <w:t>[3]</w:t>
+          </w:r>
+          <w:r>
+            <w:rPr>
+              <w:sz w:val="24"/>
+              <w:lang w:val="en-US"/>
+            </w:rPr>
+            <w:fldChar w:fldCharType="end"/>
+          </w:r>
+        </w:sdtContent>
+      </w:sdt>
+      <w:r>
+        <w:rPr>
+          <w:sz w:val="24"/>
+          <w:lang w:val="en-US"/>
+        </w:rPr>
+        <w:t xml:space="preserve"> -&gt; LION can be enhanced with MLP to reconstruct mesh from reconstructed point cloud</w:t>
+      </w:r>
+    </w:p>
+    <w:p>
+      <w:pPr>
+        <w:rPr>
+          <w:sz w:val="24"/>
+          <w:lang w:val="en-US"/>
+        </w:rPr>
+      </w:pPr>
+    </w:p>
+    <w:p>
+      <w:pPr>
+        <w:rPr>
+          <w:sz w:val="24"/>
+          <w:lang w:val="en-US"/>
+        </w:rPr>
+      </w:pPr>
+      <w:r>
+        <w:rPr>
+          <w:sz w:val="24"/>
+          <w:lang w:val="en-US"/>
+        </w:rPr>
+        <w:t>Diffusion Architectures:</w:t>
+      </w:r>
+    </w:p>
+    <w:p>
+      <w:pPr>
+        <w:pStyle w:val="Listenabsatz"/>
+        <w:numPr>
+          <w:ilvl w:val="0"/>
+          <w:numId w:val="3"/>
+        </w:numPr>
+        <w:rPr>
+          <w:sz w:val="24"/>
+          <w:lang w:val="en-US"/>
+        </w:rPr>
+      </w:pPr>
+      <w:r>
+        <w:rPr>
+          <w:sz w:val="24"/>
+          <w:lang w:val="en-US"/>
+        </w:rPr>
+        <w:t>U-net-based architecture</w:t>
+      </w:r>
+      <w:r>
+        <w:rPr>
+          <w:sz w:val="24"/>
+          <w:lang w:val="en-US"/>
+        </w:rPr>
+        <w:t xml:space="preserve"> traditional way in image generation</w:t>
+      </w:r>
+      <w:r>
+        <w:rPr>
+          <w:sz w:val="24"/>
+          <w:lang w:val="en-US"/>
+        </w:rPr>
+        <w:t xml:space="preserve"> -&gt;</w:t>
+      </w:r>
+      <w:r>
+        <w:rPr>
+          <w:sz w:val="24"/>
+          <w:lang w:val="en-US"/>
+        </w:rPr>
+        <w:t xml:space="preserve"> currently the standard for latent diffusion modeling, used in LION </w:t>
+      </w:r>
+      <w:sdt>
+        <w:sdtPr>
+          <w:rPr>
+            <w:sz w:val="24"/>
+            <w:lang w:val="en-US"/>
+          </w:rPr>
+          <w:alias w:val="To edit, see citavi.com/edit"/>
+          <w:tag w:val="CitaviPlaceholder#4b8fef2f-f3d5-44f6-9ca4-9e2ae9e9e0e8"/>
+          <w:id w:val="-739020533"/>
+          <w:placeholder>
+            <w:docPart w:val="DefaultPlaceholder_-1854013440"/>
+          </w:placeholder>
+        </w:sdtPr>
+        <w:sdtContent>
+          <w:r>
+            <w:rPr>
+              <w:sz w:val="24"/>
+              <w:lang w:val="en-US"/>
+            </w:rPr>
+            <w:fldChar w:fldCharType="begin"/>
+          </w:r>
+          <w:r>
+            <w:rPr>
+              <w:sz w:val="24"/>
+              <w:lang w:val="en-US"/>
+            </w:rPr>
+            <w:instrText>ADDIN CitaviPlaceholder{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}</w:instrText>
+          </w:r>
+          <w:r>
+            <w:rPr>
+              <w:sz w:val="24"/>
+              <w:lang w:val="en-US"/>
+            </w:rPr>
+            <w:fldChar w:fldCharType="separate"/>
+          </w:r>
+          <w:r>
+            <w:rPr>
+              <w:sz w:val="24"/>
+              <w:lang w:val="en-US"/>
+            </w:rPr>
+            <w:t>[3]</w:t>
+          </w:r>
+          <w:r>
+            <w:rPr>
+              <w:sz w:val="24"/>
+              <w:lang w:val="en-US"/>
+            </w:rPr>
+            <w:fldChar w:fldCharType="end"/>
+          </w:r>
+        </w:sdtContent>
+      </w:sdt>
+      <w:r>
+        <w:rPr>
+          <w:sz w:val="24"/>
+          <w:lang w:val="en-US"/>
+        </w:rPr>
+        <w:t xml:space="preserve">, important paper and inventor to understand LDM with U-nets </w:t>
+      </w:r>
+      <w:sdt>
+        <w:sdtPr>
+          <w:rPr>
+            <w:sz w:val="24"/>
+            <w:lang w:val="en-US"/>
+          </w:rPr>
+          <w:alias w:val="To edit, see citavi.com/edit"/>
+          <w:tag w:val="CitaviPlaceholder#19c9f995-da23-4ac4-a36d-e7a2768f546f"/>
+          <w:id w:val="1001702441"/>
+          <w:placeholder>
+            <w:docPart w:val="DefaultPlaceholder_-1854013440"/>
+          </w:placeholder>
+        </w:sdtPr>
+        <w:sdtContent>
+          <w:r>
+            <w:rPr>
+              <w:sz w:val="24"/>
+              <w:lang w:val="en-US"/>
+            </w:rPr>
+            <w:fldChar w:fldCharType="begin"/>
+          </w:r>
+          <w:r>
+            <w:rPr>
+              <w:sz w:val="24"/>
+              <w:lang w:val="en-US"/>
+            </w:rPr>
+            <w:instrText>ADDIN CitaviPlaceholder{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}</w:instrText>
+          </w:r>
+          <w:r>
+            <w:rPr>
+              <w:sz w:val="24"/>
+              <w:lang w:val="en-US"/>
+            </w:rPr>
+            <w:fldChar w:fldCharType="separate"/>
+          </w:r>
+          <w:r>
+            <w:rPr>
+              <w:sz w:val="24"/>
+              <w:lang w:val="en-US"/>
+            </w:rPr>
+            <w:t>[4]</w:t>
+          </w:r>
+          <w:r>
+            <w:rPr>
+              <w:sz w:val="24"/>
+              <w:lang w:val="en-US"/>
+            </w:rPr>
+            <w:fldChar w:fldCharType="end"/>
+          </w:r>
+        </w:sdtContent>
+      </w:sdt>
+    </w:p>
+    <w:p>
+      <w:pPr>
+        <w:pStyle w:val="CitaviBibliographyHeading"/>
+        <w:rPr>
+          <w:lang w:val="en-US"/>
+        </w:rPr>
+      </w:pPr>
+      <w:proofErr w:type="spellStart"/>
+      <w:r>
+        <w:rPr>
+          <w:lang w:val="en-US"/>
+        </w:rPr>
+        <w:t>DiT</w:t>
+      </w:r>
+      <w:proofErr w:type="spellEnd"/>
+      <w:r>
+        <w:rPr>
+          <w:lang w:val="en-US"/>
+        </w:rPr>
+        <w:t xml:space="preserve"> -&gt; </w:t>
+      </w:r>
+      <w:r>
+        <w:rPr>
+          <w:lang w:val="en-US"/>
+        </w:rPr>
+        <w:t xml:space="preserve"> transformer as a backbone</w:t>
+      </w:r>
+      <w:r>
+        <w:rPr>
+          <w:lang w:val="en-US"/>
+        </w:rPr>
+        <w:t xml:space="preserve"> </w:t>
+      </w:r>
+      <w:sdt>
+        <w:sdtPr>
+          <w:rPr>
+            <w:lang w:val="en-US"/>
+          </w:rPr>
+          <w:alias w:val="To edit, see citavi.com/edit"/>
+          <w:tag w:val="CitaviPlaceholder#969f4416-6fcf-4e53-bfe7-e412f71240a8"/>
+          <w:id w:val="1576396685"/>
+          <w:placeholder>
+            <w:docPart w:val="DefaultPlaceholder_-1854013440"/>
+          </w:placeholder>
+        </w:sdtPr>
+        <w:sdtContent>
+          <w:r>
+            <w:rPr>
+              <w:lang w:val="en-US"/>
+            </w:rPr>
+            <w:fldChar w:fldCharType="begin"/>
+          </w:r>
+          <w:r>
+            <w:rPr>
+              <w:lang w:val="en-US"/>
+            </w:rPr>
+            <w:instrText>ADDIN CitaviPlaceholder{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}</w:instrText>
+          </w:r>
+          <w:r>
+            <w:rPr>
+              <w:lang w:val="en-US"/>
+            </w:rPr>
+            <w:fldChar w:fldCharType="separate"/>
+          </w:r>
+          <w:r>
+            <w:rPr>
+              <w:lang w:val="en-US"/>
+            </w:rPr>
+            <w:t>[5]</w:t>
+          </w:r>
+          <w:r>
+            <w:rPr>
+              <w:lang w:val="en-US"/>
+            </w:rPr>
+            <w:fldChar w:fldCharType="end"/>
+          </w:r>
+        </w:sdtContent>
+      </w:sdt>
+      <w:r>
+        <w:rPr>
+          <w:lang w:val="en-US"/>
+        </w:rPr>
+        <w:t xml:space="preserve">, many different variants, preferred latent diffusion variant from </w:t>
+      </w:r>
+      <w:sdt>
+        <w:sdtPr>
+          <w:rPr>
+            <w:lang w:val="en-US"/>
+          </w:rPr>
+          <w:alias w:val="To edit, see citavi.com/edit"/>
+          <w:tag w:val="CitaviPlaceholder#8f068974-a390-42f8-bba8-475cace30ba9"/>
+          <w:id w:val="-1128696136"/>
+          <w:placeholder>
+            <w:docPart w:val="DefaultPlaceholder_-1854013440"/>
+          </w:placeholder>
+        </w:sdtPr>
+        <w:sdtContent>
+          <w:r>
+            <w:rPr>
+              <w:lang w:val="en-US"/>
+            </w:rPr>
+            <w:fldChar w:fldCharType="begin"/>
+          </w:r>
+          <w:r>
+            <w:rPr>
+              <w:lang w:val="en-US"/>
+            </w:rPr>
+            <w:instrText>ADDIN CitaviPlaceholder{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}</w:instrText>
+          </w:r>
+          <w:r>
+            <w:rPr>
+              <w:lang w:val="en-US"/>
+            </w:rPr>
+            <w:fldChar w:fldCharType="separate"/>
+          </w:r>
+          <w:r>
+            <w:rPr>
+              <w:lang w:val="en-US"/>
+            </w:rPr>
+            <w:t>[6]</w:t>
+          </w:r>
+          <w:r>
+            <w:rPr>
+              <w:lang w:val="en-US"/>
+            </w:rPr>
+            <w:fldChar w:fldCharType="end"/>
+          </w:r>
+        </w:sdtContent>
+      </w:sdt>
+      <w:r>
+        <w:rPr>
+          <w:lang w:val="en-US"/>
+        </w:rPr>
+        <w:t xml:space="preserve">, comes with own VAE design and retains geometrical point structure information by incorporating cross-attention on tokenized point cloud patches -&gt; neat idea further accelerate training with compressed attention window from </w:t>
+      </w:r>
+      <w:sdt>
+        <w:sdtPr>
+          <w:rPr>
+            <w:lang w:val="en-US"/>
+          </w:rPr>
+          <w:alias w:val="To edit, see citavi.com/edit"/>
+          <w:tag w:val="CitaviPlaceholder#d18b8600-5891-43de-87fc-c881f6bbf8d6"/>
+          <w:id w:val="-917710888"/>
+          <w:placeholder>
+            <w:docPart w:val="DefaultPlaceholder_-1854013440"/>
+          </w:placeholder>
+        </w:sdtPr>
+        <w:sdtContent>
+          <w:r>
+            <w:rPr>
+              <w:lang w:val="en-US"/>
+            </w:rPr>
+            <w:fldChar w:fldCharType="begin"/>
+          </w:r>
+          <w:r>
+            <w:rPr>
+              <w:lang w:val="en-US"/>
+            </w:rPr>
+            <w:instrText>ADDIN CitaviPlaceholder{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}</w:instrText>
+          </w:r>
+          <w:r>
+            <w:rPr>
+              <w:lang w:val="en-US"/>
+            </w:rPr>
+            <w:fldChar w:fldCharType="separate"/>
+          </w:r>
+          <w:r>
+            <w:rPr>
+              <w:lang w:val="en-US"/>
+            </w:rPr>
+            <w:t>[7]</w:t>
+          </w:r>
+          <w:r>
+            <w:rPr>
+              <w:lang w:val="en-US"/>
+            </w:rPr>
+            <w:fldChar w:fldCharType="end"/>
+          </w:r>
+        </w:sdtContent>
+      </w:sdt>
+      <w:r>
+        <w:rPr>
+          <w:lang w:val="en-US"/>
+        </w:rPr>
+        <w:t xml:space="preserve"> -&gt; reduces token dimension by applying attention on token subsets and not whole token sequence at once; transformer denoises tokens, decoder generates point cloud from denoised tokens</w:t>
+      </w:r>
+    </w:p>
+    <w:p>
+      <w:pPr>
+        <w:pStyle w:val="CitaviBibliographyHeading"/>
+        <w:rPr>
+          <w:lang w:val="en-US"/>
+        </w:rPr>
+      </w:pPr>
+      <w:r>
+        <w:rPr>
+          <w:lang w:val="en-US"/>
+        </w:rPr>
+        <w:t>UGG uses U-</w:t>
+      </w:r>
+      <w:proofErr w:type="spellStart"/>
+      <w:r>
+        <w:rPr>
+          <w:lang w:val="en-US"/>
+        </w:rPr>
+        <w:t>ViT</w:t>
+      </w:r>
+      <w:proofErr w:type="spellEnd"/>
+      <w:r>
+        <w:rPr>
+          <w:lang w:val="en-US"/>
+        </w:rPr>
+        <w:t xml:space="preserve"> a transformer for generating point clouds from </w:t>
+      </w:r>
+      <w:proofErr w:type="spellStart"/>
+      <w:r>
+        <w:rPr>
+          <w:lang w:val="en-US"/>
+        </w:rPr>
+        <w:t>latents</w:t>
+      </w:r>
+      <w:proofErr w:type="spellEnd"/>
+      <w:r>
+        <w:rPr>
+          <w:lang w:val="en-US"/>
+        </w:rPr>
+        <w:t xml:space="preserve"> from LION after they have been tokenized </w:t>
+      </w:r>
+      <w:sdt>
+        <w:sdtPr>
+          <w:rPr>
+            <w:lang w:val="en-US"/>
+          </w:rPr>
+          <w:alias w:val="To edit, see citavi.com/edit"/>
+          <w:tag w:val="CitaviPlaceholder#713fde64-7eb3-4823-a928-0334eb251d1c"/>
+          <w:id w:val="-1878839799"/>
+          <w:placeholder>
+            <w:docPart w:val="DefaultPlaceholder_-1854013440"/>
+          </w:placeholder>
+        </w:sdtPr>
+        <w:sdtContent>
+          <w:r>
+            <w:rPr>
+              <w:lang w:val="en-US"/>
+            </w:rPr>
+            <w:fldChar w:fldCharType="begin"/>
+          </w:r>
+          <w:r>
+            <w:rPr>
+              <w:lang w:val="en-US"/>
+            </w:rPr>
+            <w:instrText>ADDIN CitaviPlaceholder{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}</w:instrText>
+          </w:r>
+          <w:r>
+            <w:rPr>
+              <w:lang w:val="en-US"/>
+            </w:rPr>
+            <w:fldChar w:fldCharType="separate"/>
+          </w:r>
+          <w:r>
+            <w:rPr>
+              <w:lang w:val="en-US"/>
+            </w:rPr>
+            <w:t>[8, 9]</w:t>
+          </w:r>
+          <w:r>
+            <w:rPr>
+              <w:lang w:val="en-US"/>
+            </w:rPr>
+            <w:fldChar w:fldCharType="end"/>
+          </w:r>
+        </w:sdtContent>
+      </w:sdt>
+    </w:p>
+    <w:p>
+      <w:pPr>
+        <w:pStyle w:val="CitaviBibliographyHeading"/>
+        <w:numPr>
+          <w:ilvl w:val="0"/>
+          <w:numId w:val="0"/>
+        </w:numPr>
+        <w:rPr>
+          <w:lang w:val="en-US"/>
+        </w:rPr>
+      </w:pPr>
+    </w:p>
+    <w:p>
+      <w:pPr>
+        <w:pStyle w:val="CitaviBibliographyHeading"/>
+        <w:numPr>
+          <w:ilvl w:val="0"/>
+          <w:numId w:val="0"/>
+        </w:numPr>
+        <w:rPr>
+          <w:lang w:val="en-US"/>
+        </w:rPr>
+      </w:pPr>
+      <w:r>
+        <w:rPr>
+          <w:lang w:val="en-US"/>
+        </w:rPr>
+        <w:t>Conditioning</w:t>
+      </w:r>
+    </w:p>
+    <w:p>
+      <w:pPr>
+        <w:pStyle w:val="CitaviBibliographyHeading"/>
+        <w:numPr>
+          <w:ilvl w:val="0"/>
+          <w:numId w:val="3"/>
+        </w:numPr>
+        <w:rPr>
+          <w:lang w:val="en-US"/>
+        </w:rPr>
+      </w:pPr>
+      <w:r>
+        <w:rPr>
+          <w:lang w:val="en-US"/>
+        </w:rPr>
+        <w:t>Simply by concatenating encoded grasp coordinates to shape latent -&gt; easiest approach</w:t>
+      </w:r>
+    </w:p>
+    <w:p>
+      <w:pPr>
+        <w:pStyle w:val="CitaviBibliographyHeading"/>
+        <w:numPr>
+          <w:ilvl w:val="0"/>
+          <w:numId w:val="3"/>
+        </w:numPr>
+        <w:rPr>
+          <w:lang w:val="en-US"/>
+        </w:rPr>
+      </w:pPr>
+      <w:r>
+        <w:rPr>
+          <w:lang w:val="en-US"/>
+        </w:rPr>
+        <w:t>FILM</w:t>
+      </w:r>
+      <w:r>
+        <w:rPr>
+          <w:lang w:val="en-US"/>
+        </w:rPr>
+        <w:t xml:space="preserve"> -&gt;</w:t>
+      </w:r>
+      <w:r>
+        <w:rPr>
+          <w:lang w:val="en-US"/>
+        </w:rPr>
+        <w:t xml:space="preserve"> </w:t>
+      </w:r>
+      <w:r>
+        <w:rPr>
+          <w:lang w:val="en-US"/>
+        </w:rPr>
+        <w:t xml:space="preserve">layer that applies feature-wise affine transformation on neural networks intermediate features based on a conditional input, developed for CNNs -&gt; similar idea as conditional normalization techniques in style-based image generation </w:t>
+      </w:r>
+      <w:sdt>
+        <w:sdtPr>
+          <w:rPr>
+            <w:lang w:val="en-US"/>
+          </w:rPr>
+          <w:alias w:val="To edit, see citavi.com/edit"/>
+          <w:tag w:val="CitaviPlaceholder#815d126e-d0ad-4d82-9d8a-3f825cb0ef73"/>
+          <w:id w:val="-1679961991"/>
+          <w:placeholder>
+            <w:docPart w:val="DefaultPlaceholder_-1854013440"/>
+          </w:placeholder>
+        </w:sdtPr>
+        <w:sdtContent>
+          <w:r>
+            <w:rPr>
+              <w:lang w:val="en-US"/>
+            </w:rPr>
+            <w:fldChar w:fldCharType="begin"/>
+          </w:r>
+          <w:r>
+            <w:rPr>
+              <w:lang w:val="en-US"/>
+            </w:rPr>
+            <w:instrText>ADDIN CitaviPlaceholder{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}</w:instrText>
+          </w:r>
+          <w:r>
+            <w:rPr>
+              <w:lang w:val="en-US"/>
+            </w:rPr>
+            <w:fldChar w:fldCharType="separate"/>
+          </w:r>
+          <w:r>
+            <w:rPr>
+              <w:lang w:val="en-US"/>
+            </w:rPr>
+            <w:t>[10]</w:t>
+          </w:r>
+          <w:r>
+            <w:rPr>
+              <w:lang w:val="en-US"/>
+            </w:rPr>
+            <w:fldChar w:fldCharType="end"/>
+          </w:r>
+        </w:sdtContent>
+      </w:sdt>
+      <w:r>
+        <w:rPr>
+          <w:lang w:val="en-US"/>
+        </w:rPr>
+        <w:t>, in the paper they use recurrent NN to condition FILM on text, we could use simple MLP to condition on Grasp Coordinates</w:t>
+      </w:r>
+    </w:p>
+    <w:p>
+      <w:pPr>
+        <w:pStyle w:val="CitaviBibliographyHeading"/>
+        <w:numPr>
+          <w:ilvl w:val="0"/>
+          <w:numId w:val="3"/>
+        </w:numPr>
+        <w:rPr>
+          <w:lang w:val="en-US"/>
+        </w:rPr>
+      </w:pPr>
+      <w:r>
+        <w:rPr>
+          <w:lang w:val="en-US"/>
+        </w:rPr>
+        <w:t xml:space="preserve">Cross-Attention </w:t>
+      </w:r>
+      <w:sdt>
+        <w:sdtPr>
+          <w:rPr>
+            <w:lang w:val="en-US"/>
+          </w:rPr>
+          <w:alias w:val="To edit, see citavi.com/edit"/>
+          <w:tag w:val="CitaviPlaceholder#4375c24e-0207-4c08-86b8-bdd818134e9b"/>
+          <w:id w:val="-522557774"/>
+          <w:placeholder>
+            <w:docPart w:val="DefaultPlaceholder_-1854013440"/>
+          </w:placeholder>
+        </w:sdtPr>
+        <w:sdtContent>
+          <w:r>
+            <w:rPr>
+              <w:lang w:val="en-US"/>
+            </w:rPr>
+            <w:fldChar w:fldCharType="begin"/>
+          </w:r>
+          <w:r>
+            <w:rPr>
+              <w:lang w:val="en-US"/>
+            </w:rPr>
+            <w:instrText>ADDIN CitaviPlaceholder{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}</w:instrText>
+          </w:r>
+          <w:r>
+            <w:rPr>
+              <w:lang w:val="en-US"/>
+            </w:rPr>
+            <w:fldChar w:fldCharType="separate"/>
+          </w:r>
+          <w:r>
+            <w:rPr>
+              <w:lang w:val="en-US"/>
+            </w:rPr>
+            <w:t>[4, 11]</w:t>
+          </w:r>
+          <w:r>
+            <w:rPr>
+              <w:lang w:val="en-US"/>
+            </w:rPr>
+            <w:fldChar w:fldCharType="end"/>
+          </w:r>
+        </w:sdtContent>
+      </w:sdt>
+    </w:p>
+    <w:p>
+      <w:pPr>
+        <w:pStyle w:val="CitaviBibliographyHeading"/>
+        <w:numPr>
+          <w:ilvl w:val="0"/>
+          <w:numId w:val="3"/>
+        </w:numPr>
+        <w:rPr>
+          <w:lang w:val="en-US"/>
+        </w:rPr>
+      </w:pPr>
+      <w:r>
+        <w:rPr>
+          <w:lang w:val="en-US"/>
+        </w:rPr>
+        <w:t xml:space="preserve">CLIP mainly a self-supervised learning technique for representation learning, seems complicated to utilize for conditioning </w:t>
+      </w:r>
+      <w:sdt>
+        <w:sdtPr>
+          <w:rPr>
+            <w:lang w:val="en-US"/>
+          </w:rPr>
+          <w:alias w:val="To edit, see citavi.com/edit"/>
+          <w:tag w:val="CitaviPlaceholder#139c2db2-6ff6-4cea-84ca-c0847cb55476"/>
+          <w:id w:val="-418793246"/>
+          <w:placeholder>
+            <w:docPart w:val="DefaultPlaceholder_-1854013440"/>
+          </w:placeholder>
+        </w:sdtPr>
+        <w:sdtContent>
+          <w:r>
+            <w:rPr>
+              <w:lang w:val="en-US"/>
+            </w:rPr>
+            <w:fldChar w:fldCharType="begin"/>
+          </w:r>
+          <w:r>
+            <w:rPr>
+              <w:lang w:val="en-US"/>
+            </w:rPr>
+            <w:instrText>ADDIN CitaviPlaceholder{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}</w:instrText>
+          </w:r>
+          <w:r>
+            <w:rPr>
+              <w:lang w:val="en-US"/>
+            </w:rPr>
+            <w:fldChar w:fldCharType="separate"/>
+          </w:r>
+          <w:r>
+            <w:rPr>
+              <w:lang w:val="en-US"/>
+            </w:rPr>
+            <w:t>[3, 12]</w:t>
+          </w:r>
+          <w:r>
+            <w:rPr>
+              <w:lang w:val="en-US"/>
+            </w:rPr>
+            <w:fldChar w:fldCharType="end"/>
+          </w:r>
+        </w:sdtContent>
+      </w:sdt>
+    </w:p>
+    <w:p>
+      <w:pPr>
+        <w:pStyle w:val="CitaviBibliographyHeading"/>
+        <w:numPr>
+          <w:ilvl w:val="0"/>
+          <w:numId w:val="0"/>
+        </w:numPr>
+        <w:rPr>
+          <w:lang w:val="en-US"/>
+        </w:rPr>
+      </w:pPr>
+      <w:r>
+        <w:rPr>
+          <w:lang w:val="en-US"/>
+        </w:rPr>
+        <w:lastRenderedPageBreak/>
+        <w:t>Preprocessing of Data</w:t>
+      </w:r>
+    </w:p>
+    <w:p>
+      <w:pPr>
+        <w:pStyle w:val="CitaviBibliographyHeading"/>
+        <w:numPr>
+          <w:ilvl w:val="0"/>
+          <w:numId w:val="4"/>
+        </w:numPr>
+        <w:rPr>
+          <w:lang w:val="en-US"/>
+        </w:rPr>
+      </w:pPr>
+      <w:r>
+        <w:rPr>
+          <w:lang w:val="en-US"/>
+        </w:rPr>
+        <w:t>Given mesh of object and hand as well as grasp coordinates for 10 different grasps</w:t>
+      </w:r>
+    </w:p>
+    <w:p>
+      <w:pPr>
+        <w:pStyle w:val="CitaviBibliographyHeading"/>
+        <w:numPr>
+          <w:ilvl w:val="0"/>
+          <w:numId w:val="4"/>
+        </w:numPr>
+        <w:rPr>
+          <w:lang w:val="en-US"/>
+        </w:rPr>
+      </w:pPr>
+      <w:r>
+        <w:rPr>
+          <w:lang w:val="en-US"/>
+        </w:rPr>
+        <w:t xml:space="preserve">Sample Points from object mesh randomly, </w:t>
+      </w:r>
+      <w:r>
+        <w:rPr>
+          <w:lang w:val="en-US"/>
+        </w:rPr>
+        <w:t>libraries</w:t>
+      </w:r>
+    </w:p>
+    <w:p>
+      <w:pPr>
+        <w:pStyle w:val="CitaviBibliographyHeading"/>
+        <w:numPr>
+          <w:ilvl w:val="0"/>
+          <w:numId w:val="4"/>
+        </w:numPr>
+        <w:rPr>
+          <w:lang w:val="en-US"/>
+        </w:rPr>
+      </w:pPr>
+      <w:r>
+        <w:rPr>
+          <w:lang w:val="en-US"/>
+        </w:rPr>
+        <w:t>Generate anchor contact points from object geometry, grasps and hand geometry via forward kinematics and or normal surface intersections, for example local he</w:t>
+      </w:r>
+      <w:proofErr w:type="spellStart"/>
+      <w:r>
+        <w:rPr>
+          <w:lang w:val="en-US"/>
+        </w:rPr>
+        <w:t>sse</w:t>
+      </w:r>
+      <w:proofErr w:type="spellEnd"/>
+      <w:r>
+        <w:rPr>
+          <w:lang w:val="en-US"/>
+        </w:rPr>
+        <w:t xml:space="preserve"> normal form &lt;= distance threshold (normals could come from mesh for every triangle or can be computed if not given)</w:t>
+      </w:r>
+    </w:p>
+    <w:p>
+      <w:pPr>
+        <w:pStyle w:val="CitaviBibliographyHeading"/>
+        <w:numPr>
+          <w:ilvl w:val="0"/>
+          <w:numId w:val="4"/>
+        </w:numPr>
+        <w:rPr>
+          <w:lang w:val="en-US"/>
+        </w:rPr>
+      </w:pPr>
+      <w:r>
+        <w:rPr>
+          <w:lang w:val="en-US"/>
+        </w:rPr>
+        <w:t xml:space="preserve">Use forward kinematics to project contact anchor point into world frame like in </w:t>
+      </w:r>
+      <w:sdt>
+        <w:sdtPr>
+          <w:rPr>
+            <w:lang w:val="en-US"/>
+          </w:rPr>
+          <w:alias w:val="To edit, see citavi.com/edit"/>
+          <w:tag w:val="CitaviPlaceholder#da281bd5-06f6-47a8-bedd-75649a237251"/>
+          <w:id w:val="-1323969233"/>
+          <w:placeholder>
+            <w:docPart w:val="DefaultPlaceholder_-1854013440"/>
+          </w:placeholder>
+        </w:sdtPr>
+        <w:sdtContent>
+          <w:r>
+            <w:rPr>
+              <w:lang w:val="en-US"/>
+            </w:rPr>
+            <w:fldChar w:fldCharType="begin"/>
+          </w:r>
+          <w:r>
+            <w:rPr>
+              <w:lang w:val="en-US"/>
+            </w:rPr>
+            <w:instrText>ADDIN CitaviPlaceholder{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}</w:instrText>
+          </w:r>
+          <w:r>
+            <w:rPr>
+              <w:lang w:val="en-US"/>
+            </w:rPr>
+            <w:fldChar w:fldCharType="separate"/>
+          </w:r>
+          <w:r>
+            <w:rPr>
+              <w:lang w:val="en-US"/>
+            </w:rPr>
+            <w:t>[13]</w:t>
+          </w:r>
+          <w:r>
+            <w:rPr>
+              <w:lang w:val="en-US"/>
+            </w:rPr>
+            <w:fldChar w:fldCharType="end"/>
+          </w:r>
+        </w:sdtContent>
+      </w:sdt>
+      <w:r>
+        <w:rPr>
+          <w:lang w:val="en-US"/>
+        </w:rPr>
+        <w:t>, don’t know if this really helps the transformer to extract geometrical features</w:t>
+      </w:r>
+    </w:p>
+    <w:p>
+      <w:pPr>
+        <w:pStyle w:val="CitaviBibliographyHeading"/>
+        <w:numPr>
+          <w:ilvl w:val="0"/>
+          <w:numId w:val="0"/>
+        </w:numPr>
+        <w:rPr>
+          <w:lang w:val="en-US"/>
+        </w:rPr>
+      </w:pPr>
+    </w:p>
+    <w:p>
+      <w:pPr>
+        <w:pStyle w:val="CitaviBibliographyHeading"/>
+        <w:numPr>
+          <w:ilvl w:val="0"/>
+          <w:numId w:val="0"/>
+        </w:numPr>
+        <w:rPr>
+          <w:lang w:val="en-US"/>
+        </w:rPr>
+      </w:pPr>
+      <w:r>
+        <w:rPr>
+          <w:lang w:val="en-US"/>
+        </w:rPr>
+        <w:t>First ideas for Milestones and Project Start</w:t>
+      </w:r>
+    </w:p>
+    <w:p>
+      <w:pPr>
+        <w:pStyle w:val="CitaviBibliographyHeading"/>
+        <w:numPr>
+          <w:ilvl w:val="0"/>
+          <w:numId w:val="5"/>
+        </w:numPr>
+        <w:rPr>
+          <w:lang w:val="en-US"/>
+        </w:rPr>
+      </w:pPr>
+      <w:r>
+        <w:rPr>
+          <w:lang w:val="en-US"/>
+        </w:rPr>
+        <w:t xml:space="preserve">start with an easy baseline, use simple pretrained VAE </w:t>
+      </w:r>
+      <w:proofErr w:type="spellStart"/>
+      <w:r>
+        <w:rPr>
+          <w:lang w:val="en-US"/>
+        </w:rPr>
+        <w:t>Pointnet</w:t>
+      </w:r>
+      <w:proofErr w:type="spellEnd"/>
+      <w:r>
+        <w:rPr>
+          <w:lang w:val="en-US"/>
+        </w:rPr>
+        <w:t xml:space="preserve">++ or PVCNN to generate global shape </w:t>
+      </w:r>
+      <w:proofErr w:type="spellStart"/>
+      <w:r>
+        <w:rPr>
+          <w:lang w:val="en-US"/>
+        </w:rPr>
+        <w:t>latents</w:t>
+      </w:r>
+      <w:proofErr w:type="spellEnd"/>
+    </w:p>
+    <w:p>
+      <w:pPr>
+        <w:pStyle w:val="CitaviBibliographyHeading"/>
+        <w:numPr>
+          <w:ilvl w:val="0"/>
+          <w:numId w:val="5"/>
+        </w:numPr>
+        <w:rPr>
+          <w:lang w:val="en-US"/>
+        </w:rPr>
+      </w:pPr>
+      <w:r>
+        <w:rPr>
+          <w:lang w:val="en-US"/>
+        </w:rPr>
+        <w:t>Concatenate encoded grasp coordinates to global shape latent</w:t>
+      </w:r>
+    </w:p>
+    <w:p>
+      <w:pPr>
+        <w:pStyle w:val="CitaviBibliographyHeading"/>
+        <w:numPr>
+          <w:ilvl w:val="0"/>
+          <w:numId w:val="5"/>
+        </w:numPr>
+        <w:rPr>
+          <w:lang w:val="en-US"/>
+        </w:rPr>
+      </w:pPr>
+      <w:r>
+        <w:rPr>
+          <w:lang w:val="en-US"/>
+        </w:rPr>
+        <w:t>tokenize the latent if Transformer is the diffusion backbone</w:t>
+      </w:r>
+    </w:p>
+    <w:p>
+      <w:pPr>
+        <w:pStyle w:val="CitaviBibliographyHeading"/>
+        <w:numPr>
+          <w:ilvl w:val="0"/>
+          <w:numId w:val="5"/>
+        </w:numPr>
+        <w:rPr>
+          <w:lang w:val="en-US"/>
+        </w:rPr>
+      </w:pPr>
+      <w:r>
+        <w:rPr>
+          <w:lang w:val="en-US"/>
+        </w:rPr>
+        <w:t>diffuse the latent</w:t>
+      </w:r>
+    </w:p>
+    <w:p>
+      <w:pPr>
+        <w:pStyle w:val="CitaviBibliographyHeading"/>
+        <w:numPr>
+          <w:ilvl w:val="0"/>
+          <w:numId w:val="5"/>
+        </w:numPr>
+        <w:rPr>
+          <w:lang w:val="en-US"/>
+        </w:rPr>
+      </w:pPr>
+      <w:r>
+        <w:rPr>
+          <w:lang w:val="en-US"/>
+        </w:rPr>
+        <w:t xml:space="preserve">let the model learn the denoising of the </w:t>
+      </w:r>
+      <w:proofErr w:type="spellStart"/>
+      <w:r>
+        <w:rPr>
+          <w:lang w:val="en-US"/>
+        </w:rPr>
+        <w:t>latents</w:t>
+      </w:r>
+      <w:proofErr w:type="spellEnd"/>
+    </w:p>
+    <w:p>
+      <w:pPr>
+        <w:pStyle w:val="CitaviBibliographyHeading"/>
+        <w:numPr>
+          <w:ilvl w:val="0"/>
+          <w:numId w:val="5"/>
+        </w:numPr>
+        <w:rPr>
+          <w:lang w:val="en-US"/>
+        </w:rPr>
+      </w:pPr>
+      <w:r>
+        <w:rPr>
+          <w:lang w:val="en-US"/>
+        </w:rPr>
+        <w:t>feed denoised latent into a decoder -&gt; reconstruct point cloud</w:t>
+      </w:r>
+    </w:p>
+    <w:p>
+      <w:pPr>
+        <w:pStyle w:val="CitaviBibliographyHeading"/>
+        <w:numPr>
+          <w:ilvl w:val="0"/>
+          <w:numId w:val="0"/>
+        </w:numPr>
+        <w:ind w:left="360"/>
+        <w:rPr>
+          <w:lang w:val="en-US"/>
+        </w:rPr>
+      </w:pPr>
+    </w:p>
+    <w:p>
+      <w:pPr>
+        <w:pStyle w:val="CitaviBibliographyHeading"/>
+        <w:numPr>
+          <w:ilvl w:val="0"/>
+          <w:numId w:val="0"/>
+        </w:numPr>
+        <w:ind w:left="360"/>
+        <w:rPr>
+          <w:lang w:val="en-US"/>
+        </w:rPr>
+      </w:pPr>
+      <w:r>
+        <w:rPr>
+          <w:lang w:val="en-US"/>
+        </w:rPr>
+        <w:t>for the first two weeks:</w:t>
+      </w:r>
+    </w:p>
+    <w:p>
+      <w:pPr>
+        <w:pStyle w:val="CitaviBibliographyHeading"/>
+        <w:numPr>
+          <w:ilvl w:val="0"/>
+          <w:numId w:val="0"/>
+        </w:numPr>
+        <w:ind w:left="360"/>
+        <w:rPr>
+          <w:lang w:val="en-US"/>
+        </w:rPr>
+      </w:pPr>
+      <w:r>
+        <w:rPr>
+          <w:lang w:val="en-US"/>
+        </w:rPr>
+        <w:t xml:space="preserve">VAE -&gt; shape latent + grasp latent -&gt; concatenation-&gt; (tokenization) -&gt; diffusion -&gt; </w:t>
+      </w:r>
+      <w:proofErr w:type="gramStart"/>
+      <w:r>
+        <w:rPr>
+          <w:lang w:val="en-US"/>
+        </w:rPr>
+        <w:t>denoise  -</w:t>
+      </w:r>
+      <w:proofErr w:type="gramEnd"/>
+      <w:r>
+        <w:rPr>
+          <w:lang w:val="en-US"/>
+        </w:rPr>
+        <w:t>&gt; denoised latent -&gt; decoder</w:t>
+      </w:r>
+    </w:p>
+    <w:p>
+      <w:pPr>
+        <w:pStyle w:val="CitaviBibliographyHeading"/>
+        <w:numPr>
+          <w:ilvl w:val="0"/>
+          <w:numId w:val="0"/>
+        </w:numPr>
+        <w:ind w:left="360"/>
+        <w:rPr>
+          <w:lang w:val="en-US"/>
+        </w:rPr>
+      </w:pPr>
+    </w:p>
+    <w:p>
+      <w:pPr>
+        <w:pStyle w:val="CitaviBibliographyHeading"/>
+        <w:numPr>
+          <w:ilvl w:val="0"/>
+          <w:numId w:val="0"/>
+        </w:numPr>
+        <w:rPr>
+          <w:lang w:val="en-US"/>
+        </w:rPr>
+      </w:pPr>
+      <w:r>
+        <w:rPr>
+          <w:lang w:val="en-US"/>
+        </w:rPr>
+        <w:t>Ideas for the future:</w:t>
+      </w:r>
+    </w:p>
+    <w:p>
+      <w:pPr>
+        <w:pStyle w:val="CitaviBibliographyHeading"/>
+        <w:numPr>
+          <w:ilvl w:val="0"/>
+          <w:numId w:val="9"/>
+        </w:numPr>
+        <w:rPr>
+          <w:lang w:val="en-US"/>
+        </w:rPr>
+      </w:pPr>
+      <w:r>
+        <w:rPr>
+          <w:lang w:val="en-US"/>
+        </w:rPr>
+        <w:t>calculate anchor contact points from geometry</w:t>
+      </w:r>
+    </w:p>
+    <w:p>
+      <w:pPr>
+        <w:pStyle w:val="CitaviBibliographyHeading"/>
+        <w:numPr>
+          <w:ilvl w:val="0"/>
+          <w:numId w:val="9"/>
+        </w:numPr>
+        <w:rPr>
+          <w:lang w:val="en-US"/>
+        </w:rPr>
+      </w:pPr>
+      <w:r>
+        <w:rPr>
+          <w:lang w:val="en-US"/>
+        </w:rPr>
+        <w:t>transform anchor contact points into world frame with forward kinematics</w:t>
+      </w:r>
+    </w:p>
+    <w:p>
+      <w:pPr>
+        <w:pStyle w:val="CitaviBibliographyHeading"/>
+        <w:numPr>
+          <w:ilvl w:val="0"/>
+          <w:numId w:val="9"/>
+        </w:numPr>
+        <w:rPr>
+          <w:lang w:val="en-US"/>
+        </w:rPr>
+      </w:pPr>
+      <w:r>
+        <w:rPr>
+          <w:lang w:val="en-US"/>
+        </w:rPr>
+        <w:t>use more sophisticated conditioning techniques like FILM or Cross-Attention</w:t>
+      </w:r>
+    </w:p>
+    <w:p>
+      <w:pPr>
+        <w:pStyle w:val="CitaviBibliographyHeading"/>
+        <w:numPr>
+          <w:ilvl w:val="0"/>
+          <w:numId w:val="9"/>
+        </w:numPr>
+        <w:rPr>
+          <w:lang w:val="en-US"/>
+        </w:rPr>
+      </w:pPr>
+      <w:r>
+        <w:rPr>
+          <w:lang w:val="en-US"/>
+        </w:rPr>
+        <w:t xml:space="preserve">Use more techniques to further accelerate training like Deep Compression VAE </w:t>
+      </w:r>
+      <w:sdt>
+        <w:sdtPr>
+          <w:rPr>
+            <w:lang w:val="en-US"/>
+          </w:rPr>
+          <w:alias w:val="To edit, see citavi.com/edit"/>
+          <w:tag w:val="CitaviPlaceholder#a4b9200f-11b4-41fd-bf09-f82af404d994"/>
+          <w:id w:val="711622050"/>
+          <w:placeholder>
+            <w:docPart w:val="DefaultPlaceholder_-1854013440"/>
+          </w:placeholder>
+        </w:sdtPr>
+        <w:sdtContent>
+          <w:r>
+            <w:rPr>
+              <w:lang w:val="en-US"/>
+            </w:rPr>
+            <w:fldChar w:fldCharType="begin"/>
+          </w:r>
+          <w:r>
+            <w:rPr>
+              <w:lang w:val="en-US"/>
+            </w:rPr>
+            <w:instrText>ADDIN CitaviPlaceholder{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}</w:instrText>
+          </w:r>
+          <w:r>
+            <w:rPr>
+              <w:lang w:val="en-US"/>
+            </w:rPr>
+            <w:fldChar w:fldCharType="separate"/>
+          </w:r>
+          <w:r>
+            <w:rPr>
+              <w:lang w:val="en-US"/>
+            </w:rPr>
+            <w:t>[14]</w:t>
+          </w:r>
+          <w:r>
+            <w:rPr>
+              <w:lang w:val="en-US"/>
+            </w:rPr>
+            <w:fldChar w:fldCharType="end"/>
+          </w:r>
+        </w:sdtContent>
+      </w:sdt>
+      <w:r>
+        <w:rPr>
+          <w:lang w:val="en-US"/>
+        </w:rPr>
+        <w:t xml:space="preserve">, Window Attention </w:t>
+      </w:r>
+      <w:sdt>
+        <w:sdtPr>
+          <w:rPr>
+            <w:lang w:val="en-US"/>
+          </w:rPr>
+          <w:alias w:val="To edit, see citavi.com/edit"/>
+          <w:tag w:val="CitaviPlaceholder#a9f8de97-cf6a-42a6-8d06-a6792623fef6"/>
+          <w:id w:val="-1770930630"/>
+          <w:placeholder>
+            <w:docPart w:val="DefaultPlaceholder_-1854013440"/>
+          </w:placeholder>
+        </w:sdtPr>
+        <w:sdtContent>
+          <w:r>
+            <w:rPr>
+              <w:lang w:val="en-US"/>
+            </w:rPr>
+            <w:fldChar w:fldCharType="begin"/>
+          </w:r>
+          <w:r>
+            <w:rPr>
+              <w:lang w:val="en-US"/>
+            </w:rPr>
+            <w:instrText>ADDIN CitaviPlaceholder{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}</w:instrText>
+          </w:r>
+          <w:r>
+            <w:rPr>
+              <w:lang w:val="en-US"/>
+            </w:rPr>
+            <w:fldChar w:fldCharType="separate"/>
+          </w:r>
+          <w:r>
+            <w:rPr>
+              <w:lang w:val="en-US"/>
+            </w:rPr>
+            <w:t>[7]</w:t>
+          </w:r>
+          <w:r>
+            <w:rPr>
+              <w:lang w:val="en-US"/>
+            </w:rPr>
+            <w:fldChar w:fldCharType="end"/>
+          </w:r>
+        </w:sdtContent>
+      </w:sdt>
+      <w:r>
+        <w:rPr>
+          <w:lang w:val="en-US"/>
+        </w:rPr>
+        <w:t xml:space="preserve">, implicit diffusion </w:t>
+      </w:r>
+      <w:sdt>
+        <w:sdtPr>
+          <w:rPr>
+            <w:lang w:val="en-US"/>
+          </w:rPr>
+          <w:alias w:val="To edit, see citavi.com/edit"/>
+          <w:tag w:val="CitaviPlaceholder#9b8ea585-2438-45ba-b7e2-e66348b7a393"/>
+          <w:id w:val="-1871137338"/>
+          <w:placeholder>
+            <w:docPart w:val="DefaultPlaceholder_-1854013440"/>
+          </w:placeholder>
+        </w:sdtPr>
+        <w:sdtContent>
+          <w:r>
+            <w:rPr>
+              <w:lang w:val="en-US"/>
+            </w:rPr>
+            <w:fldChar w:fldCharType="begin"/>
+          </w:r>
+          <w:r>
+            <w:rPr>
+              <w:lang w:val="en-US"/>
+            </w:rPr>
+            <w:instrText>ADDIN CitaviPlaceholder{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}</w:instrText>
+          </w:r>
+          <w:r>
+            <w:rPr>
+              <w:lang w:val="en-US"/>
+            </w:rPr>
+            <w:fldChar w:fldCharType="separate"/>
+          </w:r>
+          <w:r>
+            <w:rPr>
+              <w:lang w:val="en-US"/>
+            </w:rPr>
+            <w:t>[15]</w:t>
+          </w:r>
+          <w:r>
+            <w:rPr>
+              <w:lang w:val="en-US"/>
+            </w:rPr>
+            <w:fldChar w:fldCharType="end"/>
+          </w:r>
+        </w:sdtContent>
+      </w:sdt>
+    </w:p>
+    <w:p>
+      <w:pPr>
+        <w:pStyle w:val="CitaviBibliographyHeading"/>
+        <w:numPr>
+          <w:ilvl w:val="0"/>
+          <w:numId w:val="9"/>
+        </w:numPr>
+        <w:rPr>
+          <w:lang w:val="en-US"/>
+        </w:rPr>
+      </w:pPr>
+      <w:r>
+        <w:rPr>
+          <w:lang w:val="en-US"/>
+        </w:rPr>
+        <w:t xml:space="preserve">UGG joint/unified latent space </w:t>
+      </w:r>
+      <w:proofErr w:type="gramStart"/>
+      <w:r>
+        <w:rPr>
+          <w:lang w:val="en-US"/>
+        </w:rPr>
+        <w:t>p(</w:t>
+      </w:r>
+      <w:proofErr w:type="gramEnd"/>
+      <w:r>
+        <w:rPr>
+          <w:lang w:val="en-US"/>
+        </w:rPr>
+        <w:t>G, O)</w:t>
+      </w:r>
+    </w:p>
+    <w:p>
+      <w:pPr>
+        <w:pStyle w:val="CitaviBibliographyEntry"/>
+        <w:numPr>
+          <w:ilvl w:val="0"/>
+          <w:numId w:val="0"/>
+        </w:numPr>
+        <w:rPr>
+          <w:lang w:val="en-US"/>
+        </w:rPr>
+      </w:pPr>
+    </w:p>
+    <w:p>
+      <w:pPr>
+        <w:rPr>
+          <w:lang w:val="en-US"/>
+        </w:rPr>
+      </w:pPr>
+    </w:p>
+    <w:sdt>
+      <w:sdtPr>
+        <w:rPr>
+          <w:lang w:val="en-US"/>
+        </w:rPr>
+        <w:tag w:val="CitaviBibliography"/>
+        <w:id w:val="-584539964"/>
+        <w:placeholder>
+          <w:docPart w:val="DefaultPlaceholder_-1854013440"/>
+        </w:placeholder>
+      </w:sdtPr>
+      <w:sdtContent>
+        <w:p>
+          <w:pPr>
+            <w:pStyle w:val="CitaviBibliographyHeading"/>
+            <w:rPr>
+              <w:lang w:val="en-US"/>
+            </w:rPr>
+          </w:pPr>
+          <w:r>
+            <w:rPr>
+              <w:lang w:val="en-US"/>
+            </w:rPr>
+            <w:fldChar w:fldCharType="begin"/>
+          </w:r>
+          <w:r>
+            <w:rPr>
+              <w:lang w:val="en-US"/>
+            </w:rPr>
+            <w:instrText>ADDIN CitaviBibliography</w:instrText>
+          </w:r>
+          <w:r>
+            <w:rPr>
+              <w:lang w:val="en-US"/>
+            </w:rPr>
+            <w:fldChar w:fldCharType="separate"/>
+          </w:r>
+          <w:r>
+            <w:rPr>
+              <w:lang w:val="en-US"/>
+            </w:rPr>
+            <w:t>References</w:t>
+          </w:r>
+        </w:p>
+        <w:p>
+          <w:pPr>
+            <w:pStyle w:val="CitaviBibliographyEntry"/>
+            <w:rPr>
+              <w:lang w:val="en-US"/>
+            </w:rPr>
+          </w:pPr>
+          <w:r>
+            <w:rPr>
+              <w:lang w:val="en-US"/>
+            </w:rPr>
+            <w:t>[1]</w:t>
+          </w:r>
+          <w:r>
+            <w:rPr>
+              <w:lang w:val="en-US"/>
+            </w:rPr>
+            <w:tab/>
+          </w:r>
+          <w:bookmarkStart w:id="0" w:name="_CTVL0011c8ec03833b94e13aab69ab1ce349481"/>
+          <w:r>
+            <w:rPr>
+              <w:lang w:val="en-US"/>
+            </w:rPr>
+            <w:t>Z. Liu, H. Tang, Y. Lin, and S. Han, "Point-Voxel CNN for Efficient 3D Deep Learning," 2019. [Online]. Available: https://​arxiv.org​/​pdf/​1907.03739</w:t>
+          </w:r>
+        </w:p>
+        <w:bookmarkEnd w:id="0"/>
+        <w:p>
+          <w:pPr>
+            <w:pStyle w:val="CitaviBibliographyEntry"/>
+            <w:rPr>
+              <w:lang w:val="en-US"/>
+            </w:rPr>
+          </w:pPr>
+          <w:r>
+            <w:rPr>
+              <w:lang w:val="en-US"/>
+            </w:rPr>
+            <w:t>[2]</w:t>
+          </w:r>
+          <w:r>
+            <w:rPr>
+              <w:lang w:val="en-US"/>
+            </w:rPr>
+            <w:tab/>
+          </w:r>
+          <w:bookmarkStart w:id="1" w:name="_CTVL001fed0196fc83340abac75b9c8dce24ec4"/>
+          <w:r>
+            <w:rPr>
+              <w:lang w:val="en-US"/>
+            </w:rPr>
+            <w:t>"</w:t>
+          </w:r>
+          <w:proofErr w:type="spellStart"/>
+          <w:r>
+            <w:rPr>
+              <w:lang w:val="en-US"/>
+            </w:rPr>
+            <w:t>PointNetpp</w:t>
+          </w:r>
+          <w:proofErr w:type="spellEnd"/>
+          <w:r>
+            <w:rPr>
+              <w:lang w:val="en-US"/>
+            </w:rPr>
+            <w:t>,"</w:t>
+          </w:r>
+        </w:p>
+        <w:bookmarkEnd w:id="1"/>
+        <w:p>
+          <w:pPr>
+            <w:pStyle w:val="CitaviBibliographyEntry"/>
+            <w:rPr>
+              <w:lang w:val="en-US"/>
+            </w:rPr>
+          </w:pPr>
+          <w:r>
+            <w:rPr>
+              <w:lang w:val="en-US"/>
+            </w:rPr>
+            <w:t>[3]</w:t>
+          </w:r>
+          <w:r>
+            <w:rPr>
+              <w:lang w:val="en-US"/>
+            </w:rPr>
+            <w:tab/>
+          </w:r>
+          <w:bookmarkStart w:id="2" w:name="_CTVL001bcd266af75fd421a9318e88f770b416a"/>
+          <w:r>
+            <w:rPr>
+              <w:lang w:val="en-US"/>
+            </w:rPr>
+            <w:t>"LION Latent Point Diffusion Models for 3D Shape Generation,"</w:t>
+          </w:r>
+        </w:p>
+        <w:bookmarkEnd w:id="2"/>
+        <w:p>
+          <w:pPr>
+            <w:pStyle w:val="CitaviBibliographyEntry"/>
+            <w:rPr>
+              <w:lang w:val="en-US"/>
+            </w:rPr>
+          </w:pPr>
+          <w:r>
+            <w:rPr>
+              <w:lang w:val="en-US"/>
+            </w:rPr>
+            <w:lastRenderedPageBreak/>
+            <w:t>[4]</w:t>
+          </w:r>
+          <w:r>
+            <w:rPr>
+              <w:lang w:val="en-US"/>
+            </w:rPr>
+            <w:tab/>
+          </w:r>
+          <w:bookmarkStart w:id="3" w:name="_CTVL001e665793c74424832af3af21970642dab"/>
+          <w:r>
+            <w:rPr>
+              <w:lang w:val="en-US"/>
+            </w:rPr>
+            <w:t xml:space="preserve">R. Rombach, A. Blattmann, D. Lorenz, P. Esser, and B. </w:t>
+          </w:r>
+          <w:proofErr w:type="spellStart"/>
+          <w:r>
+            <w:rPr>
+              <w:lang w:val="en-US"/>
+            </w:rPr>
+            <w:t>Ommer</w:t>
+          </w:r>
+          <w:proofErr w:type="spellEnd"/>
+          <w:r>
+            <w:rPr>
+              <w:lang w:val="en-US"/>
+            </w:rPr>
+            <w:t>, "High-Resolution Image Synthesis with Latent Diffusion Models," 2021. [Online]. Available: https://​arxiv.org​/​pdf/​2112.10752</w:t>
+          </w:r>
+        </w:p>
+        <w:bookmarkEnd w:id="3"/>
+        <w:p>
+          <w:pPr>
+            <w:pStyle w:val="CitaviBibliographyEntry"/>
+            <w:rPr>
+              <w:lang w:val="en-US"/>
+            </w:rPr>
+          </w:pPr>
+          <w:r>
+            <w:rPr>
+              <w:lang w:val="en-US"/>
+            </w:rPr>
+            <w:t>[5]</w:t>
+          </w:r>
+          <w:r>
+            <w:rPr>
+              <w:lang w:val="en-US"/>
+            </w:rPr>
+            <w:tab/>
+          </w:r>
+          <w:bookmarkStart w:id="4" w:name="_CTVL00177d7ca009f1a4186a7008c364067052d"/>
+          <w:r>
+            <w:rPr>
+              <w:lang w:val="en-US"/>
+            </w:rPr>
+            <w:t>"Scalable Diffusion Models with Transformers,"</w:t>
+          </w:r>
+        </w:p>
+        <w:bookmarkEnd w:id="4"/>
+        <w:p>
+          <w:pPr>
+            <w:pStyle w:val="CitaviBibliographyEntry"/>
+            <w:rPr>
+              <w:lang w:val="en-US"/>
+            </w:rPr>
+          </w:pPr>
+          <w:r>
+            <w:rPr>
+              <w:lang w:val="en-US"/>
+            </w:rPr>
+            <w:t>[6]</w:t>
+          </w:r>
+          <w:r>
+            <w:rPr>
+              <w:lang w:val="en-US"/>
+            </w:rPr>
+            <w:tab/>
+          </w:r>
+          <w:bookmarkStart w:id="5" w:name="_CTVL00129b15f76a2a44e3eb07517f56ee88eb9"/>
+          <w:r>
+            <w:rPr>
+              <w:lang w:val="en-US"/>
+            </w:rPr>
+            <w:t>J. Ji, R. Zhao, and M. Lei, "Latent diffusion transformer for point cloud generation,"</w:t>
+          </w:r>
+          <w:bookmarkEnd w:id="5"/>
+          <w:r>
+            <w:rPr>
+              <w:lang w:val="en-US"/>
+            </w:rPr>
+            <w:t xml:space="preserve"> </w:t>
+          </w:r>
+          <w:r>
+            <w:rPr>
+              <w:i/>
+              <w:lang w:val="en-US"/>
+            </w:rPr>
+            <w:t xml:space="preserve">Vis </w:t>
+          </w:r>
+          <w:proofErr w:type="spellStart"/>
+          <w:r>
+            <w:rPr>
+              <w:i/>
+              <w:lang w:val="en-US"/>
+            </w:rPr>
+            <w:t>Comput</w:t>
+          </w:r>
+          <w:proofErr w:type="spellEnd"/>
+          <w:r>
+            <w:rPr>
+              <w:lang w:val="en-US"/>
+            </w:rPr>
+            <w:t xml:space="preserve">, vol. 40, no. 6, pp. 3903–3917, 2024, </w:t>
+          </w:r>
+          <w:proofErr w:type="spellStart"/>
+          <w:r>
+            <w:rPr>
+              <w:lang w:val="en-US"/>
+            </w:rPr>
+            <w:t>doi</w:t>
+          </w:r>
+          <w:proofErr w:type="spellEnd"/>
+          <w:r>
+            <w:rPr>
+              <w:lang w:val="en-US"/>
+            </w:rPr>
+            <w:t>: 10.1007/s00371-024-03396-1.</w:t>
+          </w:r>
+        </w:p>
+        <w:p>
+          <w:pPr>
+            <w:pStyle w:val="CitaviBibliographyEntry"/>
+            <w:rPr>
+              <w:lang w:val="en-US"/>
+            </w:rPr>
+          </w:pPr>
+          <w:r>
+            <w:rPr>
+              <w:lang w:val="en-US"/>
+            </w:rPr>
+            <w:t>[7]</w:t>
+          </w:r>
+          <w:r>
+            <w:rPr>
+              <w:lang w:val="en-US"/>
+            </w:rPr>
+            <w:tab/>
+          </w:r>
+          <w:bookmarkStart w:id="6" w:name="_CTVL00166971c9ec68249e3ab8c9269c9e702d1"/>
+          <w:r>
+            <w:rPr>
+              <w:lang w:val="en-US"/>
+            </w:rPr>
+            <w:t>"DiT-3D Exploring Plain Diffusion Transformers for 3D Shape Generation,"</w:t>
+          </w:r>
+        </w:p>
+        <w:bookmarkEnd w:id="6"/>
+        <w:p>
+          <w:pPr>
+            <w:pStyle w:val="CitaviBibliographyEntry"/>
+            <w:rPr>
+              <w:lang w:val="en-US"/>
+            </w:rPr>
+          </w:pPr>
+          <w:r>
+            <w:rPr>
+              <w:lang w:val="en-US"/>
+            </w:rPr>
+            <w:t>[8]</w:t>
+          </w:r>
+          <w:r>
+            <w:rPr>
+              <w:lang w:val="en-US"/>
+            </w:rPr>
+            <w:tab/>
+          </w:r>
+          <w:bookmarkStart w:id="7" w:name="_CTVL00131f8ce1ed1f64b1a8dd1c41cfb27dbf1"/>
+          <w:r>
+            <w:rPr>
+              <w:lang w:val="en-US"/>
+            </w:rPr>
+            <w:t>F. Ba</w:t>
+          </w:r>
+          <w:bookmarkEnd w:id="7"/>
+          <w:r>
+            <w:rPr>
+              <w:lang w:val="en-US"/>
+            </w:rPr>
+            <w:t>o</w:t>
+          </w:r>
+          <w:r>
+            <w:rPr>
+              <w:i/>
+              <w:lang w:val="en-US"/>
+            </w:rPr>
+            <w:t xml:space="preserve"> et al., </w:t>
+          </w:r>
+          <w:r>
+            <w:rPr>
+              <w:lang w:val="en-US"/>
+            </w:rPr>
+            <w:t xml:space="preserve">"All are Worth Words: A </w:t>
+          </w:r>
+          <w:proofErr w:type="spellStart"/>
+          <w:r>
+            <w:rPr>
+              <w:lang w:val="en-US"/>
+            </w:rPr>
+            <w:t>ViT</w:t>
+          </w:r>
+          <w:proofErr w:type="spellEnd"/>
+          <w:r>
+            <w:rPr>
+              <w:lang w:val="en-US"/>
+            </w:rPr>
+            <w:t xml:space="preserve"> Backbone for Diffusion Models," 2022. [Online]. Available: https://​arxiv.org​/​pdf/​2209.12152</w:t>
+          </w:r>
+        </w:p>
+        <w:p>
+          <w:pPr>
+            <w:pStyle w:val="CitaviBibliographyEntry"/>
+            <w:rPr>
+              <w:lang w:val="en-US"/>
+            </w:rPr>
+          </w:pPr>
+          <w:r>
+            <w:rPr>
+              <w:lang w:val="en-US"/>
+            </w:rPr>
+            <w:t>[9]</w:t>
+          </w:r>
+          <w:r>
+            <w:rPr>
+              <w:lang w:val="en-US"/>
+            </w:rPr>
+            <w:tab/>
+          </w:r>
+          <w:bookmarkStart w:id="8" w:name="_CTVL001c5ea10eda8d2443ebf29be513a7f4983"/>
+          <w:r>
+            <w:rPr>
+              <w:lang w:val="en-US"/>
+            </w:rPr>
+            <w:t>"</w:t>
+          </w:r>
+          <w:proofErr w:type="spellStart"/>
+          <w:r>
+            <w:rPr>
+              <w:lang w:val="en-US"/>
+            </w:rPr>
+            <w:t>UGG_Unified_Generative_Grasping</w:t>
+          </w:r>
+          <w:proofErr w:type="spellEnd"/>
+          <w:r>
+            <w:rPr>
+              <w:lang w:val="en-US"/>
+            </w:rPr>
+            <w:t>,"</w:t>
+          </w:r>
+        </w:p>
+        <w:bookmarkEnd w:id="8"/>
+        <w:p>
+          <w:pPr>
+            <w:pStyle w:val="CitaviBibliographyEntry"/>
+            <w:rPr>
+              <w:lang w:val="en-US"/>
+            </w:rPr>
+          </w:pPr>
+          <w:r>
+            <w:rPr>
+              <w:lang w:val="en-US"/>
+            </w:rPr>
+            <w:t>[10]</w:t>
+          </w:r>
+          <w:r>
+            <w:rPr>
+              <w:lang w:val="en-US"/>
+            </w:rPr>
+            <w:tab/>
+          </w:r>
+          <w:bookmarkStart w:id="9" w:name="_CTVL001f98d73704fde4701b5bded8cfcd49523"/>
+          <w:r>
+            <w:rPr>
+              <w:lang w:val="en-US"/>
+            </w:rPr>
+            <w:t>Ethan Perez, Florian Strub, Harm de Vries, Vincent Dumoulin, and Aaron Courville, "</w:t>
+          </w:r>
+          <w:proofErr w:type="spellStart"/>
+          <w:r>
+            <w:rPr>
+              <w:lang w:val="en-US"/>
+            </w:rPr>
+            <w:t>FiLM</w:t>
+          </w:r>
+          <w:proofErr w:type="spellEnd"/>
+          <w:r>
+            <w:rPr>
+              <w:lang w:val="en-US"/>
+            </w:rPr>
+            <w:t>: Visual Reasoning with a General Conditioning Layer,"</w:t>
+          </w:r>
+        </w:p>
+        <w:bookmarkEnd w:id="9"/>
+        <w:p>
+          <w:pPr>
+            <w:pStyle w:val="CitaviBibliographyEntry"/>
+            <w:rPr>
+              <w:lang w:val="en-US"/>
+            </w:rPr>
+          </w:pPr>
+          <w:r>
+            <w:rPr>
+              <w:lang w:val="en-US"/>
+            </w:rPr>
+            <w:t>[11]</w:t>
+          </w:r>
+          <w:r>
+            <w:rPr>
+              <w:lang w:val="en-US"/>
+            </w:rPr>
+            <w:tab/>
+          </w:r>
+          <w:bookmarkStart w:id="10" w:name="_CTVL001be55751c9dc44c42bfdb8913106b3c94"/>
+          <w:r>
+            <w:rPr>
+              <w:lang w:val="en-US"/>
+            </w:rPr>
+            <w:t>"</w:t>
+          </w:r>
+          <w:proofErr w:type="spellStart"/>
+          <w:r>
+            <w:rPr>
+              <w:lang w:val="en-US"/>
+            </w:rPr>
+            <w:t>Attention_is_all_you_need</w:t>
+          </w:r>
+          <w:proofErr w:type="spellEnd"/>
+          <w:r>
+            <w:rPr>
+              <w:lang w:val="en-US"/>
+            </w:rPr>
+            <w:t>,"</w:t>
+          </w:r>
+        </w:p>
+        <w:bookmarkEnd w:id="10"/>
+        <w:p>
+          <w:pPr>
+            <w:pStyle w:val="CitaviBibliographyEntry"/>
+            <w:rPr>
+              <w:lang w:val="en-US"/>
+            </w:rPr>
+          </w:pPr>
+          <w:r>
+            <w:rPr>
+              <w:lang w:val="en-US"/>
+            </w:rPr>
+            <w:t>[12]</w:t>
+          </w:r>
+          <w:r>
+            <w:rPr>
+              <w:lang w:val="en-US"/>
+            </w:rPr>
+            <w:tab/>
+          </w:r>
+          <w:bookmarkStart w:id="11" w:name="_CTVL001675bf0abf94b4f3db8167187aa51d7fd"/>
+          <w:r>
+            <w:rPr>
+              <w:lang w:val="en-US"/>
+            </w:rPr>
+            <w:t>Yihan Zen</w:t>
+          </w:r>
+          <w:bookmarkEnd w:id="11"/>
+          <w:r>
+            <w:rPr>
+              <w:lang w:val="en-US"/>
+            </w:rPr>
+            <w:t>g</w:t>
+          </w:r>
+          <w:r>
+            <w:rPr>
+              <w:i/>
+              <w:lang w:val="en-US"/>
+            </w:rPr>
+            <w:t xml:space="preserve"> et al., </w:t>
+          </w:r>
+          <w:r>
+            <w:rPr>
+              <w:lang w:val="en-US"/>
+            </w:rPr>
+            <w:t xml:space="preserve">"CLIP2: Contrastive Language-Image-Point Pretraining </w:t>
+          </w:r>
+          <w:proofErr w:type="gramStart"/>
+          <w:r>
+            <w:rPr>
+              <w:lang w:val="en-US"/>
+            </w:rPr>
+            <w:t>From</w:t>
+          </w:r>
+          <w:proofErr w:type="gramEnd"/>
+          <w:r>
+            <w:rPr>
+              <w:lang w:val="en-US"/>
+            </w:rPr>
+            <w:t xml:space="preserve"> Real-World Point Cloud Data,"</w:t>
+          </w:r>
+        </w:p>
+        <w:p>
+          <w:pPr>
+            <w:pStyle w:val="CitaviBibliographyEntry"/>
+            <w:rPr>
+              <w:lang w:val="en-US"/>
+            </w:rPr>
+          </w:pPr>
+          <w:r>
+            <w:rPr>
+              <w:lang w:val="en-US"/>
+            </w:rPr>
+            <w:t>[13]</w:t>
+          </w:r>
+          <w:r>
+            <w:rPr>
+              <w:lang w:val="en-US"/>
+            </w:rPr>
+            <w:tab/>
+          </w:r>
+          <w:bookmarkStart w:id="12" w:name="_CTVL0016dbb42c002064a458b1fec1a9cfde5c5"/>
+          <w:r>
+            <w:rPr>
+              <w:lang w:val="en-US"/>
+            </w:rPr>
+            <w:t xml:space="preserve">H. Zhang, X. Zhang, J. Huang, Z. Feng, and X. Xiao, "End-to-End Diffusion-Based 3D Object Reconstruction </w:t>
+          </w:r>
+          <w:proofErr w:type="gramStart"/>
+          <w:r>
+            <w:rPr>
+              <w:lang w:val="en-US"/>
+            </w:rPr>
+            <w:t>From</w:t>
+          </w:r>
+          <w:proofErr w:type="gramEnd"/>
+          <w:r>
+            <w:rPr>
+              <w:lang w:val="en-US"/>
+            </w:rPr>
+            <w:t xml:space="preserve"> Robotic Tactile Sensing,"</w:t>
+          </w:r>
+          <w:bookmarkEnd w:id="12"/>
+          <w:r>
+            <w:rPr>
+              <w:lang w:val="en-US"/>
+            </w:rPr>
+            <w:t xml:space="preserve"> </w:t>
+          </w:r>
+          <w:r>
+            <w:rPr>
+              <w:i/>
+              <w:lang w:val="en-US"/>
+            </w:rPr>
+            <w:t>IEEE Robot. Autom. Lett.</w:t>
+          </w:r>
+          <w:r>
+            <w:rPr>
+              <w:lang w:val="en-US"/>
+            </w:rPr>
+            <w:t xml:space="preserve">, vol. 11, no. 2, pp. 1434–1441, 2026, </w:t>
+          </w:r>
+          <w:proofErr w:type="spellStart"/>
+          <w:r>
+            <w:rPr>
+              <w:lang w:val="en-US"/>
+            </w:rPr>
+            <w:t>doi</w:t>
+          </w:r>
+          <w:proofErr w:type="spellEnd"/>
+          <w:r>
+            <w:rPr>
+              <w:lang w:val="en-US"/>
+            </w:rPr>
+            <w:t>: 10.1109/LRA.2025.3641115.</w:t>
+          </w:r>
+        </w:p>
+        <w:p>
+          <w:pPr>
+            <w:pStyle w:val="CitaviBibliographyEntry"/>
+            <w:rPr>
+              <w:lang w:val="en-US"/>
+            </w:rPr>
+          </w:pPr>
+          <w:r>
+            <w:rPr>
+              <w:lang w:val="en-US"/>
+            </w:rPr>
+            <w:t>[14]</w:t>
+          </w:r>
+          <w:r>
+            <w:rPr>
+              <w:lang w:val="en-US"/>
+            </w:rPr>
+            <w:tab/>
+          </w:r>
+          <w:bookmarkStart w:id="13" w:name="_CTVL0010b5bc717976e4e3da1afcdb958da9745"/>
+          <w:r>
+            <w:rPr>
+              <w:lang w:val="en-US"/>
+            </w:rPr>
+            <w:t>"Deep Compression Autoencoder for Efficient High-Resolution Diffusion Models,"</w:t>
+          </w:r>
+        </w:p>
+        <w:bookmarkEnd w:id="13"/>
+        <w:p>
+          <w:pPr>
+            <w:pStyle w:val="CitaviBibliographyEntry"/>
+            <w:rPr>
+              <w:lang w:val="en-US"/>
+            </w:rPr>
+          </w:pPr>
+          <w:r>
+            <w:rPr>
+              <w:lang w:val="en-US"/>
+            </w:rPr>
+            <w:t>[15]</w:t>
+          </w:r>
+          <w:r>
+            <w:rPr>
+              <w:lang w:val="en-US"/>
+            </w:rPr>
+            <w:tab/>
+          </w:r>
+          <w:bookmarkStart w:id="14" w:name="_CTVL00144ba0cf3239a425b859fa2a5759665e6"/>
+          <w:r>
+            <w:rPr>
+              <w:lang w:val="en-US"/>
+            </w:rPr>
+            <w:t>"DDIM_2022,</w:t>
+          </w:r>
+          <w:bookmarkEnd w:id="14"/>
+          <w:r>
+            <w:rPr>
+              <w:lang w:val="en-US"/>
+            </w:rPr>
+            <w:t>"</w:t>
+          </w:r>
+          <w:r>
+            <w:rPr>
+              <w:lang w:val="en-US"/>
+            </w:rPr>
+            <w:fldChar w:fldCharType="end"/>
+          </w:r>
+        </w:p>
+      </w:sdtContent>
+    </w:sdt>
+    <w:p>
+      <w:pPr>
+        <w:rPr>
+          <w:lang w:val="en-US"/>
+        </w:rPr>
+      </w:pPr>
     </w:p>
     <w:sectPr>
       <w:pgSz w:w="12240" w:h="15840"/>
@@ -1471,8 +4457,234 @@
 </file>
 
 <file path=word/numbering.xml><?xml version="1.0" encoding="utf-8"?>
-<w:numbering xmlns:wpc="http://schemas.microsoft.com/office/word/2010/wordprocessingCanvas" xmlns:cx="http://schemas.microsoft.com/office/drawing/2014/chartex" xmlns:cx1="http://schemas.microsoft.com/office/drawing/2015/9/8/chartex" xmlns:mc="http://schemas.openxmlformats.org/markup-compatibility/2006" xmlns:o="urn:schemas-microsoft-com:office:office" xmlns:r="http://schemas.openxmlformats.org/officeDocument/2006/relationships" xmlns:m="http://schemas.openxmlformats.org/officeDocument/2006/math" xmlns:v="urn:schemas-microsoft-com:vml" xmlns:wp14="http://schemas.microsoft.com/office/word/2010/wordprocessingDrawing" xmlns:wp="http://schemas.openxmlformats.org/drawingml/2006/wordprocessingDrawing" xmlns:w10="urn:schemas-microsoft-com:office:word" xmlns:w="http://schemas.openxmlformats.org/wordprocessingml/2006/main" xmlns:w14="http://schemas.microsoft.com/office/word/2010/wordml" xmlns:w15="http://schemas.microsoft.com/office/word/2012/wordml" xmlns:w16se="http://schemas.microsoft.com/office/word/2015/wordml/symex" xmlns:wpg="http://schemas.microsoft.com/office/word/2010/wordprocessingGroup" xmlns:wpi="http://schemas.microsoft.com/office/word/2010/wordprocessingInk" xmlns:wne="http://schemas.microsoft.com/office/word/2006/wordml" xmlns:wps="http://schemas.microsoft.com/office/word/2010/wordprocessingShape" mc:Ignorable="w14 w15 w16se wp14">
+<w:numbering xmlns:wpc="http://schemas.microsoft.com/office/word/2010/wordprocessingCanvas" xmlns:cx="http://schemas.microsoft.com/office/drawing/2014/chartex" xmlns:cx1="http://schemas.microsoft.com/office/drawing/2015/9/8/chartex" xmlns:cx2="http://schemas.microsoft.com/office/drawing/2015/10/21/chartex" xmlns:cx3="http://schemas.microsoft.com/office/drawing/2016/5/9/chartex" xmlns:cx4="http://schemas.microsoft.com/office/drawing/2016/5/10/chartex" xmlns:cx5="http://schemas.microsoft.com/office/drawing/2016/5/11/chartex" xmlns:cx6="http://schemas.microsoft.com/office/drawing/2016/5/12/chartex" xmlns:cx7="http://schemas.microsoft.com/office/drawing/2016/5/13/chartex" xmlns:cx8="http://schemas.microsoft.com/office/drawing/2016/5/14/chartex" xmlns:mc="http://schemas.openxmlformats.org/markup-compatibility/2006" xmlns:aink="http://schemas.microsoft.com/office/drawing/2016/ink" xmlns:am3d="http://schemas.microsoft.com/office/drawing/2017/model3d" xmlns:o="urn:schemas-microsoft-com:office:office" xmlns:oel="http://schemas.microsoft.com/office/2019/extlst" xmlns:r="http://schemas.openxmlformats.org/officeDocument/2006/relationships" xmlns:m="http://schemas.openxmlformats.org/officeDocument/2006/math" xmlns:v="urn:schemas-microsoft-com:vml" xmlns:wp14="http://schemas.microsoft.com/office/word/2010/wordprocessingDrawing" xmlns:wp="http://schemas.openxmlformats.org/drawingml/2006/wordprocessingDrawing" xmlns:w10="urn:schemas-microsoft-com:office:word" xmlns:w="http://schemas.openxmlformats.org/wordprocessingml/2006/main" xmlns:w14="http://schemas.microsoft.com/office/word/2010/wordml" xmlns:w15="http://schemas.microsoft.com/office/word/2012/wordml" xmlns:w16cex="http://schemas.microsoft.com/office/word/2018/wordml/cex" xmlns:w16cid="http://schemas.microsoft.com/office/word/2016/wordml/cid" xmlns:w16="http://schemas.microsoft.com/office/word/2018/wordml" xmlns:w16du="http://schemas.microsoft.com/office/word/2023/wordml/word16du" xmlns:w16sdtdh="http://schemas.microsoft.com/office/word/2020/wordml/sdtdatahash" xmlns:w16sdtfl="http://schemas.microsoft.com/office/word/2024/wordml/sdtformatlock" xmlns:w16se="http://schemas.microsoft.com/office/word/2015/wordml/symex" xmlns:wpg="http://schemas.microsoft.com/office/word/2010/wordprocessingGroup" xmlns:wpi="http://schemas.microsoft.com/office/word/2010/wordprocessingInk" xmlns:wne="http://schemas.microsoft.com/office/word/2006/wordml" xmlns:wps="http://schemas.microsoft.com/office/word/2010/wordprocessingShape" mc:Ignorable="w14 w15 w16se w16cid w16 w16cex w16sdtdh w16sdtfl w16du wp14">
   <w:abstractNum w:abstractNumId="0" w15:restartNumberingAfterBreak="0">
+    <w:nsid w:val="1E9626E3"/>
+    <w:multiLevelType w:val="hybridMultilevel"/>
+    <w:tmpl w:val="131696E8"/>
+    <w:lvl w:ilvl="0" w:tplc="04070001">
+      <w:start w:val="1"/>
+      <w:numFmt w:val="bullet"/>
+      <w:lvlText w:val=""/>
+      <w:lvlJc w:val="left"/>
+      <w:pPr>
+        <w:ind w:left="720" w:hanging="360"/>
+      </w:pPr>
+      <w:rPr>
+        <w:rFonts w:ascii="Symbol" w:hAnsi="Symbol" w:hint="default"/>
+      </w:rPr>
+    </w:lvl>
+    <w:lvl w:ilvl="1" w:tplc="04070003" w:tentative="1">
+      <w:start w:val="1"/>
+      <w:numFmt w:val="bullet"/>
+      <w:lvlText w:val="o"/>
+      <w:lvlJc w:val="left"/>
+      <w:pPr>
+        <w:ind w:left="1440" w:hanging="360"/>
+      </w:pPr>
+      <w:rPr>
+        <w:rFonts w:ascii="Courier New" w:hAnsi="Courier New" w:cs="Courier New" w:hint="default"/>
+      </w:rPr>
+    </w:lvl>
+    <w:lvl w:ilvl="2" w:tplc="04070005" w:tentative="1">
+      <w:start w:val="1"/>
+      <w:numFmt w:val="bullet"/>
+      <w:lvlText w:val=""/>
+      <w:lvlJc w:val="left"/>
+      <w:pPr>
+        <w:ind w:left="2160" w:hanging="360"/>
+      </w:pPr>
+      <w:rPr>
+        <w:rFonts w:ascii="Wingdings" w:hAnsi="Wingdings" w:hint="default"/>
+      </w:rPr>
+    </w:lvl>
+    <w:lvl w:ilvl="3" w:tplc="04070001" w:tentative="1">
+      <w:start w:val="1"/>
+      <w:numFmt w:val="bullet"/>
+      <w:lvlText w:val=""/>
+      <w:lvlJc w:val="left"/>
+      <w:pPr>
+        <w:ind w:left="2880" w:hanging="360"/>
+      </w:pPr>
+      <w:rPr>
+        <w:rFonts w:ascii="Symbol" w:hAnsi="Symbol" w:hint="default"/>
+      </w:rPr>
+    </w:lvl>
+    <w:lvl w:ilvl="4" w:tplc="04070003" w:tentative="1">
+      <w:start w:val="1"/>
+      <w:numFmt w:val="bullet"/>
+      <w:lvlText w:val="o"/>
+      <w:lvlJc w:val="left"/>
+      <w:pPr>
+        <w:ind w:left="3600" w:hanging="360"/>
+      </w:pPr>
+      <w:rPr>
+        <w:rFonts w:ascii="Courier New" w:hAnsi="Courier New" w:cs="Courier New" w:hint="default"/>
+      </w:rPr>
+    </w:lvl>
+    <w:lvl w:ilvl="5" w:tplc="04070005" w:tentative="1">
+      <w:start w:val="1"/>
+      <w:numFmt w:val="bullet"/>
+      <w:lvlText w:val=""/>
+      <w:lvlJc w:val="left"/>
+      <w:pPr>
+        <w:ind w:left="4320" w:hanging="360"/>
+      </w:pPr>
+      <w:rPr>
+        <w:rFonts w:ascii="Wingdings" w:hAnsi="Wingdings" w:hint="default"/>
+      </w:rPr>
+    </w:lvl>
+    <w:lvl w:ilvl="6" w:tplc="04070001" w:tentative="1">
+      <w:start w:val="1"/>
+      <w:numFmt w:val="bullet"/>
+      <w:lvlText w:val=""/>
+      <w:lvlJc w:val="left"/>
+      <w:pPr>
+        <w:ind w:left="5040" w:hanging="360"/>
+      </w:pPr>
+      <w:rPr>
+        <w:rFonts w:ascii="Symbol" w:hAnsi="Symbol" w:hint="default"/>
+      </w:rPr>
+    </w:lvl>
+    <w:lvl w:ilvl="7" w:tplc="04070003" w:tentative="1">
+      <w:start w:val="1"/>
+      <w:numFmt w:val="bullet"/>
+      <w:lvlText w:val="o"/>
+      <w:lvlJc w:val="left"/>
+      <w:pPr>
+        <w:ind w:left="5760" w:hanging="360"/>
+      </w:pPr>
+      <w:rPr>
+        <w:rFonts w:ascii="Courier New" w:hAnsi="Courier New" w:cs="Courier New" w:hint="default"/>
+      </w:rPr>
+    </w:lvl>
+    <w:lvl w:ilvl="8" w:tplc="04070005" w:tentative="1">
+      <w:start w:val="1"/>
+      <w:numFmt w:val="bullet"/>
+      <w:lvlText w:val=""/>
+      <w:lvlJc w:val="left"/>
+      <w:pPr>
+        <w:ind w:left="6480" w:hanging="360"/>
+      </w:pPr>
+      <w:rPr>
+        <w:rFonts w:ascii="Wingdings" w:hAnsi="Wingdings" w:hint="default"/>
+      </w:rPr>
+    </w:lvl>
+  </w:abstractNum>
+  <w:abstractNum w:abstractNumId="1" w15:restartNumberingAfterBreak="0">
+    <w:nsid w:val="2548790A"/>
+    <w:multiLevelType w:val="hybridMultilevel"/>
+    <w:tmpl w:val="68F6158C"/>
+    <w:lvl w:ilvl="0" w:tplc="04070001">
+      <w:start w:val="1"/>
+      <w:numFmt w:val="bullet"/>
+      <w:lvlText w:val=""/>
+      <w:lvlJc w:val="left"/>
+      <w:pPr>
+        <w:ind w:left="720" w:hanging="360"/>
+      </w:pPr>
+      <w:rPr>
+        <w:rFonts w:ascii="Symbol" w:hAnsi="Symbol" w:hint="default"/>
+      </w:rPr>
+    </w:lvl>
+    <w:lvl w:ilvl="1" w:tplc="04070003" w:tentative="1">
+      <w:start w:val="1"/>
+      <w:numFmt w:val="bullet"/>
+      <w:lvlText w:val="o"/>
+      <w:lvlJc w:val="left"/>
+      <w:pPr>
+        <w:ind w:left="1440" w:hanging="360"/>
+      </w:pPr>
+      <w:rPr>
+        <w:rFonts w:ascii="Courier New" w:hAnsi="Courier New" w:cs="Courier New" w:hint="default"/>
+      </w:rPr>
+    </w:lvl>
+    <w:lvl w:ilvl="2" w:tplc="04070005" w:tentative="1">
+      <w:start w:val="1"/>
+      <w:numFmt w:val="bullet"/>
+      <w:lvlText w:val=""/>
+      <w:lvlJc w:val="left"/>
+      <w:pPr>
+        <w:ind w:left="2160" w:hanging="360"/>
+      </w:pPr>
+      <w:rPr>
+        <w:rFonts w:ascii="Wingdings" w:hAnsi="Wingdings" w:hint="default"/>
+      </w:rPr>
+    </w:lvl>
+    <w:lvl w:ilvl="3" w:tplc="04070001" w:tentative="1">
+      <w:start w:val="1"/>
+      <w:numFmt w:val="bullet"/>
+      <w:lvlText w:val=""/>
+      <w:lvlJc w:val="left"/>
+      <w:pPr>
+        <w:ind w:left="2880" w:hanging="360"/>
+      </w:pPr>
+      <w:rPr>
+        <w:rFonts w:ascii="Symbol" w:hAnsi="Symbol" w:hint="default"/>
+      </w:rPr>
+    </w:lvl>
+    <w:lvl w:ilvl="4" w:tplc="04070003" w:tentative="1">
+      <w:start w:val="1"/>
+      <w:numFmt w:val="bullet"/>
+      <w:lvlText w:val="o"/>
+      <w:lvlJc w:val="left"/>
+      <w:pPr>
+        <w:ind w:left="3600" w:hanging="360"/>
+      </w:pPr>
+      <w:rPr>
+        <w:rFonts w:ascii="Courier New" w:hAnsi="Courier New" w:cs="Courier New" w:hint="default"/>
+      </w:rPr>
+    </w:lvl>
+    <w:lvl w:ilvl="5" w:tplc="04070005" w:tentative="1">
+      <w:start w:val="1"/>
+      <w:numFmt w:val="bullet"/>
+      <w:lvlText w:val=""/>
+      <w:lvlJc w:val="left"/>
+      <w:pPr>
+        <w:ind w:left="4320" w:hanging="360"/>
+      </w:pPr>
+      <w:rPr>
+        <w:rFonts w:ascii="Wingdings" w:hAnsi="Wingdings" w:hint="default"/>
+      </w:rPr>
+    </w:lvl>
+    <w:lvl w:ilvl="6" w:tplc="04070001" w:tentative="1">
+      <w:start w:val="1"/>
+      <w:numFmt w:val="bullet"/>
+      <w:lvlText w:val=""/>
+      <w:lvlJc w:val="left"/>
+      <w:pPr>
+        <w:ind w:left="5040" w:hanging="360"/>
+      </w:pPr>
+      <w:rPr>
+        <w:rFonts w:ascii="Symbol" w:hAnsi="Symbol" w:hint="default"/>
+      </w:rPr>
+    </w:lvl>
+    <w:lvl w:ilvl="7" w:tplc="04070003" w:tentative="1">
+      <w:start w:val="1"/>
+      <w:numFmt w:val="bullet"/>
+      <w:lvlText w:val="o"/>
+      <w:lvlJc w:val="left"/>
+      <w:pPr>
+        <w:ind w:left="5760" w:hanging="360"/>
+      </w:pPr>
+      <w:rPr>
+        <w:rFonts w:ascii="Courier New" w:hAnsi="Courier New" w:cs="Courier New" w:hint="default"/>
+      </w:rPr>
+    </w:lvl>
+    <w:lvl w:ilvl="8" w:tplc="04070005" w:tentative="1">
+      <w:start w:val="1"/>
+      <w:numFmt w:val="bullet"/>
+      <w:lvlText w:val=""/>
+      <w:lvlJc w:val="left"/>
+      <w:pPr>
+        <w:ind w:left="6480" w:hanging="360"/>
+      </w:pPr>
+      <w:rPr>
+        <w:rFonts w:ascii="Wingdings" w:hAnsi="Wingdings" w:hint="default"/>
+      </w:rPr>
+    </w:lvl>
+  </w:abstractNum>
+  <w:abstractNum w:abstractNumId="2" w15:restartNumberingAfterBreak="0">
     <w:nsid w:val="25753986"/>
     <w:multiLevelType w:val="hybridMultilevel"/>
     <w:tmpl w:val="F32C99C8"/>
@@ -1585,14 +4797,604 @@
       </w:rPr>
     </w:lvl>
   </w:abstractNum>
-  <w:num w:numId="1">
+  <w:abstractNum w:abstractNumId="3" w15:restartNumberingAfterBreak="0">
+    <w:nsid w:val="2E385397"/>
+    <w:multiLevelType w:val="hybridMultilevel"/>
+    <w:tmpl w:val="FBB294B4"/>
+    <w:lvl w:ilvl="0" w:tplc="04070001">
+      <w:start w:val="1"/>
+      <w:numFmt w:val="bullet"/>
+      <w:lvlText w:val=""/>
+      <w:lvlJc w:val="left"/>
+      <w:pPr>
+        <w:ind w:left="1080" w:hanging="360"/>
+      </w:pPr>
+      <w:rPr>
+        <w:rFonts w:ascii="Symbol" w:hAnsi="Symbol" w:hint="default"/>
+      </w:rPr>
+    </w:lvl>
+    <w:lvl w:ilvl="1" w:tplc="04070003" w:tentative="1">
+      <w:start w:val="1"/>
+      <w:numFmt w:val="bullet"/>
+      <w:lvlText w:val="o"/>
+      <w:lvlJc w:val="left"/>
+      <w:pPr>
+        <w:ind w:left="1800" w:hanging="360"/>
+      </w:pPr>
+      <w:rPr>
+        <w:rFonts w:ascii="Courier New" w:hAnsi="Courier New" w:cs="Courier New" w:hint="default"/>
+      </w:rPr>
+    </w:lvl>
+    <w:lvl w:ilvl="2" w:tplc="04070005" w:tentative="1">
+      <w:start w:val="1"/>
+      <w:numFmt w:val="bullet"/>
+      <w:lvlText w:val=""/>
+      <w:lvlJc w:val="left"/>
+      <w:pPr>
+        <w:ind w:left="2520" w:hanging="360"/>
+      </w:pPr>
+      <w:rPr>
+        <w:rFonts w:ascii="Wingdings" w:hAnsi="Wingdings" w:hint="default"/>
+      </w:rPr>
+    </w:lvl>
+    <w:lvl w:ilvl="3" w:tplc="04070001" w:tentative="1">
+      <w:start w:val="1"/>
+      <w:numFmt w:val="bullet"/>
+      <w:lvlText w:val=""/>
+      <w:lvlJc w:val="left"/>
+      <w:pPr>
+        <w:ind w:left="3240" w:hanging="360"/>
+      </w:pPr>
+      <w:rPr>
+        <w:rFonts w:ascii="Symbol" w:hAnsi="Symbol" w:hint="default"/>
+      </w:rPr>
+    </w:lvl>
+    <w:lvl w:ilvl="4" w:tplc="04070003" w:tentative="1">
+      <w:start w:val="1"/>
+      <w:numFmt w:val="bullet"/>
+      <w:lvlText w:val="o"/>
+      <w:lvlJc w:val="left"/>
+      <w:pPr>
+        <w:ind w:left="3960" w:hanging="360"/>
+      </w:pPr>
+      <w:rPr>
+        <w:rFonts w:ascii="Courier New" w:hAnsi="Courier New" w:cs="Courier New" w:hint="default"/>
+      </w:rPr>
+    </w:lvl>
+    <w:lvl w:ilvl="5" w:tplc="04070005" w:tentative="1">
+      <w:start w:val="1"/>
+      <w:numFmt w:val="bullet"/>
+      <w:lvlText w:val=""/>
+      <w:lvlJc w:val="left"/>
+      <w:pPr>
+        <w:ind w:left="4680" w:hanging="360"/>
+      </w:pPr>
+      <w:rPr>
+        <w:rFonts w:ascii="Wingdings" w:hAnsi="Wingdings" w:hint="default"/>
+      </w:rPr>
+    </w:lvl>
+    <w:lvl w:ilvl="6" w:tplc="04070001" w:tentative="1">
+      <w:start w:val="1"/>
+      <w:numFmt w:val="bullet"/>
+      <w:lvlText w:val=""/>
+      <w:lvlJc w:val="left"/>
+      <w:pPr>
+        <w:ind w:left="5400" w:hanging="360"/>
+      </w:pPr>
+      <w:rPr>
+        <w:rFonts w:ascii="Symbol" w:hAnsi="Symbol" w:hint="default"/>
+      </w:rPr>
+    </w:lvl>
+    <w:lvl w:ilvl="7" w:tplc="04070003" w:tentative="1">
+      <w:start w:val="1"/>
+      <w:numFmt w:val="bullet"/>
+      <w:lvlText w:val="o"/>
+      <w:lvlJc w:val="left"/>
+      <w:pPr>
+        <w:ind w:left="6120" w:hanging="360"/>
+      </w:pPr>
+      <w:rPr>
+        <w:rFonts w:ascii="Courier New" w:hAnsi="Courier New" w:cs="Courier New" w:hint="default"/>
+      </w:rPr>
+    </w:lvl>
+    <w:lvl w:ilvl="8" w:tplc="04070005" w:tentative="1">
+      <w:start w:val="1"/>
+      <w:numFmt w:val="bullet"/>
+      <w:lvlText w:val=""/>
+      <w:lvlJc w:val="left"/>
+      <w:pPr>
+        <w:ind w:left="6840" w:hanging="360"/>
+      </w:pPr>
+      <w:rPr>
+        <w:rFonts w:ascii="Wingdings" w:hAnsi="Wingdings" w:hint="default"/>
+      </w:rPr>
+    </w:lvl>
+  </w:abstractNum>
+  <w:abstractNum w:abstractNumId="4" w15:restartNumberingAfterBreak="0">
+    <w:nsid w:val="3F1C660A"/>
+    <w:multiLevelType w:val="hybridMultilevel"/>
+    <w:tmpl w:val="D11CB578"/>
+    <w:lvl w:ilvl="0" w:tplc="753E579A">
+      <w:start w:val="1"/>
+      <w:numFmt w:val="bullet"/>
+      <w:pStyle w:val="CitaviBibliographyHeading"/>
+      <w:lvlText w:val=""/>
+      <w:lvlJc w:val="left"/>
+      <w:pPr>
+        <w:ind w:left="720" w:hanging="360"/>
+      </w:pPr>
+      <w:rPr>
+        <w:rFonts w:ascii="Symbol" w:hAnsi="Symbol" w:hint="default"/>
+      </w:rPr>
+    </w:lvl>
+    <w:lvl w:ilvl="1" w:tplc="04070003" w:tentative="1">
+      <w:start w:val="1"/>
+      <w:numFmt w:val="bullet"/>
+      <w:lvlText w:val="o"/>
+      <w:lvlJc w:val="left"/>
+      <w:pPr>
+        <w:ind w:left="1440" w:hanging="360"/>
+      </w:pPr>
+      <w:rPr>
+        <w:rFonts w:ascii="Courier New" w:hAnsi="Courier New" w:cs="Courier New" w:hint="default"/>
+      </w:rPr>
+    </w:lvl>
+    <w:lvl w:ilvl="2" w:tplc="04070005" w:tentative="1">
+      <w:start w:val="1"/>
+      <w:numFmt w:val="bullet"/>
+      <w:lvlText w:val=""/>
+      <w:lvlJc w:val="left"/>
+      <w:pPr>
+        <w:ind w:left="2160" w:hanging="360"/>
+      </w:pPr>
+      <w:rPr>
+        <w:rFonts w:ascii="Wingdings" w:hAnsi="Wingdings" w:hint="default"/>
+      </w:rPr>
+    </w:lvl>
+    <w:lvl w:ilvl="3" w:tplc="04070001" w:tentative="1">
+      <w:start w:val="1"/>
+      <w:numFmt w:val="bullet"/>
+      <w:lvlText w:val=""/>
+      <w:lvlJc w:val="left"/>
+      <w:pPr>
+        <w:ind w:left="2880" w:hanging="360"/>
+      </w:pPr>
+      <w:rPr>
+        <w:rFonts w:ascii="Symbol" w:hAnsi="Symbol" w:hint="default"/>
+      </w:rPr>
+    </w:lvl>
+    <w:lvl w:ilvl="4" w:tplc="04070003" w:tentative="1">
+      <w:start w:val="1"/>
+      <w:numFmt w:val="bullet"/>
+      <w:lvlText w:val="o"/>
+      <w:lvlJc w:val="left"/>
+      <w:pPr>
+        <w:ind w:left="3600" w:hanging="360"/>
+      </w:pPr>
+      <w:rPr>
+        <w:rFonts w:ascii="Courier New" w:hAnsi="Courier New" w:cs="Courier New" w:hint="default"/>
+      </w:rPr>
+    </w:lvl>
+    <w:lvl w:ilvl="5" w:tplc="04070005" w:tentative="1">
+      <w:start w:val="1"/>
+      <w:numFmt w:val="bullet"/>
+      <w:lvlText w:val=""/>
+      <w:lvlJc w:val="left"/>
+      <w:pPr>
+        <w:ind w:left="4320" w:hanging="360"/>
+      </w:pPr>
+      <w:rPr>
+        <w:rFonts w:ascii="Wingdings" w:hAnsi="Wingdings" w:hint="default"/>
+      </w:rPr>
+    </w:lvl>
+    <w:lvl w:ilvl="6" w:tplc="04070001" w:tentative="1">
+      <w:start w:val="1"/>
+      <w:numFmt w:val="bullet"/>
+      <w:lvlText w:val=""/>
+      <w:lvlJc w:val="left"/>
+      <w:pPr>
+        <w:ind w:left="5040" w:hanging="360"/>
+      </w:pPr>
+      <w:rPr>
+        <w:rFonts w:ascii="Symbol" w:hAnsi="Symbol" w:hint="default"/>
+      </w:rPr>
+    </w:lvl>
+    <w:lvl w:ilvl="7" w:tplc="04070003" w:tentative="1">
+      <w:start w:val="1"/>
+      <w:numFmt w:val="bullet"/>
+      <w:lvlText w:val="o"/>
+      <w:lvlJc w:val="left"/>
+      <w:pPr>
+        <w:ind w:left="5760" w:hanging="360"/>
+      </w:pPr>
+      <w:rPr>
+        <w:rFonts w:ascii="Courier New" w:hAnsi="Courier New" w:cs="Courier New" w:hint="default"/>
+      </w:rPr>
+    </w:lvl>
+    <w:lvl w:ilvl="8" w:tplc="04070005" w:tentative="1">
+      <w:start w:val="1"/>
+      <w:numFmt w:val="bullet"/>
+      <w:lvlText w:val=""/>
+      <w:lvlJc w:val="left"/>
+      <w:pPr>
+        <w:ind w:left="6480" w:hanging="360"/>
+      </w:pPr>
+      <w:rPr>
+        <w:rFonts w:ascii="Wingdings" w:hAnsi="Wingdings" w:hint="default"/>
+      </w:rPr>
+    </w:lvl>
+  </w:abstractNum>
+  <w:abstractNum w:abstractNumId="5" w15:restartNumberingAfterBreak="0">
+    <w:nsid w:val="46E4623F"/>
+    <w:multiLevelType w:val="hybridMultilevel"/>
+    <w:tmpl w:val="B7ACCDC4"/>
+    <w:lvl w:ilvl="0" w:tplc="04070001">
+      <w:start w:val="1"/>
+      <w:numFmt w:val="bullet"/>
+      <w:lvlText w:val=""/>
+      <w:lvlJc w:val="left"/>
+      <w:pPr>
+        <w:ind w:left="720" w:hanging="360"/>
+      </w:pPr>
+      <w:rPr>
+        <w:rFonts w:ascii="Symbol" w:hAnsi="Symbol" w:hint="default"/>
+      </w:rPr>
+    </w:lvl>
+    <w:lvl w:ilvl="1" w:tplc="04070003" w:tentative="1">
+      <w:start w:val="1"/>
+      <w:numFmt w:val="bullet"/>
+      <w:lvlText w:val="o"/>
+      <w:lvlJc w:val="left"/>
+      <w:pPr>
+        <w:ind w:left="1440" w:hanging="360"/>
+      </w:pPr>
+      <w:rPr>
+        <w:rFonts w:ascii="Courier New" w:hAnsi="Courier New" w:cs="Courier New" w:hint="default"/>
+      </w:rPr>
+    </w:lvl>
+    <w:lvl w:ilvl="2" w:tplc="04070005" w:tentative="1">
+      <w:start w:val="1"/>
+      <w:numFmt w:val="bullet"/>
+      <w:lvlText w:val=""/>
+      <w:lvlJc w:val="left"/>
+      <w:pPr>
+        <w:ind w:left="2160" w:hanging="360"/>
+      </w:pPr>
+      <w:rPr>
+        <w:rFonts w:ascii="Wingdings" w:hAnsi="Wingdings" w:hint="default"/>
+      </w:rPr>
+    </w:lvl>
+    <w:lvl w:ilvl="3" w:tplc="04070001" w:tentative="1">
+      <w:start w:val="1"/>
+      <w:numFmt w:val="bullet"/>
+      <w:lvlText w:val=""/>
+      <w:lvlJc w:val="left"/>
+      <w:pPr>
+        <w:ind w:left="2880" w:hanging="360"/>
+      </w:pPr>
+      <w:rPr>
+        <w:rFonts w:ascii="Symbol" w:hAnsi="Symbol" w:hint="default"/>
+      </w:rPr>
+    </w:lvl>
+    <w:lvl w:ilvl="4" w:tplc="04070003" w:tentative="1">
+      <w:start w:val="1"/>
+      <w:numFmt w:val="bullet"/>
+      <w:lvlText w:val="o"/>
+      <w:lvlJc w:val="left"/>
+      <w:pPr>
+        <w:ind w:left="3600" w:hanging="360"/>
+      </w:pPr>
+      <w:rPr>
+        <w:rFonts w:ascii="Courier New" w:hAnsi="Courier New" w:cs="Courier New" w:hint="default"/>
+      </w:rPr>
+    </w:lvl>
+    <w:lvl w:ilvl="5" w:tplc="04070005" w:tentative="1">
+      <w:start w:val="1"/>
+      <w:numFmt w:val="bullet"/>
+      <w:lvlText w:val=""/>
+      <w:lvlJc w:val="left"/>
+      <w:pPr>
+        <w:ind w:left="4320" w:hanging="360"/>
+      </w:pPr>
+      <w:rPr>
+        <w:rFonts w:ascii="Wingdings" w:hAnsi="Wingdings" w:hint="default"/>
+      </w:rPr>
+    </w:lvl>
+    <w:lvl w:ilvl="6" w:tplc="04070001" w:tentative="1">
+      <w:start w:val="1"/>
+      <w:numFmt w:val="bullet"/>
+      <w:lvlText w:val=""/>
+      <w:lvlJc w:val="left"/>
+      <w:pPr>
+        <w:ind w:left="5040" w:hanging="360"/>
+      </w:pPr>
+      <w:rPr>
+        <w:rFonts w:ascii="Symbol" w:hAnsi="Symbol" w:hint="default"/>
+      </w:rPr>
+    </w:lvl>
+    <w:lvl w:ilvl="7" w:tplc="04070003" w:tentative="1">
+      <w:start w:val="1"/>
+      <w:numFmt w:val="bullet"/>
+      <w:lvlText w:val="o"/>
+      <w:lvlJc w:val="left"/>
+      <w:pPr>
+        <w:ind w:left="5760" w:hanging="360"/>
+      </w:pPr>
+      <w:rPr>
+        <w:rFonts w:ascii="Courier New" w:hAnsi="Courier New" w:cs="Courier New" w:hint="default"/>
+      </w:rPr>
+    </w:lvl>
+    <w:lvl w:ilvl="8" w:tplc="04070005" w:tentative="1">
+      <w:start w:val="1"/>
+      <w:numFmt w:val="bullet"/>
+      <w:lvlText w:val=""/>
+      <w:lvlJc w:val="left"/>
+      <w:pPr>
+        <w:ind w:left="6480" w:hanging="360"/>
+      </w:pPr>
+      <w:rPr>
+        <w:rFonts w:ascii="Wingdings" w:hAnsi="Wingdings" w:hint="default"/>
+      </w:rPr>
+    </w:lvl>
+  </w:abstractNum>
+  <w:abstractNum w:abstractNumId="6" w15:restartNumberingAfterBreak="0">
+    <w:nsid w:val="6A796120"/>
+    <w:multiLevelType w:val="hybridMultilevel"/>
+    <w:tmpl w:val="A002FB12"/>
+    <w:lvl w:ilvl="0" w:tplc="04070001">
+      <w:start w:val="1"/>
+      <w:numFmt w:val="bullet"/>
+      <w:lvlText w:val=""/>
+      <w:lvlJc w:val="left"/>
+      <w:pPr>
+        <w:ind w:left="1080" w:hanging="360"/>
+      </w:pPr>
+      <w:rPr>
+        <w:rFonts w:ascii="Symbol" w:hAnsi="Symbol" w:hint="default"/>
+      </w:rPr>
+    </w:lvl>
+    <w:lvl w:ilvl="1" w:tplc="04070003" w:tentative="1">
+      <w:start w:val="1"/>
+      <w:numFmt w:val="bullet"/>
+      <w:lvlText w:val="o"/>
+      <w:lvlJc w:val="left"/>
+      <w:pPr>
+        <w:ind w:left="1800" w:hanging="360"/>
+      </w:pPr>
+      <w:rPr>
+        <w:rFonts w:ascii="Courier New" w:hAnsi="Courier New" w:cs="Courier New" w:hint="default"/>
+      </w:rPr>
+    </w:lvl>
+    <w:lvl w:ilvl="2" w:tplc="04070005" w:tentative="1">
+      <w:start w:val="1"/>
+      <w:numFmt w:val="bullet"/>
+      <w:lvlText w:val=""/>
+      <w:lvlJc w:val="left"/>
+      <w:pPr>
+        <w:ind w:left="2520" w:hanging="360"/>
+      </w:pPr>
+      <w:rPr>
+        <w:rFonts w:ascii="Wingdings" w:hAnsi="Wingdings" w:hint="default"/>
+      </w:rPr>
+    </w:lvl>
+    <w:lvl w:ilvl="3" w:tplc="04070001" w:tentative="1">
+      <w:start w:val="1"/>
+      <w:numFmt w:val="bullet"/>
+      <w:lvlText w:val=""/>
+      <w:lvlJc w:val="left"/>
+      <w:pPr>
+        <w:ind w:left="3240" w:hanging="360"/>
+      </w:pPr>
+      <w:rPr>
+        <w:rFonts w:ascii="Symbol" w:hAnsi="Symbol" w:hint="default"/>
+      </w:rPr>
+    </w:lvl>
+    <w:lvl w:ilvl="4" w:tplc="04070003" w:tentative="1">
+      <w:start w:val="1"/>
+      <w:numFmt w:val="bullet"/>
+      <w:lvlText w:val="o"/>
+      <w:lvlJc w:val="left"/>
+      <w:pPr>
+        <w:ind w:left="3960" w:hanging="360"/>
+      </w:pPr>
+      <w:rPr>
+        <w:rFonts w:ascii="Courier New" w:hAnsi="Courier New" w:cs="Courier New" w:hint="default"/>
+      </w:rPr>
+    </w:lvl>
+    <w:lvl w:ilvl="5" w:tplc="04070005" w:tentative="1">
+      <w:start w:val="1"/>
+      <w:numFmt w:val="bullet"/>
+      <w:lvlText w:val=""/>
+      <w:lvlJc w:val="left"/>
+      <w:pPr>
+        <w:ind w:left="4680" w:hanging="360"/>
+      </w:pPr>
+      <w:rPr>
+        <w:rFonts w:ascii="Wingdings" w:hAnsi="Wingdings" w:hint="default"/>
+      </w:rPr>
+    </w:lvl>
+    <w:lvl w:ilvl="6" w:tplc="04070001" w:tentative="1">
+      <w:start w:val="1"/>
+      <w:numFmt w:val="bullet"/>
+      <w:lvlText w:val=""/>
+      <w:lvlJc w:val="left"/>
+      <w:pPr>
+        <w:ind w:left="5400" w:hanging="360"/>
+      </w:pPr>
+      <w:rPr>
+        <w:rFonts w:ascii="Symbol" w:hAnsi="Symbol" w:hint="default"/>
+      </w:rPr>
+    </w:lvl>
+    <w:lvl w:ilvl="7" w:tplc="04070003" w:tentative="1">
+      <w:start w:val="1"/>
+      <w:numFmt w:val="bullet"/>
+      <w:lvlText w:val="o"/>
+      <w:lvlJc w:val="left"/>
+      <w:pPr>
+        <w:ind w:left="6120" w:hanging="360"/>
+      </w:pPr>
+      <w:rPr>
+        <w:rFonts w:ascii="Courier New" w:hAnsi="Courier New" w:cs="Courier New" w:hint="default"/>
+      </w:rPr>
+    </w:lvl>
+    <w:lvl w:ilvl="8" w:tplc="04070005" w:tentative="1">
+      <w:start w:val="1"/>
+      <w:numFmt w:val="bullet"/>
+      <w:lvlText w:val=""/>
+      <w:lvlJc w:val="left"/>
+      <w:pPr>
+        <w:ind w:left="6840" w:hanging="360"/>
+      </w:pPr>
+      <w:rPr>
+        <w:rFonts w:ascii="Wingdings" w:hAnsi="Wingdings" w:hint="default"/>
+      </w:rPr>
+    </w:lvl>
+  </w:abstractNum>
+  <w:abstractNum w:abstractNumId="7" w15:restartNumberingAfterBreak="0">
+    <w:nsid w:val="6AED615C"/>
+    <w:multiLevelType w:val="hybridMultilevel"/>
+    <w:tmpl w:val="AD808864"/>
+    <w:lvl w:ilvl="0" w:tplc="04070001">
+      <w:start w:val="1"/>
+      <w:numFmt w:val="bullet"/>
+      <w:lvlText w:val=""/>
+      <w:lvlJc w:val="left"/>
+      <w:pPr>
+        <w:ind w:left="720" w:hanging="360"/>
+      </w:pPr>
+      <w:rPr>
+        <w:rFonts w:ascii="Symbol" w:hAnsi="Symbol" w:hint="default"/>
+      </w:rPr>
+    </w:lvl>
+    <w:lvl w:ilvl="1" w:tplc="04070003" w:tentative="1">
+      <w:start w:val="1"/>
+      <w:numFmt w:val="bullet"/>
+      <w:lvlText w:val="o"/>
+      <w:lvlJc w:val="left"/>
+      <w:pPr>
+        <w:ind w:left="1440" w:hanging="360"/>
+      </w:pPr>
+      <w:rPr>
+        <w:rFonts w:ascii="Courier New" w:hAnsi="Courier New" w:cs="Courier New" w:hint="default"/>
+      </w:rPr>
+    </w:lvl>
+    <w:lvl w:ilvl="2" w:tplc="04070005" w:tentative="1">
+      <w:start w:val="1"/>
+      <w:numFmt w:val="bullet"/>
+      <w:lvlText w:val=""/>
+      <w:lvlJc w:val="left"/>
+      <w:pPr>
+        <w:ind w:left="2160" w:hanging="360"/>
+      </w:pPr>
+      <w:rPr>
+        <w:rFonts w:ascii="Wingdings" w:hAnsi="Wingdings" w:hint="default"/>
+      </w:rPr>
+    </w:lvl>
+    <w:lvl w:ilvl="3" w:tplc="04070001" w:tentative="1">
+      <w:start w:val="1"/>
+      <w:numFmt w:val="bullet"/>
+      <w:lvlText w:val=""/>
+      <w:lvlJc w:val="left"/>
+      <w:pPr>
+        <w:ind w:left="2880" w:hanging="360"/>
+      </w:pPr>
+      <w:rPr>
+        <w:rFonts w:ascii="Symbol" w:hAnsi="Symbol" w:hint="default"/>
+      </w:rPr>
+    </w:lvl>
+    <w:lvl w:ilvl="4" w:tplc="04070003" w:tentative="1">
+      <w:start w:val="1"/>
+      <w:numFmt w:val="bullet"/>
+      <w:lvlText w:val="o"/>
+      <w:lvlJc w:val="left"/>
+      <w:pPr>
+        <w:ind w:left="3600" w:hanging="360"/>
+      </w:pPr>
+      <w:rPr>
+        <w:rFonts w:ascii="Courier New" w:hAnsi="Courier New" w:cs="Courier New" w:hint="default"/>
+      </w:rPr>
+    </w:lvl>
+    <w:lvl w:ilvl="5" w:tplc="04070005" w:tentative="1">
+      <w:start w:val="1"/>
+      <w:numFmt w:val="bullet"/>
+      <w:lvlText w:val=""/>
+      <w:lvlJc w:val="left"/>
+      <w:pPr>
+        <w:ind w:left="4320" w:hanging="360"/>
+      </w:pPr>
+      <w:rPr>
+        <w:rFonts w:ascii="Wingdings" w:hAnsi="Wingdings" w:hint="default"/>
+      </w:rPr>
+    </w:lvl>
+    <w:lvl w:ilvl="6" w:tplc="04070001" w:tentative="1">
+      <w:start w:val="1"/>
+      <w:numFmt w:val="bullet"/>
+      <w:lvlText w:val=""/>
+      <w:lvlJc w:val="left"/>
+      <w:pPr>
+        <w:ind w:left="5040" w:hanging="360"/>
+      </w:pPr>
+      <w:rPr>
+        <w:rFonts w:ascii="Symbol" w:hAnsi="Symbol" w:hint="default"/>
+      </w:rPr>
+    </w:lvl>
+    <w:lvl w:ilvl="7" w:tplc="04070003" w:tentative="1">
+      <w:start w:val="1"/>
+      <w:numFmt w:val="bullet"/>
+      <w:lvlText w:val="o"/>
+      <w:lvlJc w:val="left"/>
+      <w:pPr>
+        <w:ind w:left="5760" w:hanging="360"/>
+      </w:pPr>
+      <w:rPr>
+        <w:rFonts w:ascii="Courier New" w:hAnsi="Courier New" w:cs="Courier New" w:hint="default"/>
+      </w:rPr>
+    </w:lvl>
+    <w:lvl w:ilvl="8" w:tplc="04070005" w:tentative="1">
+      <w:start w:val="1"/>
+      <w:numFmt w:val="bullet"/>
+      <w:lvlText w:val=""/>
+      <w:lvlJc w:val="left"/>
+      <w:pPr>
+        <w:ind w:left="6480" w:hanging="360"/>
+      </w:pPr>
+      <w:rPr>
+        <w:rFonts w:ascii="Wingdings" w:hAnsi="Wingdings" w:hint="default"/>
+      </w:rPr>
+    </w:lvl>
+  </w:abstractNum>
+  <w:num w:numId="1" w16cid:durableId="787815620">
+    <w:abstractNumId w:val="2"/>
+  </w:num>
+  <w:num w:numId="2" w16cid:durableId="1649360033">
+    <w:abstractNumId w:val="4"/>
+  </w:num>
+  <w:num w:numId="3" w16cid:durableId="2126147491">
     <w:abstractNumId w:val="0"/>
+  </w:num>
+  <w:num w:numId="4" w16cid:durableId="1905753164">
+    <w:abstractNumId w:val="5"/>
+  </w:num>
+  <w:num w:numId="5" w16cid:durableId="2123068708">
+    <w:abstractNumId w:val="1"/>
+  </w:num>
+  <w:num w:numId="6" w16cid:durableId="736126046">
+    <w:abstractNumId w:val="3"/>
+  </w:num>
+  <w:num w:numId="7" w16cid:durableId="1434477507">
+    <w:abstractNumId w:val="6"/>
+  </w:num>
+  <w:num w:numId="8" w16cid:durableId="1902716799">
+    <w:abstractNumId w:val="4"/>
+  </w:num>
+  <w:num w:numId="9" w16cid:durableId="1898512749">
+    <w:abstractNumId w:val="7"/>
   </w:num>
 </w:numbering>
 </file>
 
 <file path=word/styles.xml><?xml version="1.0" encoding="utf-8"?>
-<w:styles xmlns:mc="http://schemas.openxmlformats.org/markup-compatibility/2006" xmlns:r="http://schemas.openxmlformats.org/officeDocument/2006/relationships" xmlns:w="http://schemas.openxmlformats.org/wordprocessingml/2006/main" xmlns:w14="http://schemas.microsoft.com/office/word/2010/wordml" xmlns:w15="http://schemas.microsoft.com/office/word/2012/wordml" xmlns:w16se="http://schemas.microsoft.com/office/word/2015/wordml/symex" mc:Ignorable="w14 w15 w16se">
+<w:styles xmlns:mc="http://schemas.openxmlformats.org/markup-compatibility/2006" xmlns:r="http://schemas.openxmlformats.org/officeDocument/2006/relationships" xmlns:w="http://schemas.openxmlformats.org/wordprocessingml/2006/main" xmlns:w14="http://schemas.microsoft.com/office/word/2010/wordml" xmlns:w15="http://schemas.microsoft.com/office/word/2012/wordml" xmlns:w16cex="http://schemas.microsoft.com/office/word/2018/wordml/cex" xmlns:w16cid="http://schemas.microsoft.com/office/word/2016/wordml/cid" xmlns:w16="http://schemas.microsoft.com/office/word/2018/wordml" xmlns:w16du="http://schemas.microsoft.com/office/word/2023/wordml/word16du" xmlns:w16sdtdh="http://schemas.microsoft.com/office/word/2020/wordml/sdtdatahash" xmlns:w16sdtfl="http://schemas.microsoft.com/office/word/2024/wordml/sdtformatlock" xmlns:w16se="http://schemas.microsoft.com/office/word/2015/wordml/symex" mc:Ignorable="w14 w15 w16se w16cid w16 w16cex w16sdtdh w16sdtfl w16du">
   <w:docDefaults>
     <w:rPrDefault>
       <w:rPr>
@@ -1608,7 +5410,7 @@
       </w:pPr>
     </w:pPrDefault>
   </w:docDefaults>
-  <w:latentStyles w:defLockedState="0" w:defUIPriority="99" w:defSemiHidden="0" w:defUnhideWhenUsed="0" w:defQFormat="0" w:count="371">
+  <w:latentStyles w:defLockedState="0" w:defUIPriority="99" w:defSemiHidden="0" w:defUnhideWhenUsed="0" w:defQFormat="0" w:count="376">
     <w:lsdException w:name="Normal" w:uiPriority="0" w:qFormat="1"/>
     <w:lsdException w:name="heading 1" w:uiPriority="9" w:qFormat="1"/>
     <w:lsdException w:name="heading 2" w:semiHidden="1" w:uiPriority="9" w:unhideWhenUsed="1" w:qFormat="1"/>
@@ -1980,21 +5782,25 @@
     <w:lsdException w:name="List Table 5 Dark Accent 6" w:uiPriority="50"/>
     <w:lsdException w:name="List Table 6 Colorful Accent 6" w:uiPriority="51"/>
     <w:lsdException w:name="List Table 7 Colorful Accent 6" w:uiPriority="52"/>
+    <w:lsdException w:name="Mention" w:semiHidden="1" w:unhideWhenUsed="1"/>
+    <w:lsdException w:name="Smart Hyperlink" w:semiHidden="1" w:unhideWhenUsed="1"/>
+    <w:lsdException w:name="Hashtag" w:semiHidden="1" w:unhideWhenUsed="1"/>
+    <w:lsdException w:name="Unresolved Mention" w:semiHidden="1" w:unhideWhenUsed="1"/>
+    <w:lsdException w:name="Smart Link" w:semiHidden="1" w:unhideWhenUsed="1"/>
   </w:latentStyles>
-  <w:style w:type="paragraph" w:default="1" w:styleId="Normal">
+  <w:style w:type="paragraph" w:default="1" w:styleId="Standard">
     <w:name w:val="Normal"/>
     <w:qFormat/>
     <w:rPr>
       <w:lang w:val="de-DE"/>
     </w:rPr>
   </w:style>
-  <w:style w:type="character" w:default="1" w:styleId="DefaultParagraphFont">
+  <w:style w:type="character" w:default="1" w:styleId="Absatz-Standardschriftart">
     <w:name w:val="Default Paragraph Font"/>
     <w:uiPriority w:val="1"/>
-    <w:semiHidden/>
     <w:unhideWhenUsed/>
   </w:style>
-  <w:style w:type="table" w:default="1" w:styleId="TableNormal">
+  <w:style w:type="table" w:default="1" w:styleId="NormaleTabelle">
     <w:name w:val="Normal Table"/>
     <w:uiPriority w:val="99"/>
     <w:semiHidden/>
@@ -2009,15 +5815,16 @@
       </w:tblCellMar>
     </w:tblPr>
   </w:style>
-  <w:style w:type="numbering" w:default="1" w:styleId="NoList">
+  <w:style w:type="numbering" w:default="1" w:styleId="KeineListe">
     <w:name w:val="No List"/>
     <w:uiPriority w:val="99"/>
     <w:semiHidden/>
     <w:unhideWhenUsed/>
   </w:style>
-  <w:style w:type="paragraph" w:styleId="ListParagraph">
+  <w:style w:type="paragraph" w:styleId="Listenabsatz">
     <w:name w:val="List Paragraph"/>
-    <w:basedOn w:val="Normal"/>
+    <w:basedOn w:val="Standard"/>
+    <w:link w:val="ListenabsatzZchn"/>
     <w:uiPriority w:val="34"/>
     <w:qFormat/>
     <w:rsid w:val="00047398"/>
@@ -2026,7 +5833,655 @@
       <w:contextualSpacing/>
     </w:pPr>
   </w:style>
+  <w:style w:type="character" w:styleId="Platzhaltertext">
+    <w:name w:val="Placeholder Text"/>
+    <w:basedOn w:val="Absatz-Standardschriftart"/>
+    <w:uiPriority w:val="99"/>
+    <w:semiHidden/>
+    <w:rsid w:val="00F64974"/>
+    <w:rPr>
+      <w:color w:val="666666"/>
+    </w:rPr>
+  </w:style>
+  <w:style w:type="paragraph" w:customStyle="1" w:styleId="CitaviBibliographyHeading">
+    <w:name w:val="Citavi Bibliography Heading"/>
+    <w:basedOn w:val="Listenabsatz"/>
+    <w:link w:val="CitaviBibliographyHeadingZchn"/>
+    <w:uiPriority w:val="99"/>
+    <w:rsid w:val="00F64974"/>
+    <w:pPr>
+      <w:numPr>
+        <w:numId w:val="2"/>
+      </w:numPr>
+    </w:pPr>
+    <w:rPr>
+      <w:sz w:val="24"/>
+    </w:rPr>
+  </w:style>
+  <w:style w:type="character" w:customStyle="1" w:styleId="ListenabsatzZchn">
+    <w:name w:val="Listenabsatz Zchn"/>
+    <w:basedOn w:val="Absatz-Standardschriftart"/>
+    <w:link w:val="Listenabsatz"/>
+    <w:uiPriority w:val="34"/>
+    <w:rsid w:val="00F64974"/>
+    <w:rPr>
+      <w:lang w:val="de-DE"/>
+    </w:rPr>
+  </w:style>
+  <w:style w:type="character" w:customStyle="1" w:styleId="CitaviBibliographyHeadingZchn">
+    <w:name w:val="Citavi Bibliography Heading Zchn"/>
+    <w:basedOn w:val="ListenabsatzZchn"/>
+    <w:link w:val="CitaviBibliographyHeading"/>
+    <w:rsid w:val="00F64974"/>
+    <w:rPr>
+      <w:sz w:val="24"/>
+      <w:lang w:val="de-DE"/>
+    </w:rPr>
+  </w:style>
+  <w:style w:type="paragraph" w:customStyle="1" w:styleId="CitaviBibliographyEntry">
+    <w:name w:val="Citavi Bibliography Entry"/>
+    <w:basedOn w:val="Listenabsatz"/>
+    <w:link w:val="CitaviBibliographyEntryZchn"/>
+    <w:uiPriority w:val="99"/>
+    <w:rsid w:val="00F64974"/>
+    <w:pPr>
+      <w:numPr>
+        <w:numId w:val="2"/>
+      </w:numPr>
+      <w:tabs>
+        <w:tab w:val="left" w:pos="454"/>
+      </w:tabs>
+      <w:spacing w:after="0"/>
+      <w:ind w:left="454" w:hanging="454"/>
+      <w:contextualSpacing w:val="0"/>
+    </w:pPr>
+    <w:rPr>
+      <w:sz w:val="24"/>
+    </w:rPr>
+  </w:style>
+  <w:style w:type="character" w:customStyle="1" w:styleId="CitaviBibliographyEntryZchn">
+    <w:name w:val="Citavi Bibliography Entry Zchn"/>
+    <w:basedOn w:val="ListenabsatzZchn"/>
+    <w:link w:val="CitaviBibliographyEntry"/>
+    <w:uiPriority w:val="99"/>
+    <w:rsid w:val="00F64974"/>
+    <w:rPr>
+      <w:sz w:val="24"/>
+      <w:lang w:val="de-DE"/>
+    </w:rPr>
+  </w:style>
 </w:styles>
+</file>
+
+<file path=word/glossary/document.xml><?xml version="1.0" encoding="utf-8"?>
+<w:glossaryDocument xmlns:wpc="http://schemas.microsoft.com/office/word/2010/wordprocessingCanvas" xmlns:cx="http://schemas.microsoft.com/office/drawing/2014/chartex" xmlns:cx1="http://schemas.microsoft.com/office/drawing/2015/9/8/chartex" xmlns:cx2="http://schemas.microsoft.com/office/drawing/2015/10/21/chartex" xmlns:cx3="http://schemas.microsoft.com/office/drawing/2016/5/9/chartex" xmlns:cx4="http://schemas.microsoft.com/office/drawing/2016/5/10/chartex" xmlns:cx5="http://schemas.microsoft.com/office/drawing/2016/5/11/chartex" xmlns:cx6="http://schemas.microsoft.com/office/drawing/2016/5/12/chartex" xmlns:cx7="http://schemas.microsoft.com/office/drawing/2016/5/13/chartex" xmlns:cx8="http://schemas.microsoft.com/office/drawing/2016/5/14/chartex" xmlns:mc="http://schemas.openxmlformats.org/markup-compatibility/2006" xmlns:aink="http://schemas.microsoft.com/office/drawing/2016/ink" xmlns:am3d="http://schemas.microsoft.com/office/drawing/2017/model3d" xmlns:o="urn:schemas-microsoft-com:office:office" xmlns:oel="http://schemas.microsoft.com/office/2019/extlst" xmlns:r="http://schemas.openxmlformats.org/officeDocument/2006/relationships" xmlns:m="http://schemas.openxmlformats.org/officeDocument/2006/math" xmlns:v="urn:schemas-microsoft-com:vml" xmlns:wp14="http://schemas.microsoft.com/office/word/2010/wordprocessingDrawing" xmlns:wp="http://schemas.openxmlformats.org/drawingml/2006/wordprocessingDrawing" xmlns:w10="urn:schemas-microsoft-com:office:word" xmlns:w="http://schemas.openxmlformats.org/wordprocessingml/2006/main" xmlns:w14="http://schemas.microsoft.com/office/word/2010/wordml" xmlns:w15="http://schemas.microsoft.com/office/word/2012/wordml" xmlns:w16cex="http://schemas.microsoft.com/office/word/2018/wordml/cex" xmlns:w16cid="http://schemas.microsoft.com/office/word/2016/wordml/cid" xmlns:w16="http://schemas.microsoft.com/office/word/2018/wordml" xmlns:w16du="http://schemas.microsoft.com/office/word/2023/wordml/word16du" xmlns:w16sdtdh="http://schemas.microsoft.com/office/word/2020/wordml/sdtdatahash" xmlns:w16sdtfl="http://schemas.microsoft.com/office/word/2024/wordml/sdtformatlock" xmlns:w16se="http://schemas.microsoft.com/office/word/2015/wordml/symex" xmlns:wpg="http://schemas.microsoft.com/office/word/2010/wordprocessingGroup" xmlns:wpi="http://schemas.microsoft.com/office/word/2010/wordprocessingInk" xmlns:wne="http://schemas.microsoft.com/office/word/2006/wordml" xmlns:wps="http://schemas.microsoft.com/office/word/2010/wordprocessingShape" mc:Ignorable="w14 w15 w16se w16cid w16 w16cex w16sdtdh w16sdtfl w16du wp14">
+  <w:docParts>
+    <w:docPart>
+      <w:docPartPr>
+        <w:name w:val="DefaultPlaceholder_-1854013440"/>
+        <w:category>
+          <w:name w:val="Allgemein"/>
+          <w:gallery w:val="placeholder"/>
+        </w:category>
+        <w:types>
+          <w:type w:val="bbPlcHdr"/>
+        </w:types>
+        <w:behaviors>
+          <w:behavior w:val="content"/>
+        </w:behaviors>
+        <w:guid w:val="{7DF1DE10-719B-4A06-9035-74746B86DFD2}"/>
+      </w:docPartPr>
+      <w:docPartBody>
+        <w:p>
+          <w:r>
+            <w:rPr>
+              <w:rStyle w:val="Platzhaltertext"/>
+              <w:lang w:val="en-US"/>
+            </w:rPr>
+            <w:t>Klicken oder tippen Sie hier, um Text einzugeben.</w:t>
+          </w:r>
+        </w:p>
+      </w:docPartBody>
+    </w:docPart>
+  </w:docParts>
+</w:glossaryDocument>
+</file>
+
+<file path=word/glossary/fontTable.xml><?xml version="1.0" encoding="utf-8"?>
+<w:fonts xmlns:mc="http://schemas.openxmlformats.org/markup-compatibility/2006" xmlns:r="http://schemas.openxmlformats.org/officeDocument/2006/relationships" xmlns:w="http://schemas.openxmlformats.org/wordprocessingml/2006/main" xmlns:w14="http://schemas.microsoft.com/office/word/2010/wordml" xmlns:w15="http://schemas.microsoft.com/office/word/2012/wordml" xmlns:w16cex="http://schemas.microsoft.com/office/word/2018/wordml/cex" xmlns:w16cid="http://schemas.microsoft.com/office/word/2016/wordml/cid" xmlns:w16="http://schemas.microsoft.com/office/word/2018/wordml" xmlns:w16du="http://schemas.microsoft.com/office/word/2023/wordml/word16du" xmlns:w16sdtdh="http://schemas.microsoft.com/office/word/2020/wordml/sdtdatahash" xmlns:w16sdtfl="http://schemas.microsoft.com/office/word/2024/wordml/sdtformatlock" xmlns:w16se="http://schemas.microsoft.com/office/word/2015/wordml/symex" mc:Ignorable="w14 w15 w16se w16cid w16 w16cex w16sdtdh w16sdtfl w16du">
+  <w:font w:name="Symbol">
+    <w:panose1 w:val="05050102010706020507"/>
+    <w:charset w:val="02"/>
+    <w:family w:val="roman"/>
+    <w:pitch w:val="variable"/>
+    <w:sig w:usb0="00000000" w:usb1="10000000" w:usb2="00000000" w:usb3="00000000" w:csb0="80000000" w:csb1="00000000"/>
+  </w:font>
+  <w:font w:name="Times New Roman">
+    <w:panose1 w:val="02020603050405020304"/>
+    <w:charset w:val="00"/>
+    <w:family w:val="roman"/>
+    <w:pitch w:val="variable"/>
+    <w:sig w:usb0="E0002EFF" w:usb1="C000785B" w:usb2="00000009" w:usb3="00000000" w:csb0="000001FF" w:csb1="00000000"/>
+  </w:font>
+  <w:font w:name="Courier New">
+    <w:panose1 w:val="02070309020205020404"/>
+    <w:charset w:val="00"/>
+    <w:family w:val="modern"/>
+    <w:pitch w:val="fixed"/>
+    <w:sig w:usb0="E0002EFF" w:usb1="C0007843" w:usb2="00000009" w:usb3="00000000" w:csb0="000001FF" w:csb1="00000000"/>
+  </w:font>
+  <w:font w:name="Wingdings">
+    <w:panose1 w:val="05000000000000000000"/>
+    <w:charset w:val="02"/>
+    <w:family w:val="auto"/>
+    <w:pitch w:val="variable"/>
+    <w:sig w:usb0="00000000" w:usb1="10000000" w:usb2="00000000" w:usb3="00000000" w:csb0="80000000" w:csb1="00000000"/>
+  </w:font>
+  <w:font w:name="Calibri">
+    <w:panose1 w:val="020F0502020204030204"/>
+    <w:charset w:val="00"/>
+    <w:family w:val="swiss"/>
+    <w:pitch w:val="variable"/>
+    <w:sig w:usb0="E4002EFF" w:usb1="C200247B" w:usb2="00000009" w:usb3="00000000" w:csb0="000001FF" w:csb1="00000000"/>
+  </w:font>
+  <w:font w:name="Calibri Light">
+    <w:panose1 w:val="020F0302020204030204"/>
+    <w:charset w:val="00"/>
+    <w:family w:val="swiss"/>
+    <w:pitch w:val="variable"/>
+    <w:sig w:usb0="E4002EFF" w:usb1="C200247B" w:usb2="00000009" w:usb3="00000000" w:csb0="000001FF" w:csb1="00000000"/>
+  </w:font>
+</w:fonts>
+</file>
+
+<file path=word/glossary/settings.xml><?xml version="1.0" encoding="utf-8"?>
+<w:settings xmlns:mc="http://schemas.openxmlformats.org/markup-compatibility/2006" xmlns:o="urn:schemas-microsoft-com:office:office" xmlns:r="http://schemas.openxmlformats.org/officeDocument/2006/relationships" xmlns:m="http://schemas.openxmlformats.org/officeDocument/2006/math" xmlns:v="urn:schemas-microsoft-com:vml" xmlns:w10="urn:schemas-microsoft-com:office:word" xmlns:w="http://schemas.openxmlformats.org/wordprocessingml/2006/main" xmlns:w14="http://schemas.microsoft.com/office/word/2010/wordml" xmlns:w15="http://schemas.microsoft.com/office/word/2012/wordml" xmlns:w16cex="http://schemas.microsoft.com/office/word/2018/wordml/cex" xmlns:w16cid="http://schemas.microsoft.com/office/word/2016/wordml/cid" xmlns:w16="http://schemas.microsoft.com/office/word/2018/wordml" xmlns:w16du="http://schemas.microsoft.com/office/word/2023/wordml/word16du" xmlns:w16sdtdh="http://schemas.microsoft.com/office/word/2020/wordml/sdtdatahash" xmlns:w16sdtfl="http://schemas.microsoft.com/office/word/2024/wordml/sdtformatlock" xmlns:w16se="http://schemas.microsoft.com/office/word/2015/wordml/symex" xmlns:sl="http://schemas.openxmlformats.org/schemaLibrary/2006/main" mc:Ignorable="w14 w15 w16se w16cid w16 w16cex w16sdtdh w16sdtfl w16du">
+  <w:view w:val="normal"/>
+  <w:defaultTabStop w:val="708"/>
+  <w:hyphenationZone w:val="425"/>
+  <w:characterSpacingControl w:val="doNotCompress"/>
+  <w:compat>
+    <w:useFELayout/>
+    <w:compatSetting w:name="compatibilityMode" w:uri="http://schemas.microsoft.com/office/word" w:val="15"/>
+    <w:compatSetting w:name="overrideTableStyleFontSizeAndJustification" w:uri="http://schemas.microsoft.com/office/word" w:val="1"/>
+    <w:compatSetting w:name="enableOpenTypeFeatures" w:uri="http://schemas.microsoft.com/office/word" w:val="1"/>
+    <w:compatSetting w:name="doNotFlipMirrorIndents" w:uri="http://schemas.microsoft.com/office/word" w:val="1"/>
+    <w:compatSetting w:name="differentiateMultirowTableHeaders" w:uri="http://schemas.microsoft.com/office/word" w:val="1"/>
+    <w:compatSetting w:name="useWord2013TrackBottomHyphenation" w:uri="http://schemas.microsoft.com/office/word" w:val="0"/>
+  </w:compat>
+  <w:rsids>
+    <w:rsidRoot w:val="00C67D0E"/>
+    <w:rsid w:val="00A45361"/>
+    <w:rsid w:val="00BC36D6"/>
+    <w:rsid w:val="00C67D0E"/>
+  </w:rsids>
+  <m:mathPr>
+    <m:mathFont m:val="Cambria Math"/>
+    <m:brkBin m:val="before"/>
+    <m:brkBinSub m:val="--"/>
+    <m:smallFrac m:val="0"/>
+    <m:dispDef/>
+    <m:lMargin m:val="0"/>
+    <m:rMargin m:val="0"/>
+    <m:defJc m:val="centerGroup"/>
+    <m:wrapIndent m:val="1440"/>
+    <m:intLim m:val="subSup"/>
+    <m:naryLim m:val="undOvr"/>
+  </m:mathPr>
+  <w:themeFontLang w:val="de-DE"/>
+  <w:clrSchemeMapping w:bg1="light1" w:t1="dark1" w:bg2="light2" w:t2="dark2" w:accent1="accent1" w:accent2="accent2" w:accent3="accent3" w:accent4="accent4" w:accent5="accent5" w:accent6="accent6" w:hyperlink="hyperlink" w:followedHyperlink="followedHyperlink"/>
+  <w:decimalSymbol w:val=","/>
+  <w:listSeparator w:val=";"/>
+  <w15:chartTrackingRefBased/>
+</w:settings>
+</file>
+
+<file path=word/glossary/styles.xml><?xml version="1.0" encoding="utf-8"?>
+<w:styles xmlns:mc="http://schemas.openxmlformats.org/markup-compatibility/2006" xmlns:r="http://schemas.openxmlformats.org/officeDocument/2006/relationships" xmlns:w="http://schemas.openxmlformats.org/wordprocessingml/2006/main" xmlns:w14="http://schemas.microsoft.com/office/word/2010/wordml" xmlns:w15="http://schemas.microsoft.com/office/word/2012/wordml" xmlns:w16cex="http://schemas.microsoft.com/office/word/2018/wordml/cex" xmlns:w16cid="http://schemas.microsoft.com/office/word/2016/wordml/cid" xmlns:w16="http://schemas.microsoft.com/office/word/2018/wordml" xmlns:w16du="http://schemas.microsoft.com/office/word/2023/wordml/word16du" xmlns:w16sdtdh="http://schemas.microsoft.com/office/word/2020/wordml/sdtdatahash" xmlns:w16sdtfl="http://schemas.microsoft.com/office/word/2024/wordml/sdtformatlock" xmlns:w16se="http://schemas.microsoft.com/office/word/2015/wordml/symex" mc:Ignorable="w14 w15 w16se w16cid w16 w16cex w16sdtdh w16sdtfl w16du">
+  <w:docDefaults>
+    <w:rPrDefault>
+      <w:rPr>
+        <w:rFonts w:asciiTheme="minorHAnsi" w:eastAsiaTheme="minorEastAsia" w:hAnsiTheme="minorHAnsi" w:cstheme="minorBidi"/>
+        <w:kern w:val="2"/>
+        <w:sz w:val="24"/>
+        <w:szCs w:val="24"/>
+        <w:lang w:val="de-DE" w:eastAsia="de-DE" w:bidi="ar-SA"/>
+        <w14:ligatures w14:val="standardContextual"/>
+      </w:rPr>
+    </w:rPrDefault>
+    <w:pPrDefault>
+      <w:pPr>
+        <w:spacing w:after="160" w:line="278" w:lineRule="auto"/>
+      </w:pPr>
+    </w:pPrDefault>
+  </w:docDefaults>
+  <w:latentStyles w:defLockedState="0" w:defUIPriority="99" w:defSemiHidden="0" w:defUnhideWhenUsed="0" w:defQFormat="0" w:count="376">
+    <w:lsdException w:name="Normal" w:uiPriority="0" w:qFormat="1"/>
+    <w:lsdException w:name="heading 1" w:uiPriority="9" w:qFormat="1"/>
+    <w:lsdException w:name="heading 2" w:semiHidden="1" w:uiPriority="9" w:unhideWhenUsed="1" w:qFormat="1"/>
+    <w:lsdException w:name="heading 3" w:semiHidden="1" w:uiPriority="9" w:unhideWhenUsed="1" w:qFormat="1"/>
+    <w:lsdException w:name="heading 4" w:semiHidden="1" w:uiPriority="9" w:unhideWhenUsed="1" w:qFormat="1"/>
+    <w:lsdException w:name="heading 5" w:semiHidden="1" w:uiPriority="9" w:unhideWhenUsed="1" w:qFormat="1"/>
+    <w:lsdException w:name="heading 6" w:semiHidden="1" w:uiPriority="9" w:unhideWhenUsed="1" w:qFormat="1"/>
+    <w:lsdException w:name="heading 7" w:semiHidden="1" w:uiPriority="9" w:unhideWhenUsed="1" w:qFormat="1"/>
+    <w:lsdException w:name="heading 8" w:semiHidden="1" w:uiPriority="9" w:unhideWhenUsed="1" w:qFormat="1"/>
+    <w:lsdException w:name="heading 9" w:semiHidden="1" w:uiPriority="9" w:unhideWhenUsed="1" w:qFormat="1"/>
+    <w:lsdException w:name="index 1" w:semiHidden="1" w:unhideWhenUsed="1"/>
+    <w:lsdException w:name="index 2" w:semiHidden="1" w:unhideWhenUsed="1"/>
+    <w:lsdException w:name="index 3" w:semiHidden="1" w:unhideWhenUsed="1"/>
+    <w:lsdException w:name="index 4" w:semiHidden="1" w:unhideWhenUsed="1"/>
+    <w:lsdException w:name="index 5" w:semiHidden="1" w:unhideWhenUsed="1"/>
+    <w:lsdException w:name="index 6" w:semiHidden="1" w:unhideWhenUsed="1"/>
+    <w:lsdException w:name="index 7" w:semiHidden="1" w:unhideWhenUsed="1"/>
+    <w:lsdException w:name="index 8" w:semiHidden="1" w:unhideWhenUsed="1"/>
+    <w:lsdException w:name="index 9" w:semiHidden="1" w:unhideWhenUsed="1"/>
+    <w:lsdException w:name="toc 1" w:semiHidden="1" w:uiPriority="39" w:unhideWhenUsed="1"/>
+    <w:lsdException w:name="toc 2" w:semiHidden="1" w:uiPriority="39" w:unhideWhenUsed="1"/>
+    <w:lsdException w:name="toc 3" w:semiHidden="1" w:uiPriority="39" w:unhideWhenUsed="1"/>
+    <w:lsdException w:name="toc 4" w:semiHidden="1" w:uiPriority="39" w:unhideWhenUsed="1"/>
+    <w:lsdException w:name="toc 5" w:semiHidden="1" w:uiPriority="39" w:unhideWhenUsed="1"/>
+    <w:lsdException w:name="toc 6" w:semiHidden="1" w:uiPriority="39" w:unhideWhenUsed="1"/>
+    <w:lsdException w:name="toc 7" w:semiHidden="1" w:uiPriority="39" w:unhideWhenUsed="1"/>
+    <w:lsdException w:name="toc 8" w:semiHidden="1" w:uiPriority="39" w:unhideWhenUsed="1"/>
+    <w:lsdException w:name="toc 9" w:semiHidden="1" w:uiPriority="39" w:unhideWhenUsed="1"/>
+    <w:lsdException w:name="Normal Indent" w:semiHidden="1" w:unhideWhenUsed="1"/>
+    <w:lsdException w:name="footnote text" w:semiHidden="1" w:unhideWhenUsed="1"/>
+    <w:lsdException w:name="annotation text" w:semiHidden="1" w:unhideWhenUsed="1"/>
+    <w:lsdException w:name="header" w:semiHidden="1" w:unhideWhenUsed="1"/>
+    <w:lsdException w:name="footer" w:semiHidden="1" w:unhideWhenUsed="1"/>
+    <w:lsdException w:name="index heading" w:semiHidden="1" w:unhideWhenUsed="1"/>
+    <w:lsdException w:name="caption" w:semiHidden="1" w:uiPriority="35" w:unhideWhenUsed="1" w:qFormat="1"/>
+    <w:lsdException w:name="table of figures" w:semiHidden="1" w:unhideWhenUsed="1"/>
+    <w:lsdException w:name="envelope address" w:semiHidden="1" w:unhideWhenUsed="1"/>
+    <w:lsdException w:name="envelope return" w:semiHidden="1" w:unhideWhenUsed="1"/>
+    <w:lsdException w:name="footnote reference" w:semiHidden="1" w:unhideWhenUsed="1"/>
+    <w:lsdException w:name="annotation reference" w:semiHidden="1" w:unhideWhenUsed="1"/>
+    <w:lsdException w:name="line number" w:semiHidden="1" w:unhideWhenUsed="1"/>
+    <w:lsdException w:name="page number" w:semiHidden="1" w:unhideWhenUsed="1"/>
+    <w:lsdException w:name="endnote reference" w:semiHidden="1" w:unhideWhenUsed="1"/>
+    <w:lsdException w:name="endnote text" w:semiHidden="1" w:unhideWhenUsed="1"/>
+    <w:lsdException w:name="table of authorities" w:semiHidden="1" w:unhideWhenUsed="1"/>
+    <w:lsdException w:name="macro" w:semiHidden="1" w:unhideWhenUsed="1"/>
+    <w:lsdException w:name="toa heading" w:semiHidden="1" w:unhideWhenUsed="1"/>
+    <w:lsdException w:name="List" w:semiHidden="1" w:unhideWhenUsed="1"/>
+    <w:lsdException w:name="List Bullet" w:semiHidden="1" w:unhideWhenUsed="1"/>
+    <w:lsdException w:name="List Number" w:semiHidden="1" w:unhideWhenUsed="1"/>
+    <w:lsdException w:name="List 2" w:semiHidden="1" w:unhideWhenUsed="1"/>
+    <w:lsdException w:name="List 3" w:semiHidden="1" w:unhideWhenUsed="1"/>
+    <w:lsdException w:name="List 4" w:semiHidden="1" w:unhideWhenUsed="1"/>
+    <w:lsdException w:name="List 5" w:semiHidden="1" w:unhideWhenUsed="1"/>
+    <w:lsdException w:name="List Bullet 2" w:semiHidden="1" w:unhideWhenUsed="1"/>
+    <w:lsdException w:name="List Bullet 3" w:semiHidden="1" w:unhideWhenUsed="1"/>
+    <w:lsdException w:name="List Bullet 4" w:semiHidden="1" w:unhideWhenUsed="1"/>
+    <w:lsdException w:name="List Bullet 5" w:semiHidden="1" w:unhideWhenUsed="1"/>
+    <w:lsdException w:name="List Number 2" w:semiHidden="1" w:unhideWhenUsed="1"/>
+    <w:lsdException w:name="List Number 3" w:semiHidden="1" w:unhideWhenUsed="1"/>
+    <w:lsdException w:name="List Number 4" w:semiHidden="1" w:unhideWhenUsed="1"/>
+    <w:lsdException w:name="List Number 5" w:semiHidden="1" w:unhideWhenUsed="1"/>
+    <w:lsdException w:name="Title" w:uiPriority="10" w:qFormat="1"/>
+    <w:lsdException w:name="Closing" w:semiHidden="1" w:unhideWhenUsed="1"/>
+    <w:lsdException w:name="Signature" w:semiHidden="1" w:unhideWhenUsed="1"/>
+    <w:lsdException w:name="Default Paragraph Font" w:semiHidden="1" w:uiPriority="1" w:unhideWhenUsed="1"/>
+    <w:lsdException w:name="Body Text" w:semiHidden="1" w:unhideWhenUsed="1"/>
+    <w:lsdException w:name="Body Text Indent" w:semiHidden="1" w:unhideWhenUsed="1"/>
+    <w:lsdException w:name="List Continue" w:semiHidden="1" w:unhideWhenUsed="1"/>
+    <w:lsdException w:name="List Continue 2" w:semiHidden="1" w:unhideWhenUsed="1"/>
+    <w:lsdException w:name="List Continue 3" w:semiHidden="1" w:unhideWhenUsed="1"/>
+    <w:lsdException w:name="List Continue 4" w:semiHidden="1" w:unhideWhenUsed="1"/>
+    <w:lsdException w:name="List Continue 5" w:semiHidden="1" w:unhideWhenUsed="1"/>
+    <w:lsdException w:name="Message Header" w:semiHidden="1" w:unhideWhenUsed="1"/>
+    <w:lsdException w:name="Subtitle" w:uiPriority="11" w:qFormat="1"/>
+    <w:lsdException w:name="Salutation" w:semiHidden="1" w:unhideWhenUsed="1"/>
+    <w:lsdException w:name="Date" w:semiHidden="1" w:unhideWhenUsed="1"/>
+    <w:lsdException w:name="Body Text First Indent" w:semiHidden="1" w:unhideWhenUsed="1"/>
+    <w:lsdException w:name="Body Text First Indent 2" w:semiHidden="1" w:unhideWhenUsed="1"/>
+    <w:lsdException w:name="Note Heading" w:semiHidden="1" w:unhideWhenUsed="1"/>
+    <w:lsdException w:name="Body Text 2" w:semiHidden="1" w:unhideWhenUsed="1"/>
+    <w:lsdException w:name="Body Text 3" w:semiHidden="1" w:unhideWhenUsed="1"/>
+    <w:lsdException w:name="Body Text Indent 2" w:semiHidden="1" w:unhideWhenUsed="1"/>
+    <w:lsdException w:name="Body Text Indent 3" w:semiHidden="1" w:unhideWhenUsed="1"/>
+    <w:lsdException w:name="Block Text" w:semiHidden="1" w:unhideWhenUsed="1"/>
+    <w:lsdException w:name="Hyperlink" w:semiHidden="1" w:unhideWhenUsed="1"/>
+    <w:lsdException w:name="FollowedHyperlink" w:semiHidden="1" w:unhideWhenUsed="1"/>
+    <w:lsdException w:name="Strong" w:uiPriority="22" w:qFormat="1"/>
+    <w:lsdException w:name="Emphasis" w:uiPriority="20" w:qFormat="1"/>
+    <w:lsdException w:name="Document Map" w:semiHidden="1" w:unhideWhenUsed="1"/>
+    <w:lsdException w:name="Plain Text" w:semiHidden="1" w:unhideWhenUsed="1"/>
+    <w:lsdException w:name="E-mail Signature" w:semiHidden="1" w:unhideWhenUsed="1"/>
+    <w:lsdException w:name="HTML Top of Form" w:semiHidden="1" w:unhideWhenUsed="1"/>
+    <w:lsdException w:name="HTML Bottom of Form" w:semiHidden="1" w:unhideWhenUsed="1"/>
+    <w:lsdException w:name="Normal (Web)" w:semiHidden="1" w:unhideWhenUsed="1"/>
+    <w:lsdException w:name="HTML Acronym" w:semiHidden="1" w:unhideWhenUsed="1"/>
+    <w:lsdException w:name="HTML Address" w:semiHidden="1" w:unhideWhenUsed="1"/>
+    <w:lsdException w:name="HTML Cite" w:semiHidden="1" w:unhideWhenUsed="1"/>
+    <w:lsdException w:name="HTML Code" w:semiHidden="1" w:unhideWhenUsed="1"/>
+    <w:lsdException w:name="HTML Definition" w:semiHidden="1" w:unhideWhenUsed="1"/>
+    <w:lsdException w:name="HTML Keyboard" w:semiHidden="1" w:unhideWhenUsed="1"/>
+    <w:lsdException w:name="HTML Preformatted" w:semiHidden="1" w:unhideWhenUsed="1"/>
+    <w:lsdException w:name="HTML Sample" w:semiHidden="1" w:unhideWhenUsed="1"/>
+    <w:lsdException w:name="HTML Typewriter" w:semiHidden="1" w:unhideWhenUsed="1"/>
+    <w:lsdException w:name="HTML Variable" w:semiHidden="1" w:unhideWhenUsed="1"/>
+    <w:lsdException w:name="Normal Table" w:semiHidden="1" w:unhideWhenUsed="1"/>
+    <w:lsdException w:name="annotation subject" w:semiHidden="1" w:unhideWhenUsed="1"/>
+    <w:lsdException w:name="No List" w:semiHidden="1" w:unhideWhenUsed="1"/>
+    <w:lsdException w:name="Outline List 1" w:semiHidden="1" w:unhideWhenUsed="1"/>
+    <w:lsdException w:name="Outline List 2" w:semiHidden="1" w:unhideWhenUsed="1"/>
+    <w:lsdException w:name="Outline List 3" w:semiHidden="1" w:unhideWhenUsed="1"/>
+    <w:lsdException w:name="Table Simple 1" w:semiHidden="1" w:unhideWhenUsed="1"/>
+    <w:lsdException w:name="Table Simple 2" w:semiHidden="1" w:unhideWhenUsed="1"/>
+    <w:lsdException w:name="Table Simple 3" w:semiHidden="1" w:unhideWhenUsed="1"/>
+    <w:lsdException w:name="Table Classic 1" w:semiHidden="1" w:unhideWhenUsed="1"/>
+    <w:lsdException w:name="Table Classic 2" w:semiHidden="1" w:unhideWhenUsed="1"/>
+    <w:lsdException w:name="Table Classic 3" w:semiHidden="1" w:unhideWhenUsed="1"/>
+    <w:lsdException w:name="Table Classic 4" w:semiHidden="1" w:unhideWhenUsed="1"/>
+    <w:lsdException w:name="Table Colorful 1" w:semiHidden="1" w:unhideWhenUsed="1"/>
+    <w:lsdException w:name="Table Colorful 2" w:semiHidden="1" w:unhideWhenUsed="1"/>
+    <w:lsdException w:name="Table Colorful 3" w:semiHidden="1" w:unhideWhenUsed="1"/>
+    <w:lsdException w:name="Table Columns 1" w:semiHidden="1" w:unhideWhenUsed="1"/>
+    <w:lsdException w:name="Table Columns 2" w:semiHidden="1" w:unhideWhenUsed="1"/>
+    <w:lsdException w:name="Table Columns 3" w:semiHidden="1" w:unhideWhenUsed="1"/>
+    <w:lsdException w:name="Table Columns 4" w:semiHidden="1" w:unhideWhenUsed="1"/>
+    <w:lsdException w:name="Table Columns 5" w:semiHidden="1" w:unhideWhenUsed="1"/>
+    <w:lsdException w:name="Table Grid 1" w:semiHidden="1" w:unhideWhenUsed="1"/>
+    <w:lsdException w:name="Table Grid 2" w:semiHidden="1" w:unhideWhenUsed="1"/>
+    <w:lsdException w:name="Table Grid 3" w:semiHidden="1" w:unhideWhenUsed="1"/>
+    <w:lsdException w:name="Table Grid 4" w:semiHidden="1" w:unhideWhenUsed="1"/>
+    <w:lsdException w:name="Table Grid 5" w:semiHidden="1" w:unhideWhenUsed="1"/>
+    <w:lsdException w:name="Table Grid 6" w:semiHidden="1" w:unhideWhenUsed="1"/>
+    <w:lsdException w:name="Table Grid 7" w:semiHidden="1" w:unhideWhenUsed="1"/>
+    <w:lsdException w:name="Table Grid 8" w:semiHidden="1" w:unhideWhenUsed="1"/>
+    <w:lsdException w:name="Table List 1" w:semiHidden="1" w:unhideWhenUsed="1"/>
+    <w:lsdException w:name="Table List 2" w:semiHidden="1" w:unhideWhenUsed="1"/>
+    <w:lsdException w:name="Table List 3" w:semiHidden="1" w:unhideWhenUsed="1"/>
+    <w:lsdException w:name="Table List 4" w:semiHidden="1" w:unhideWhenUsed="1"/>
+    <w:lsdException w:name="Table List 5" w:semiHidden="1" w:unhideWhenUsed="1"/>
+    <w:lsdException w:name="Table List 6" w:semiHidden="1" w:unhideWhenUsed="1"/>
+    <w:lsdException w:name="Table List 7" w:semiHidden="1" w:unhideWhenUsed="1"/>
+    <w:lsdException w:name="Table List 8" w:semiHidden="1" w:unhideWhenUsed="1"/>
+    <w:lsdException w:name="Table 3D effects 1" w:semiHidden="1" w:unhideWhenUsed="1"/>
+    <w:lsdException w:name="Table 3D effects 2" w:semiHidden="1" w:unhideWhenUsed="1"/>
+    <w:lsdException w:name="Table 3D effects 3" w:semiHidden="1" w:unhideWhenUsed="1"/>
+    <w:lsdException w:name="Table Contemporary" w:semiHidden="1" w:unhideWhenUsed="1"/>
+    <w:lsdException w:name="Table Elegant" w:semiHidden="1" w:unhideWhenUsed="1"/>
+    <w:lsdException w:name="Table Professional" w:semiHidden="1" w:unhideWhenUsed="1"/>
+    <w:lsdException w:name="Table Subtle 1" w:semiHidden="1" w:unhideWhenUsed="1"/>
+    <w:lsdException w:name="Table Subtle 2" w:semiHidden="1" w:unhideWhenUsed="1"/>
+    <w:lsdException w:name="Table Web 1" w:semiHidden="1" w:unhideWhenUsed="1"/>
+    <w:lsdException w:name="Table Web 2" w:semiHidden="1" w:unhideWhenUsed="1"/>
+    <w:lsdException w:name="Table Web 3" w:semiHidden="1" w:unhideWhenUsed="1"/>
+    <w:lsdException w:name="Balloon Text" w:semiHidden="1" w:unhideWhenUsed="1"/>
+    <w:lsdException w:name="Table Grid" w:uiPriority="39"/>
+    <w:lsdException w:name="Table Theme" w:semiHidden="1" w:unhideWhenUsed="1"/>
+    <w:lsdException w:name="Placeholder Text" w:semiHidden="1"/>
+    <w:lsdException w:name="No Spacing" w:uiPriority="1" w:qFormat="1"/>
+    <w:lsdException w:name="Light Shading" w:uiPriority="60"/>
+    <w:lsdException w:name="Light List" w:uiPriority="61"/>
+    <w:lsdException w:name="Light Grid" w:uiPriority="62"/>
+    <w:lsdException w:name="Medium Shading 1" w:uiPriority="63"/>
+    <w:lsdException w:name="Medium Shading 2" w:uiPriority="64"/>
+    <w:lsdException w:name="Medium List 1" w:uiPriority="65"/>
+    <w:lsdException w:name="Medium List 2" w:uiPriority="66"/>
+    <w:lsdException w:name="Medium Grid 1" w:uiPriority="67"/>
+    <w:lsdException w:name="Medium Grid 2" w:uiPriority="68"/>
+    <w:lsdException w:name="Medium Grid 3" w:uiPriority="69"/>
+    <w:lsdException w:name="Dark List" w:uiPriority="70"/>
+    <w:lsdException w:name="Colorful Shading" w:uiPriority="71"/>
+    <w:lsdException w:name="Colorful List" w:uiPriority="72"/>
+    <w:lsdException w:name="Colorful Grid" w:uiPriority="73"/>
+    <w:lsdException w:name="Light Shading Accent 1" w:uiPriority="60"/>
+    <w:lsdException w:name="Light List Accent 1" w:uiPriority="61"/>
+    <w:lsdException w:name="Light Grid Accent 1" w:uiPriority="62"/>
+    <w:lsdException w:name="Medium Shading 1 Accent 1" w:uiPriority="63"/>
+    <w:lsdException w:name="Medium Shading 2 Accent 1" w:uiPriority="64"/>
+    <w:lsdException w:name="Medium List 1 Accent 1" w:uiPriority="65"/>
+    <w:lsdException w:name="Revision" w:semiHidden="1"/>
+    <w:lsdException w:name="List Paragraph" w:uiPriority="34" w:qFormat="1"/>
+    <w:lsdException w:name="Quote" w:uiPriority="29" w:qFormat="1"/>
+    <w:lsdException w:name="Intense Quote" w:uiPriority="30" w:qFormat="1"/>
+    <w:lsdException w:name="Medium List 2 Accent 1" w:uiPriority="66"/>
+    <w:lsdException w:name="Medium Grid 1 Accent 1" w:uiPriority="67"/>
+    <w:lsdException w:name="Medium Grid 2 Accent 1" w:uiPriority="68"/>
+    <w:lsdException w:name="Medium Grid 3 Accent 1" w:uiPriority="69"/>
+    <w:lsdException w:name="Dark List Accent 1" w:uiPriority="70"/>
+    <w:lsdException w:name="Colorful Shading Accent 1" w:uiPriority="71"/>
+    <w:lsdException w:name="Colorful List Accent 1" w:uiPriority="72"/>
+    <w:lsdException w:name="Colorful Grid Accent 1" w:uiPriority="73"/>
+    <w:lsdException w:name="Light Shading Accent 2" w:uiPriority="60"/>
+    <w:lsdException w:name="Light List Accent 2" w:uiPriority="61"/>
+    <w:lsdException w:name="Light Grid Accent 2" w:uiPriority="62"/>
+    <w:lsdException w:name="Medium Shading 1 Accent 2" w:uiPriority="63"/>
+    <w:lsdException w:name="Medium Shading 2 Accent 2" w:uiPriority="64"/>
+    <w:lsdException w:name="Medium List 1 Accent 2" w:uiPriority="65"/>
+    <w:lsdException w:name="Medium List 2 Accent 2" w:uiPriority="66"/>
+    <w:lsdException w:name="Medium Grid 1 Accent 2" w:uiPriority="67"/>
+    <w:lsdException w:name="Medium Grid 2 Accent 2" w:uiPriority="68"/>
+    <w:lsdException w:name="Medium Grid 3 Accent 2" w:uiPriority="69"/>
+    <w:lsdException w:name="Dark List Accent 2" w:uiPriority="70"/>
+    <w:lsdException w:name="Colorful Shading Accent 2" w:uiPriority="71"/>
+    <w:lsdException w:name="Colorful List Accent 2" w:uiPriority="72"/>
+    <w:lsdException w:name="Colorful Grid Accent 2" w:uiPriority="73"/>
+    <w:lsdException w:name="Light Shading Accent 3" w:uiPriority="60"/>
+    <w:lsdException w:name="Light List Accent 3" w:uiPriority="61"/>
+    <w:lsdException w:name="Light Grid Accent 3" w:uiPriority="62"/>
+    <w:lsdException w:name="Medium Shading 1 Accent 3" w:uiPriority="63"/>
+    <w:lsdException w:name="Medium Shading 2 Accent 3" w:uiPriority="64"/>
+    <w:lsdException w:name="Medium List 1 Accent 3" w:uiPriority="65"/>
+    <w:lsdException w:name="Medium List 2 Accent 3" w:uiPriority="66"/>
+    <w:lsdException w:name="Medium Grid 1 Accent 3" w:uiPriority="67"/>
+    <w:lsdException w:name="Medium Grid 2 Accent 3" w:uiPriority="68"/>
+    <w:lsdException w:name="Medium Grid 3 Accent 3" w:uiPriority="69"/>
+    <w:lsdException w:name="Dark List Accent 3" w:uiPriority="70"/>
+    <w:lsdException w:name="Colorful Shading Accent 3" w:uiPriority="71"/>
+    <w:lsdException w:name="Colorful List Accent 3" w:uiPriority="72"/>
+    <w:lsdException w:name="Colorful Grid Accent 3" w:uiPriority="73"/>
+    <w:lsdException w:name="Light Shading Accent 4" w:uiPriority="60"/>
+    <w:lsdException w:name="Light List Accent 4" w:uiPriority="61"/>
+    <w:lsdException w:name="Light Grid Accent 4" w:uiPriority="62"/>
+    <w:lsdException w:name="Medium Shading 1 Accent 4" w:uiPriority="63"/>
+    <w:lsdException w:name="Medium Shading 2 Accent 4" w:uiPriority="64"/>
+    <w:lsdException w:name="Medium List 1 Accent 4" w:uiPriority="65"/>
+    <w:lsdException w:name="Medium List 2 Accent 4" w:uiPriority="66"/>
+    <w:lsdException w:name="Medium Grid 1 Accent 4" w:uiPriority="67"/>
+    <w:lsdException w:name="Medium Grid 2 Accent 4" w:uiPriority="68"/>
+    <w:lsdException w:name="Medium Grid 3 Accent 4" w:uiPriority="69"/>
+    <w:lsdException w:name="Dark List Accent 4" w:uiPriority="70"/>
+    <w:lsdException w:name="Colorful Shading Accent 4" w:uiPriority="71"/>
+    <w:lsdException w:name="Colorful List Accent 4" w:uiPriority="72"/>
+    <w:lsdException w:name="Colorful Grid Accent 4" w:uiPriority="73"/>
+    <w:lsdException w:name="Light Shading Accent 5" w:uiPriority="60"/>
+    <w:lsdException w:name="Light List Accent 5" w:uiPriority="61"/>
+    <w:lsdException w:name="Light Grid Accent 5" w:uiPriority="62"/>
+    <w:lsdException w:name="Medium Shading 1 Accent 5" w:uiPriority="63"/>
+    <w:lsdException w:name="Medium Shading 2 Accent 5" w:uiPriority="64"/>
+    <w:lsdException w:name="Medium List 1 Accent 5" w:uiPriority="65"/>
+    <w:lsdException w:name="Medium List 2 Accent 5" w:uiPriority="66"/>
+    <w:lsdException w:name="Medium Grid 1 Accent 5" w:uiPriority="67"/>
+    <w:lsdException w:name="Medium Grid 2 Accent 5" w:uiPriority="68"/>
+    <w:lsdException w:name="Medium Grid 3 Accent 5" w:uiPriority="69"/>
+    <w:lsdException w:name="Dark List Accent 5" w:uiPriority="70"/>
+    <w:lsdException w:name="Colorful Shading Accent 5" w:uiPriority="71"/>
+    <w:lsdException w:name="Colorful List Accent 5" w:uiPriority="72"/>
+    <w:lsdException w:name="Colorful Grid Accent 5" w:uiPriority="73"/>
+    <w:lsdException w:name="Light Shading Accent 6" w:uiPriority="60"/>
+    <w:lsdException w:name="Light List Accent 6" w:uiPriority="61"/>
+    <w:lsdException w:name="Light Grid Accent 6" w:uiPriority="62"/>
+    <w:lsdException w:name="Medium Shading 1 Accent 6" w:uiPriority="63"/>
+    <w:lsdException w:name="Medium Shading 2 Accent 6" w:uiPriority="64"/>
+    <w:lsdException w:name="Medium List 1 Accent 6" w:uiPriority="65"/>
+    <w:lsdException w:name="Medium List 2 Accent 6" w:uiPriority="66"/>
+    <w:lsdException w:name="Medium Grid 1 Accent 6" w:uiPriority="67"/>
+    <w:lsdException w:name="Medium Grid 2 Accent 6" w:uiPriority="68"/>
+    <w:lsdException w:name="Medium Grid 3 Accent 6" w:uiPriority="69"/>
+    <w:lsdException w:name="Dark List Accent 6" w:uiPriority="70"/>
+    <w:lsdException w:name="Colorful Shading Accent 6" w:uiPriority="71"/>
+    <w:lsdException w:name="Colorful List Accent 6" w:uiPriority="72"/>
+    <w:lsdException w:name="Colorful Grid Accent 6" w:uiPriority="73"/>
+    <w:lsdException w:name="Subtle Emphasis" w:uiPriority="19" w:qFormat="1"/>
+    <w:lsdException w:name="Intense Emphasis" w:uiPriority="21" w:qFormat="1"/>
+    <w:lsdException w:name="Subtle Reference" w:uiPriority="31" w:qFormat="1"/>
+    <w:lsdException w:name="Intense Reference" w:uiPriority="32" w:qFormat="1"/>
+    <w:lsdException w:name="Book Title" w:uiPriority="33" w:qFormat="1"/>
+    <w:lsdException w:name="Bibliography" w:semiHidden="1" w:uiPriority="37" w:unhideWhenUsed="1"/>
+    <w:lsdException w:name="TOC Heading" w:semiHidden="1" w:uiPriority="39" w:unhideWhenUsed="1" w:qFormat="1"/>
+    <w:lsdException w:name="Plain Table 1" w:uiPriority="41"/>
+    <w:lsdException w:name="Plain Table 2" w:uiPriority="42"/>
+    <w:lsdException w:name="Plain Table 3" w:uiPriority="43"/>
+    <w:lsdException w:name="Plain Table 4" w:uiPriority="44"/>
+    <w:lsdException w:name="Plain Table 5" w:uiPriority="45"/>
+    <w:lsdException w:name="Grid Table Light" w:uiPriority="40"/>
+    <w:lsdException w:name="Grid Table 1 Light" w:uiPriority="46"/>
+    <w:lsdException w:name="Grid Table 2" w:uiPriority="47"/>
+    <w:lsdException w:name="Grid Table 3" w:uiPriority="48"/>
+    <w:lsdException w:name="Grid Table 4" w:uiPriority="49"/>
+    <w:lsdException w:name="Grid Table 5 Dark" w:uiPriority="50"/>
+    <w:lsdException w:name="Grid Table 6 Colorful" w:uiPriority="51"/>
+    <w:lsdException w:name="Grid Table 7 Colorful" w:uiPriority="52"/>
+    <w:lsdException w:name="Grid Table 1 Light Accent 1" w:uiPriority="46"/>
+    <w:lsdException w:name="Grid Table 2 Accent 1" w:uiPriority="47"/>
+    <w:lsdException w:name="Grid Table 3 Accent 1" w:uiPriority="48"/>
+    <w:lsdException w:name="Grid Table 4 Accent 1" w:uiPriority="49"/>
+    <w:lsdException w:name="Grid Table 5 Dark Accent 1" w:uiPriority="50"/>
+    <w:lsdException w:name="Grid Table 6 Colorful Accent 1" w:uiPriority="51"/>
+    <w:lsdException w:name="Grid Table 7 Colorful Accent 1" w:uiPriority="52"/>
+    <w:lsdException w:name="Grid Table 1 Light Accent 2" w:uiPriority="46"/>
+    <w:lsdException w:name="Grid Table 2 Accent 2" w:uiPriority="47"/>
+    <w:lsdException w:name="Grid Table 3 Accent 2" w:uiPriority="48"/>
+    <w:lsdException w:name="Grid Table 4 Accent 2" w:uiPriority="49"/>
+    <w:lsdException w:name="Grid Table 5 Dark Accent 2" w:uiPriority="50"/>
+    <w:lsdException w:name="Grid Table 6 Colorful Accent 2" w:uiPriority="51"/>
+    <w:lsdException w:name="Grid Table 7 Colorful Accent 2" w:uiPriority="52"/>
+    <w:lsdException w:name="Grid Table 1 Light Accent 3" w:uiPriority="46"/>
+    <w:lsdException w:name="Grid Table 2 Accent 3" w:uiPriority="47"/>
+    <w:lsdException w:name="Grid Table 3 Accent 3" w:uiPriority="48"/>
+    <w:lsdException w:name="Grid Table 4 Accent 3" w:uiPriority="49"/>
+    <w:lsdException w:name="Grid Table 5 Dark Accent 3" w:uiPriority="50"/>
+    <w:lsdException w:name="Grid Table 6 Colorful Accent 3" w:uiPriority="51"/>
+    <w:lsdException w:name="Grid Table 7 Colorful Accent 3" w:uiPriority="52"/>
+    <w:lsdException w:name="Grid Table 1 Light Accent 4" w:uiPriority="46"/>
+    <w:lsdException w:name="Grid Table 2 Accent 4" w:uiPriority="47"/>
+    <w:lsdException w:name="Grid Table 3 Accent 4" w:uiPriority="48"/>
+    <w:lsdException w:name="Grid Table 4 Accent 4" w:uiPriority="49"/>
+    <w:lsdException w:name="Grid Table 5 Dark Accent 4" w:uiPriority="50"/>
+    <w:lsdException w:name="Grid Table 6 Colorful Accent 4" w:uiPriority="51"/>
+    <w:lsdException w:name="Grid Table 7 Colorful Accent 4" w:uiPriority="52"/>
+    <w:lsdException w:name="Grid Table 1 Light Accent 5" w:uiPriority="46"/>
+    <w:lsdException w:name="Grid Table 2 Accent 5" w:uiPriority="47"/>
+    <w:lsdException w:name="Grid Table 3 Accent 5" w:uiPriority="48"/>
+    <w:lsdException w:name="Grid Table 4 Accent 5" w:uiPriority="49"/>
+    <w:lsdException w:name="Grid Table 5 Dark Accent 5" w:uiPriority="50"/>
+    <w:lsdException w:name="Grid Table 6 Colorful Accent 5" w:uiPriority="51"/>
+    <w:lsdException w:name="Grid Table 7 Colorful Accent 5" w:uiPriority="52"/>
+    <w:lsdException w:name="Grid Table 1 Light Accent 6" w:uiPriority="46"/>
+    <w:lsdException w:name="Grid Table 2 Accent 6" w:uiPriority="47"/>
+    <w:lsdException w:name="Grid Table 3 Accent 6" w:uiPriority="48"/>
+    <w:lsdException w:name="Grid Table 4 Accent 6" w:uiPriority="49"/>
+    <w:lsdException w:name="Grid Table 5 Dark Accent 6" w:uiPriority="50"/>
+    <w:lsdException w:name="Grid Table 6 Colorful Accent 6" w:uiPriority="51"/>
+    <w:lsdException w:name="Grid Table 7 Colorful Accent 6" w:uiPriority="52"/>
+    <w:lsdException w:name="List Table 1 Light" w:uiPriority="46"/>
+    <w:lsdException w:name="List Table 2" w:uiPriority="47"/>
+    <w:lsdException w:name="List Table 3" w:uiPriority="48"/>
+    <w:lsdException w:name="List Table 4" w:uiPriority="49"/>
+    <w:lsdException w:name="List Table 5 Dark" w:uiPriority="50"/>
+    <w:lsdException w:name="List Table 6 Colorful" w:uiPriority="51"/>
+    <w:lsdException w:name="List Table 7 Colorful" w:uiPriority="52"/>
+    <w:lsdException w:name="List Table 1 Light Accent 1" w:uiPriority="46"/>
+    <w:lsdException w:name="List Table 2 Accent 1" w:uiPriority="47"/>
+    <w:lsdException w:name="List Table 3 Accent 1" w:uiPriority="48"/>
+    <w:lsdException w:name="List Table 4 Accent 1" w:uiPriority="49"/>
+    <w:lsdException w:name="List Table 5 Dark Accent 1" w:uiPriority="50"/>
+    <w:lsdException w:name="List Table 6 Colorful Accent 1" w:uiPriority="51"/>
+    <w:lsdException w:name="List Table 7 Colorful Accent 1" w:uiPriority="52"/>
+    <w:lsdException w:name="List Table 1 Light Accent 2" w:uiPriority="46"/>
+    <w:lsdException w:name="List Table 2 Accent 2" w:uiPriority="47"/>
+    <w:lsdException w:name="List Table 3 Accent 2" w:uiPriority="48"/>
+    <w:lsdException w:name="List Table 4 Accent 2" w:uiPriority="49"/>
+    <w:lsdException w:name="List Table 5 Dark Accent 2" w:uiPriority="50"/>
+    <w:lsdException w:name="List Table 6 Colorful Accent 2" w:uiPriority="51"/>
+    <w:lsdException w:name="List Table 7 Colorful Accent 2" w:uiPriority="52"/>
+    <w:lsdException w:name="List Table 1 Light Accent 3" w:uiPriority="46"/>
+    <w:lsdException w:name="List Table 2 Accent 3" w:uiPriority="47"/>
+    <w:lsdException w:name="List Table 3 Accent 3" w:uiPriority="48"/>
+    <w:lsdException w:name="List Table 4 Accent 3" w:uiPriority="49"/>
+    <w:lsdException w:name="List Table 5 Dark Accent 3" w:uiPriority="50"/>
+    <w:lsdException w:name="List Table 6 Colorful Accent 3" w:uiPriority="51"/>
+    <w:lsdException w:name="List Table 7 Colorful Accent 3" w:uiPriority="52"/>
+    <w:lsdException w:name="List Table 1 Light Accent 4" w:uiPriority="46"/>
+    <w:lsdException w:name="List Table 2 Accent 4" w:uiPriority="47"/>
+    <w:lsdException w:name="List Table 3 Accent 4" w:uiPriority="48"/>
+    <w:lsdException w:name="List Table 4 Accent 4" w:uiPriority="49"/>
+    <w:lsdException w:name="List Table 5 Dark Accent 4" w:uiPriority="50"/>
+    <w:lsdException w:name="List Table 6 Colorful Accent 4" w:uiPriority="51"/>
+    <w:lsdException w:name="List Table 7 Colorful Accent 4" w:uiPriority="52"/>
+    <w:lsdException w:name="List Table 1 Light Accent 5" w:uiPriority="46"/>
+    <w:lsdException w:name="List Table 2 Accent 5" w:uiPriority="47"/>
+    <w:lsdException w:name="List Table 3 Accent 5" w:uiPriority="48"/>
+    <w:lsdException w:name="List Table 4 Accent 5" w:uiPriority="49"/>
+    <w:lsdException w:name="List Table 5 Dark Accent 5" w:uiPriority="50"/>
+    <w:lsdException w:name="List Table 6 Colorful Accent 5" w:uiPriority="51"/>
+    <w:lsdException w:name="List Table 7 Colorful Accent 5" w:uiPriority="52"/>
+    <w:lsdException w:name="List Table 1 Light Accent 6" w:uiPriority="46"/>
+    <w:lsdException w:name="List Table 2 Accent 6" w:uiPriority="47"/>
+    <w:lsdException w:name="List Table 3 Accent 6" w:uiPriority="48"/>
+    <w:lsdException w:name="List Table 4 Accent 6" w:uiPriority="49"/>
+    <w:lsdException w:name="List Table 5 Dark Accent 6" w:uiPriority="50"/>
+    <w:lsdException w:name="List Table 6 Colorful Accent 6" w:uiPriority="51"/>
+    <w:lsdException w:name="List Table 7 Colorful Accent 6" w:uiPriority="52"/>
+    <w:lsdException w:name="Mention" w:semiHidden="1" w:unhideWhenUsed="1"/>
+    <w:lsdException w:name="Smart Hyperlink" w:semiHidden="1" w:unhideWhenUsed="1"/>
+    <w:lsdException w:name="Hashtag" w:semiHidden="1" w:unhideWhenUsed="1"/>
+    <w:lsdException w:name="Unresolved Mention" w:semiHidden="1" w:unhideWhenUsed="1"/>
+    <w:lsdException w:name="Smart Link" w:semiHidden="1" w:unhideWhenUsed="1"/>
+  </w:latentStyles>
+  <w:style w:type="paragraph" w:default="1" w:styleId="Standard">
+    <w:name w:val="Normal"/>
+    <w:qFormat/>
+  </w:style>
+  <w:style w:type="character" w:default="1" w:styleId="Absatz-Standardschriftart">
+    <w:name w:val="Default Paragraph Font"/>
+    <w:uiPriority w:val="1"/>
+    <w:semiHidden/>
+    <w:unhideWhenUsed/>
+  </w:style>
+  <w:style w:type="table" w:default="1" w:styleId="NormaleTabelle">
+    <w:name w:val="Normal Table"/>
+    <w:uiPriority w:val="99"/>
+    <w:semiHidden/>
+    <w:unhideWhenUsed/>
+    <w:tblPr>
+      <w:tblInd w:w="0" w:type="dxa"/>
+      <w:tblCellMar>
+        <w:top w:w="0" w:type="dxa"/>
+        <w:left w:w="108" w:type="dxa"/>
+        <w:bottom w:w="0" w:type="dxa"/>
+        <w:right w:w="108" w:type="dxa"/>
+      </w:tblCellMar>
+    </w:tblPr>
+  </w:style>
+  <w:style w:type="numbering" w:default="1" w:styleId="KeineListe">
+    <w:name w:val="No List"/>
+    <w:uiPriority w:val="99"/>
+    <w:semiHidden/>
+    <w:unhideWhenUsed/>
+  </w:style>
+  <w:style w:type="character" w:styleId="Platzhaltertext">
+    <w:name w:val="Placeholder Text"/>
+    <w:basedOn w:val="Absatz-Standardschriftart"/>
+    <w:uiPriority w:val="99"/>
+    <w:semiHidden/>
+    <w:rsid w:val="00C67D0E"/>
+    <w:rPr>
+      <w:color w:val="666666"/>
+    </w:rPr>
+  </w:style>
+</w:styles>
+</file>
+
+<file path=word/glossary/webSettings.xml><?xml version="1.0" encoding="utf-8"?>
+<w:webSettings xmlns:mc="http://schemas.openxmlformats.org/markup-compatibility/2006" xmlns:r="http://schemas.openxmlformats.org/officeDocument/2006/relationships" xmlns:w="http://schemas.openxmlformats.org/wordprocessingml/2006/main" xmlns:w14="http://schemas.microsoft.com/office/word/2010/wordml" xmlns:w15="http://schemas.microsoft.com/office/word/2012/wordml" xmlns:w16cex="http://schemas.microsoft.com/office/word/2018/wordml/cex" xmlns:w16cid="http://schemas.microsoft.com/office/word/2016/wordml/cid" xmlns:w16="http://schemas.microsoft.com/office/word/2018/wordml" xmlns:w16du="http://schemas.microsoft.com/office/word/2023/wordml/word16du" xmlns:w16sdtdh="http://schemas.microsoft.com/office/word/2020/wordml/sdtdatahash" xmlns:w16sdtfl="http://schemas.microsoft.com/office/word/2024/wordml/sdtformatlock" xmlns:w16se="http://schemas.microsoft.com/office/word/2015/wordml/symex" mc:Ignorable="w14 w15 w16se w16cid w16 w16cex w16sdtdh w16sdtfl w16du">
+  <w:optimizeForBrowser/>
+  <w:allowPNG/>
+</w:webSettings>
 </file>
 
 <file path=word/theme/theme1.xml><?xml version="1.0" encoding="utf-8"?>
